--- a/docs/STATUS_LABORATORIO.docx
+++ b/docs/STATUS_LABORATORIO.docx
@@ -2,49 +2,14 @@
 <file path=word/document.xml><?xml version="1.0" encoding="utf-8"?>
 <w:document xmlns:w="http://schemas.openxmlformats.org/wordprocessingml/2006/main" xmlns:m="http://schemas.openxmlformats.org/officeDocument/2006/math" xmlns:r="http://schemas.openxmlformats.org/officeDocument/2006/relationships" xmlns:o="urn:schemas-microsoft-com:office:office" xmlns:v="urn:schemas-microsoft-com:vml" xmlns:w10="urn:schemas-microsoft-com:office:word" xmlns:a="http://schemas.openxmlformats.org/drawingml/2006/main" xmlns:pic="http://schemas.openxmlformats.org/drawingml/2006/picture" xmlns:wp="http://schemas.openxmlformats.org/drawingml/2006/wordprocessingDrawing">
   <w:body>
-    <w:p>
-      <w:pPr>
-        <w:pStyle w:val="Title"/>
-      </w:pPr>
-      <w:r>
-        <w:t xml:space="preserve">Status do Laboratório</w:t>
-      </w:r>
-    </w:p>
-    <w:sdt>
-      <w:sdtPr>
-        <w:docPartObj>
-          <w:docPartGallery w:val="Table of Contents"/>
-          <w:docPartUnique/>
-        </w:docPartObj>
-      </w:sdtPr>
-      <w:sdtContent>
-        <w:p>
-          <w:pPr>
-            <w:pStyle w:val="TOCHeading"/>
-          </w:pPr>
-          <w:r>
-            <w:t xml:space="preserve">Table of Contents</w:t>
-          </w:r>
-        </w:p>
-        <w:p>
-          <w:r>
-            <w:fldChar w:fldCharType="begin" w:dirty="true"/>
-            <w:instrText xml:space="preserve">TOC \o "1-2" \h \z \u</w:instrText>
-            <w:fldChar w:fldCharType="separate"/>
-            <w:fldChar w:fldCharType="end"/>
-          </w:r>
-        </w:p>
-      </w:sdtContent>
-    </w:sdt>
+    <w:bookmarkStart w:id="20" w:name="Xf39a6ac7a3c17780114ec8a71ff0c7546d26cbc"/>
     <w:p>
       <w:pPr>
         <w:pStyle w:val="Heading1"/>
       </w:pPr>
-      <w:bookmarkStart w:id="20" w:name="X8d30ff7a420e70fec03f1a7d2131c760b89e221"/>
       <w:r>
         <w:t xml:space="preserve">Status do Laboratório — onde paramos e como continuar</w:t>
       </w:r>
-      <w:bookmarkEnd w:id="20"/>
     </w:p>
     <w:p>
       <w:pPr>
@@ -53,6 +18,7 @@
       <w:r>
         <w:rPr>
           <w:b/>
+          <w:bCs/>
         </w:rPr>
         <w:t xml:space="preserve">Leia este arquivo primeiro, antes de qualquer outro documento.</w:t>
       </w:r>
@@ -76,6 +42,7 @@
       <w:r>
         <w:rPr>
           <w:b/>
+          <w:bCs/>
         </w:rPr>
         <w:t xml:space="preserve">atualize este arquivo antes de terminar a sessão</w:t>
       </w:r>
@@ -90,15 +57,14 @@
         </w:pict>
       </w:r>
     </w:p>
+    <w:bookmarkStart w:id="9" w:name="X217733feab35015c3569c96f39cc8f3d28a4d00"/>
     <w:p>
       <w:pPr>
         <w:pStyle w:val="Heading2"/>
       </w:pPr>
-      <w:bookmarkStart w:id="21" w:name="o-que-é-este-laboratório"/>
       <w:r>
         <w:t xml:space="preserve">1. O que é este laboratório</w:t>
       </w:r>
-      <w:bookmarkEnd w:id="21"/>
     </w:p>
     <w:p>
       <w:pPr>
@@ -110,75 +76,77 @@
     </w:p>
     <w:p>
       <w:pPr>
+        <w:pStyle w:val="Compact"/>
         <w:numPr>
           <w:ilvl w:val="0"/>
           <w:numId w:val="1001"/>
         </w:numPr>
+      </w:pPr>
+      <w:r>
+        <w:t xml:space="preserve">Como o Claude Code funciona no dia a dia (skills, agentes, hooks) — trabalho de sessões anteriores, documentado em</w:t>
+      </w:r>
+      <w:r>
+        <w:t xml:space="preserve"> </w:t>
+      </w:r>
+      <w:r>
+        <w:rPr>
+          <w:rStyle w:val="VerbatimChar"/>
+        </w:rPr>
+        <w:t xml:space="preserve">docs/PROJECT_CONTEXT.md</w:t>
+      </w:r>
+      <w:r>
+        <w:t xml:space="preserve"> </w:t>
+      </w:r>
+      <w:r>
+        <w:t xml:space="preserve">e</w:t>
+      </w:r>
+      <w:r>
+        <w:t xml:space="preserve"> </w:t>
+      </w:r>
+      <w:r>
+        <w:rPr>
+          <w:rStyle w:val="VerbatimChar"/>
+        </w:rPr>
+        <w:t xml:space="preserve">DOCS.md</w:t>
+      </w:r>
+      <w:r>
+        <w:t xml:space="preserve">.</w:t>
+      </w:r>
+    </w:p>
+    <w:p>
+      <w:pPr>
         <w:pStyle w:val="Compact"/>
-      </w:pPr>
-      <w:r>
-        <w:t xml:space="preserve">Como o Claude Code funciona no dia a dia (skills, agentes, hooks) — trabalho de sessões anteriores, documentado em</w:t>
-      </w:r>
-      <w:r>
-        <w:t xml:space="preserve"> </w:t>
-      </w:r>
-      <w:r>
-        <w:rPr>
-          <w:rStyle w:val="VerbatimChar"/>
-        </w:rPr>
-        <w:t xml:space="preserve">docs/PROJECT_CONTEXT.md</w:t>
-      </w:r>
-      <w:r>
-        <w:t xml:space="preserve"> </w:t>
-      </w:r>
-      <w:r>
-        <w:t xml:space="preserve">e</w:t>
-      </w:r>
-      <w:r>
-        <w:t xml:space="preserve"> </w:t>
-      </w:r>
-      <w:r>
-        <w:rPr>
-          <w:rStyle w:val="VerbatimChar"/>
-        </w:rPr>
-        <w:t xml:space="preserve">DOCS.md</w:t>
-      </w:r>
-      <w:r>
-        <w:t xml:space="preserve">.</w:t>
-      </w:r>
-    </w:p>
-    <w:p>
-      <w:pPr>
         <w:numPr>
           <w:ilvl w:val="0"/>
           <w:numId w:val="1001"/>
         </w:numPr>
+      </w:pPr>
+      <w:r>
+        <w:rPr>
+          <w:b/>
+          <w:bCs/>
+        </w:rPr>
+        <w:t xml:space="preserve">DevOps e esteira de CI/CD</w:t>
+      </w:r>
+      <w:r>
+        <w:t xml:space="preserve"> </w:t>
+      </w:r>
+      <w:r>
+        <w:t xml:space="preserve">— o que é, boas práticas, e uma esteira real implementada com GitHub Actions.</w:t>
+      </w:r>
+    </w:p>
+    <w:p>
+      <w:pPr>
         <w:pStyle w:val="Compact"/>
-      </w:pPr>
-      <w:r>
-        <w:rPr>
-          <w:b/>
-        </w:rPr>
-        <w:t xml:space="preserve">DevOps e esteira de CI/CD</w:t>
-      </w:r>
-      <w:r>
-        <w:t xml:space="preserve"> </w:t>
-      </w:r>
-      <w:r>
-        <w:t xml:space="preserve">— o que é, boas práticas, e uma esteira real implementada com GitHub Actions.</w:t>
-      </w:r>
-    </w:p>
-    <w:p>
-      <w:pPr>
         <w:numPr>
           <w:ilvl w:val="0"/>
           <w:numId w:val="1001"/>
         </w:numPr>
-        <w:pStyle w:val="Compact"/>
       </w:pPr>
       <w:r>
         <w:rPr>
           <w:b/>
+          <w:bCs/>
         </w:rPr>
         <w:t xml:space="preserve">Trabalho em equipe na esteira</w:t>
       </w:r>
@@ -194,22 +162,32 @@
         <w:pStyle w:val="FirstParagraph"/>
       </w:pPr>
       <w:r>
-        <w:t xml:space="preserve">As partes 2 e 3 são o trabalho mais recente (documentado abaixo) e ainda</w:t>
-      </w:r>
-      <w:r>
-        <w:t xml:space="preserve"> </w:t>
+        <w:t xml:space="preserve">As partes 2 e 3 são o trabalho mais recente (documentado abaixo). Desde 2026-09-24 o projeto está no GitHub:</w:t>
+      </w:r>
+      <w:r>
+        <w:t xml:space="preserve"> </w:t>
+      </w:r>
+      <w:r>
+        <w:rPr>
+          <w:rStyle w:val="VerbatimChar"/>
+        </w:rPr>
+        <w:t xml:space="preserve">ScaTecnologia/laboratorio-claude-code</w:t>
+      </w:r>
+      <w:r>
+        <w:t xml:space="preserve"> </w:t>
+      </w:r>
+      <w:r>
+        <w:t xml:space="preserve">(</w:t>
       </w:r>
       <w:r>
         <w:rPr>
           <w:b/>
-        </w:rPr>
-        <w:t xml:space="preserve">não foram levadas para um repositório remoto real</w:t>
-      </w:r>
-      <w:r>
-        <w:t xml:space="preserve"> </w:t>
-      </w:r>
-      <w:r>
-        <w:t xml:space="preserve">— tudo existe localmente até agora.</w:t>
+          <w:bCs/>
+        </w:rPr>
+        <w:t xml:space="preserve">público</w:t>
+      </w:r>
+      <w:r>
+        <w:t xml:space="preserve">).</w:t>
       </w:r>
     </w:p>
     <w:p>
@@ -219,21 +197,21 @@
         </w:pict>
       </w:r>
     </w:p>
+    <w:bookmarkEnd w:id="9"/>
+    <w:bookmarkStart w:id="14" w:name="X3f9b7c793df2b26aed7cc833616172b9f6ada8d"/>
     <w:p>
       <w:pPr>
         <w:pStyle w:val="Heading2"/>
       </w:pPr>
-      <w:bookmarkStart w:id="22" w:name="o-que-já-está-pronto-não-precisa-refazer"/>
       <w:r>
         <w:t xml:space="preserve">2. O que já está pronto (não precisa refazer)</w:t>
       </w:r>
-      <w:bookmarkEnd w:id="22"/>
-    </w:p>
+    </w:p>
+    <w:bookmarkStart w:id="10" w:name="documentação-teoria--prático-em-docs"/>
     <w:p>
       <w:pPr>
         <w:pStyle w:val="Heading3"/>
       </w:pPr>
-      <w:bookmarkStart w:id="23" w:name="documentação-teoria-prático-em-docs"/>
       <w:r>
         <w:t xml:space="preserve">Documentação (teoria + prático), em</w:t>
       </w:r>
@@ -246,13 +224,12 @@
         </w:rPr>
         <w:t xml:space="preserve">docs/</w:t>
       </w:r>
-      <w:bookmarkEnd w:id="23"/>
     </w:p>
     <w:tbl>
       <w:tblPr>
         <w:tblStyle w:val="Table"/>
-        <w:tblW w:type="pct" w:w="5000.0"/>
-        <w:tblLook w:firstRow="1"/>
+        <w:tblW w:type="auto" w:w="0"/>
+        <w:tblLook w:firstRow="1" w:lastRow="0" w:firstColumn="0" w:lastColumn="0" w:noHBand="0" w:noVBand="0" w:val="0020"/>
       </w:tblPr>
       <w:tblGrid>
         <w:gridCol w:w="3960"/>
@@ -260,19 +237,13 @@
       </w:tblGrid>
       <w:tr>
         <w:trPr>
-          <w:cnfStyle w:firstRow="1"/>
+          <w:tblHeader w:val="on"/>
         </w:trPr>
         <w:tc>
-          <w:tcPr>
-            <w:tcBorders>
-              <w:bottom w:val="single"/>
-            </w:tcBorders>
-            <w:vAlign w:val="bottom"/>
-          </w:tcPr>
+          <w:tcPr/>
           <w:p>
             <w:pPr>
               <w:pStyle w:val="Compact"/>
-              <w:jc w:val="left"/>
             </w:pPr>
             <w:r>
               <w:t xml:space="preserve">Arquivo</w:t>
@@ -280,16 +251,10 @@
           </w:p>
         </w:tc>
         <w:tc>
-          <w:tcPr>
-            <w:tcBorders>
-              <w:bottom w:val="single"/>
-            </w:tcBorders>
-            <w:vAlign w:val="bottom"/>
-          </w:tcPr>
+          <w:tcPr/>
           <w:p>
             <w:pPr>
               <w:pStyle w:val="Compact"/>
-              <w:jc w:val="left"/>
             </w:pPr>
             <w:r>
               <w:t xml:space="preserve">Conteúdo</w:t>
@@ -299,10 +264,10 @@
       </w:tr>
       <w:tr>
         <w:tc>
+          <w:tcPr/>
           <w:p>
             <w:pPr>
               <w:pStyle w:val="Compact"/>
-              <w:jc w:val="left"/>
             </w:pPr>
             <w:r>
               <w:rPr>
@@ -331,10 +296,10 @@
           </w:p>
         </w:tc>
         <w:tc>
+          <w:tcPr/>
           <w:p>
             <w:pPr>
               <w:pStyle w:val="Compact"/>
-              <w:jc w:val="left"/>
             </w:pPr>
             <w:r>
               <w:t xml:space="preserve">O que é DevOps, CALMS, métricas DORA, ferramentas de mercado por etapa da esteira</w:t>
@@ -344,10 +309,10 @@
       </w:tr>
       <w:tr>
         <w:tc>
+          <w:tcPr/>
           <w:p>
             <w:pPr>
               <w:pStyle w:val="Compact"/>
-              <w:jc w:val="left"/>
             </w:pPr>
             <w:r>
               <w:rPr>
@@ -376,10 +341,10 @@
           </w:p>
         </w:tc>
         <w:tc>
+          <w:tcPr/>
           <w:p>
             <w:pPr>
               <w:pStyle w:val="Compact"/>
-              <w:jc w:val="left"/>
             </w:pPr>
             <w:r>
               <w:t xml:space="preserve">Passo a passo de como a esteira de CI/CD deste projeto foi implementada</w:t>
@@ -389,10 +354,10 @@
       </w:tr>
       <w:tr>
         <w:tc>
+          <w:tcPr/>
           <w:p>
             <w:pPr>
               <w:pStyle w:val="Compact"/>
-              <w:jc w:val="left"/>
             </w:pPr>
             <w:r>
               <w:rPr>
@@ -403,10 +368,10 @@
           </w:p>
         </w:tc>
         <w:tc>
+          <w:tcPr/>
           <w:p>
             <w:pPr>
               <w:pStyle w:val="Compact"/>
-              <w:jc w:val="left"/>
             </w:pPr>
             <w:r>
               <w:t xml:space="preserve">Prompt-modelo para começar outros projetos já com CI/CD pensado</w:t>
@@ -416,10 +381,10 @@
       </w:tr>
       <w:tr>
         <w:tc>
+          <w:tcPr/>
           <w:p>
             <w:pPr>
               <w:pStyle w:val="Compact"/>
-              <w:jc w:val="left"/>
             </w:pPr>
             <w:r>
               <w:rPr>
@@ -448,10 +413,10 @@
           </w:p>
         </w:tc>
         <w:tc>
+          <w:tcPr/>
           <w:p>
             <w:pPr>
               <w:pStyle w:val="Compact"/>
-              <w:jc w:val="left"/>
             </w:pPr>
             <w:r>
               <w:t xml:space="preserve">Branching, CODEOWNERS, branch protection, o que é/como resolver conflito de merge</w:t>
@@ -461,10 +426,10 @@
       </w:tr>
       <w:tr>
         <w:tc>
+          <w:tcPr/>
           <w:p>
             <w:pPr>
               <w:pStyle w:val="Compact"/>
-              <w:jc w:val="left"/>
             </w:pPr>
             <w:r>
               <w:rPr>
@@ -493,10 +458,10 @@
           </w:p>
         </w:tc>
         <w:tc>
+          <w:tcPr/>
           <w:p>
             <w:pPr>
               <w:pStyle w:val="Compact"/>
-              <w:jc w:val="left"/>
             </w:pPr>
             <w:r>
               <w:t xml:space="preserve">Exercício prático com comandos reais: 2 devs, mesmo arquivo, conflito gerado e resolvido</w:t>
@@ -506,10 +471,10 @@
       </w:tr>
       <w:tr>
         <w:tc>
+          <w:tcPr/>
           <w:p>
             <w:pPr>
               <w:pStyle w:val="Compact"/>
-              <w:jc w:val="left"/>
             </w:pPr>
             <w:r>
               <w:rPr>
@@ -538,10 +503,10 @@
           </w:p>
         </w:tc>
         <w:tc>
+          <w:tcPr/>
           <w:p>
             <w:pPr>
               <w:pStyle w:val="Compact"/>
-              <w:jc w:val="left"/>
             </w:pPr>
             <w:r>
               <w:t xml:space="preserve">Como montar o board Kanban (GitHub Projects)</w:t>
@@ -550,21 +515,21 @@
         </w:tc>
       </w:tr>
     </w:tbl>
+    <w:bookmarkEnd w:id="10"/>
+    <w:bookmarkStart w:id="11" w:name="artefatos-de-código-já-criados"/>
     <w:p>
       <w:pPr>
         <w:pStyle w:val="Heading3"/>
       </w:pPr>
-      <w:bookmarkStart w:id="24" w:name="artefatos-de-código-já-criados"/>
       <w:r>
         <w:t xml:space="preserve">Artefatos de código já criados</w:t>
       </w:r>
-      <w:bookmarkEnd w:id="24"/>
     </w:p>
     <w:tbl>
       <w:tblPr>
         <w:tblStyle w:val="Table"/>
-        <w:tblW w:type="pct" w:w="5000.0"/>
-        <w:tblLook w:firstRow="1"/>
+        <w:tblW w:type="auto" w:w="0"/>
+        <w:tblLook w:firstRow="1" w:lastRow="0" w:firstColumn="0" w:lastColumn="0" w:noHBand="0" w:noVBand="0" w:val="0020"/>
       </w:tblPr>
       <w:tblGrid>
         <w:gridCol w:w="3960"/>
@@ -572,19 +537,13 @@
       </w:tblGrid>
       <w:tr>
         <w:trPr>
-          <w:cnfStyle w:firstRow="1"/>
+          <w:tblHeader w:val="on"/>
         </w:trPr>
         <w:tc>
-          <w:tcPr>
-            <w:tcBorders>
-              <w:bottom w:val="single"/>
-            </w:tcBorders>
-            <w:vAlign w:val="bottom"/>
-          </w:tcPr>
+          <w:tcPr/>
           <w:p>
             <w:pPr>
               <w:pStyle w:val="Compact"/>
-              <w:jc w:val="left"/>
             </w:pPr>
             <w:r>
               <w:t xml:space="preserve">Categoria</w:t>
@@ -592,16 +551,10 @@
           </w:p>
         </w:tc>
         <w:tc>
-          <w:tcPr>
-            <w:tcBorders>
-              <w:bottom w:val="single"/>
-            </w:tcBorders>
-            <w:vAlign w:val="bottom"/>
-          </w:tcPr>
+          <w:tcPr/>
           <w:p>
             <w:pPr>
               <w:pStyle w:val="Compact"/>
-              <w:jc w:val="left"/>
             </w:pPr>
             <w:r>
               <w:t xml:space="preserve">Arquivos</w:t>
@@ -611,10 +564,10 @@
       </w:tr>
       <w:tr>
         <w:tc>
+          <w:tcPr/>
           <w:p>
             <w:pPr>
               <w:pStyle w:val="Compact"/>
-              <w:jc w:val="left"/>
             </w:pPr>
             <w:r>
               <w:t xml:space="preserve">Esteira CI (ativa)</w:t>
@@ -622,10 +575,10 @@
           </w:p>
         </w:tc>
         <w:tc>
+          <w:tcPr/>
           <w:p>
             <w:pPr>
               <w:pStyle w:val="Compact"/>
-              <w:jc w:val="left"/>
             </w:pPr>
             <w:r>
               <w:rPr>
@@ -656,21 +609,21 @@
       </w:tr>
       <w:tr>
         <w:tc>
+          <w:tcPr/>
           <w:p>
             <w:pPr>
               <w:pStyle w:val="Compact"/>
-              <w:jc w:val="left"/>
             </w:pPr>
             <w:r>
-              <w:t xml:space="preserve">Esteira CD (manual/inativa)</w:t>
+              <w:t xml:space="preserve">Esteira Docker</w:t>
             </w:r>
           </w:p>
         </w:tc>
         <w:tc>
+          <w:tcPr/>
           <w:p>
             <w:pPr>
               <w:pStyle w:val="Compact"/>
-              <w:jc w:val="left"/>
             </w:pPr>
             <w:r>
               <w:rPr>
@@ -682,7 +635,60 @@
               <w:t xml:space="preserve"> </w:t>
             </w:r>
             <w:r>
-              <w:t xml:space="preserve">— build → scan Trivy → publish opcional → deploy em produção opcional (exige aprovação humana no Environment</w:t>
+              <w:t xml:space="preserve">— build + scan Trivy</w:t>
+            </w:r>
+            <w:r>
+              <w:t xml:space="preserve"> </w:t>
+            </w:r>
+            <w:r>
+              <w:rPr>
+                <w:b/>
+                <w:bCs/>
+              </w:rPr>
+              <w:t xml:space="preserve">automáticos</w:t>
+            </w:r>
+            <w:r>
+              <w:t xml:space="preserve"> </w:t>
+            </w:r>
+            <w:r>
+              <w:t xml:space="preserve">em push/PR na</w:t>
+            </w:r>
+            <w:r>
+              <w:t xml:space="preserve"> </w:t>
+            </w:r>
+            <w:r>
+              <w:rPr>
+                <w:rStyle w:val="VerbatimChar"/>
+              </w:rPr>
+              <w:t xml:space="preserve">main</w:t>
+            </w:r>
+            <w:r>
+              <w:t xml:space="preserve">; publish (GHCR) e deploy em produção</w:t>
+            </w:r>
+            <w:r>
+              <w:t xml:space="preserve"> </w:t>
+            </w:r>
+            <w:r>
+              <w:rPr>
+                <w:b/>
+                <w:bCs/>
+              </w:rPr>
+              <w:t xml:space="preserve">só manuais</w:t>
+            </w:r>
+            <w:r>
+              <w:t xml:space="preserve"> </w:t>
+            </w:r>
+            <w:r>
+              <w:t xml:space="preserve">(</w:t>
+            </w:r>
+            <w:r>
+              <w:rPr>
+                <w:rStyle w:val="VerbatimChar"/>
+              </w:rPr>
+              <w:t xml:space="preserve">workflow_dispatch</w:t>
+            </w:r>
+            <w:r>
+              <w:t xml:space="preserve">, deploy exige aprovação humana no Environment</w:t>
             </w:r>
             <w:r>
               <w:t xml:space="preserve"> </w:t>
@@ -701,21 +707,31 @@
       </w:tr>
       <w:tr>
         <w:tc>
+          <w:tcPr/>
           <w:p>
             <w:pPr>
               <w:pStyle w:val="Compact"/>
-              <w:jc w:val="left"/>
             </w:pPr>
             <w:r>
-              <w:t xml:space="preserve">Containers (prontos, não usados nesta máquina)</w:t>
+              <w:t xml:space="preserve">Containers (</w:t>
+            </w:r>
+            <w:r>
+              <w:rPr>
+                <w:b/>
+                <w:bCs/>
+              </w:rPr>
+              <w:t xml:space="preserve">ativos e validados</w:t>
+            </w:r>
+            <w:r>
+              <w:t xml:space="preserve">)</w:t>
             </w:r>
           </w:p>
         </w:tc>
         <w:tc>
+          <w:tcPr/>
           <w:p>
             <w:pPr>
               <w:pStyle w:val="Compact"/>
-              <w:jc w:val="left"/>
             </w:pPr>
             <w:r>
               <w:rPr>
@@ -758,16 +774,31 @@
                 <w:rStyle w:val="VerbatimChar"/>
               </w:rPr>
               <w:t xml:space="preserve">.dockerignore</w:t>
+            </w:r>
+            <w:r>
+              <w:t xml:space="preserve"> </w:t>
+            </w:r>
+            <w:r>
+              <w:t xml:space="preserve">—</w:t>
+            </w:r>
+            <w:r>
+              <w:t xml:space="preserve"> </w:t>
+            </w:r>
+            <w:r>
+              <w:rPr>
+                <w:rStyle w:val="VerbatimChar"/>
+              </w:rPr>
+              <w:t xml:space="preserve">docker compose up --build -d</w:t>
             </w:r>
           </w:p>
         </w:tc>
       </w:tr>
       <w:tr>
         <w:tc>
+          <w:tcPr/>
           <w:p>
             <w:pPr>
               <w:pStyle w:val="Compact"/>
-              <w:jc w:val="left"/>
             </w:pPr>
             <w:r>
               <w:t xml:space="preserve">Qualidade de código</w:t>
@@ -775,10 +806,10 @@
           </w:p>
         </w:tc>
         <w:tc>
+          <w:tcPr/>
           <w:p>
             <w:pPr>
               <w:pStyle w:val="Compact"/>
-              <w:jc w:val="left"/>
             </w:pPr>
             <w:r>
               <w:rPr>
@@ -839,10 +870,10 @@
       </w:tr>
       <w:tr>
         <w:tc>
+          <w:tcPr/>
           <w:p>
             <w:pPr>
               <w:pStyle w:val="Compact"/>
-              <w:jc w:val="left"/>
             </w:pPr>
             <w:r>
               <w:t xml:space="preserve">Colaboração em equipe</w:t>
@@ -850,10 +881,10 @@
           </w:p>
         </w:tc>
         <w:tc>
+          <w:tcPr/>
           <w:p>
             <w:pPr>
               <w:pStyle w:val="Compact"/>
-              <w:jc w:val="left"/>
             </w:pPr>
             <w:r>
               <w:rPr>
@@ -914,10 +945,10 @@
       </w:tr>
       <w:tr>
         <w:tc>
+          <w:tcPr/>
           <w:p>
             <w:pPr>
               <w:pStyle w:val="Compact"/>
-              <w:jc w:val="left"/>
             </w:pPr>
             <w:r>
               <w:t xml:space="preserve">Claude Code</w:t>
@@ -925,10 +956,10 @@
           </w:p>
         </w:tc>
         <w:tc>
+          <w:tcPr/>
           <w:p>
             <w:pPr>
               <w:pStyle w:val="Compact"/>
-              <w:jc w:val="left"/>
             </w:pPr>
             <w:r>
               <w:t xml:space="preserve">Skill</w:t>
@@ -989,10 +1020,10 @@
       </w:tr>
       <w:tr>
         <w:tc>
+          <w:tcPr/>
           <w:p>
             <w:pPr>
               <w:pStyle w:val="Compact"/>
-              <w:jc w:val="left"/>
             </w:pPr>
             <w:r>
               <w:t xml:space="preserve">Visual</w:t>
@@ -1000,10 +1031,10 @@
           </w:p>
         </w:tc>
         <w:tc>
+          <w:tcPr/>
           <w:p>
             <w:pPr>
               <w:pStyle w:val="Compact"/>
-              <w:jc w:val="left"/>
             </w:pPr>
             <w:r>
               <w:t xml:space="preserve">Artifact publicado (fora do repositório) com o fluxo completo backlog→produção — link só existe na conversa onde foi gerado; se precisar de novo, peça para recriar</w:t>
@@ -1012,606 +1043,899 @@
         </w:tc>
       </w:tr>
     </w:tbl>
+    <w:bookmarkEnd w:id="11"/>
+    <w:bookmarkStart w:id="12" w:name="X4b826cd0914b7ab8ec2a22ecf30de238178e2ac"/>
     <w:p>
       <w:pPr>
         <w:pStyle w:val="Heading3"/>
       </w:pPr>
-      <w:bookmarkStart w:id="25" w:name="X4b826cd0914b7ab8ec2a22ecf30de238178e2ac"/>
       <w:r>
         <w:t xml:space="preserve">Validado nesta sessão (rodou de verdade, sem erro)</w:t>
       </w:r>
-      <w:bookmarkEnd w:id="25"/>
-    </w:p>
-    <w:p>
-      <w:pPr>
+    </w:p>
+    <w:p>
+      <w:pPr>
+        <w:pStyle w:val="Compact"/>
         <w:numPr>
           <w:ilvl w:val="0"/>
           <w:numId w:val="1002"/>
         </w:numPr>
+      </w:pPr>
+      <w:r>
+        <w:rPr>
+          <w:rStyle w:val="VerbatimChar"/>
+        </w:rPr>
+        <w:t xml:space="preserve">npm run lint</w:t>
+      </w:r>
+      <w:r>
+        <w:t xml:space="preserve"> </w:t>
+      </w:r>
+      <w:r>
+        <w:t xml:space="preserve">→ 0 erros (9 avisos em arquivos antigos, sem urgência)</w:t>
+      </w:r>
+    </w:p>
+    <w:p>
+      <w:pPr>
         <w:pStyle w:val="Compact"/>
-      </w:pPr>
-      <w:r>
-        <w:rPr>
-          <w:rStyle w:val="VerbatimChar"/>
-        </w:rPr>
-        <w:t xml:space="preserve">npm run lint</w:t>
-      </w:r>
-      <w:r>
-        <w:t xml:space="preserve"> </w:t>
-      </w:r>
-      <w:r>
-        <w:t xml:space="preserve">→ 0 erros (9 avisos em arquivos antigos, sem urgência)</w:t>
-      </w:r>
-    </w:p>
-    <w:p>
-      <w:pPr>
         <w:numPr>
           <w:ilvl w:val="0"/>
           <w:numId w:val="1002"/>
         </w:numPr>
+      </w:pPr>
+      <w:r>
+        <w:rPr>
+          <w:rStyle w:val="VerbatimChar"/>
+        </w:rPr>
+        <w:t xml:space="preserve">npm run test:unit</w:t>
+      </w:r>
+      <w:r>
+        <w:t xml:space="preserve">,</w:t>
+      </w:r>
+      <w:r>
+        <w:t xml:space="preserve"> </w:t>
+      </w:r>
+      <w:r>
+        <w:rPr>
+          <w:rStyle w:val="VerbatimChar"/>
+        </w:rPr>
+        <w:t xml:space="preserve">pytest tests/ -v</w:t>
+      </w:r>
+      <w:r>
+        <w:t xml:space="preserve"> </w:t>
+      </w:r>
+      <w:r>
+        <w:t xml:space="preserve">(6/6),</w:t>
+      </w:r>
+      <w:r>
+        <w:t xml:space="preserve"> </w:t>
+      </w:r>
+      <w:r>
+        <w:rPr>
+          <w:rStyle w:val="VerbatimChar"/>
+        </w:rPr>
+        <w:t xml:space="preserve">bandit -r src/ -q</w:t>
+      </w:r>
+      <w:r>
+        <w:t xml:space="preserve">,</w:t>
+      </w:r>
+      <w:r>
+        <w:t xml:space="preserve"> </w:t>
+      </w:r>
+      <w:r>
+        <w:rPr>
+          <w:rStyle w:val="VerbatimChar"/>
+        </w:rPr>
+        <w:t xml:space="preserve">flake8</w:t>
+      </w:r>
+      <w:r>
+        <w:t xml:space="preserve"> </w:t>
+      </w:r>
+      <w:r>
+        <w:t xml:space="preserve">→ todos passando</w:t>
+      </w:r>
+    </w:p>
+    <w:p>
+      <w:pPr>
         <w:pStyle w:val="Compact"/>
-      </w:pPr>
-      <w:r>
-        <w:rPr>
-          <w:rStyle w:val="VerbatimChar"/>
-        </w:rPr>
-        <w:t xml:space="preserve">npm run test:unit</w:t>
-      </w:r>
-      <w:r>
-        <w:t xml:space="preserve">,</w:t>
-      </w:r>
-      <w:r>
-        <w:t xml:space="preserve"> </w:t>
-      </w:r>
-      <w:r>
-        <w:rPr>
-          <w:rStyle w:val="VerbatimChar"/>
-        </w:rPr>
-        <w:t xml:space="preserve">pytest tests/ -v</w:t>
-      </w:r>
-      <w:r>
-        <w:t xml:space="preserve"> </w:t>
-      </w:r>
-      <w:r>
-        <w:t xml:space="preserve">(6/6),</w:t>
-      </w:r>
-      <w:r>
-        <w:t xml:space="preserve"> </w:t>
-      </w:r>
-      <w:r>
-        <w:rPr>
-          <w:rStyle w:val="VerbatimChar"/>
-        </w:rPr>
-        <w:t xml:space="preserve">bandit -r src/ -q</w:t>
-      </w:r>
-      <w:r>
-        <w:t xml:space="preserve">,</w:t>
-      </w:r>
-      <w:r>
-        <w:t xml:space="preserve"> </w:t>
-      </w:r>
-      <w:r>
-        <w:rPr>
-          <w:rStyle w:val="VerbatimChar"/>
-        </w:rPr>
-        <w:t xml:space="preserve">flake8</w:t>
-      </w:r>
-      <w:r>
-        <w:t xml:space="preserve"> </w:t>
-      </w:r>
-      <w:r>
-        <w:t xml:space="preserve">→ todos passando</w:t>
-      </w:r>
-    </w:p>
-    <w:p>
-      <w:pPr>
         <w:numPr>
           <w:ilvl w:val="0"/>
           <w:numId w:val="1002"/>
         </w:numPr>
+      </w:pPr>
+      <w:r>
+        <w:t xml:space="preserve">YAML dos dois workflows validado (</w:t>
+      </w:r>
+      <w:r>
+        <w:rPr>
+          <w:rStyle w:val="VerbatimChar"/>
+        </w:rPr>
+        <w:t xml:space="preserve">yaml.safe_load</w:t>
+      </w:r>
+      <w:r>
+        <w:t xml:space="preserve">)</w:t>
+      </w:r>
+    </w:p>
+    <w:p>
+      <w:pPr>
         <w:pStyle w:val="Compact"/>
-      </w:pPr>
-      <w:r>
-        <w:t xml:space="preserve">YAML dos dois workflows validado (</w:t>
-      </w:r>
-      <w:r>
-        <w:rPr>
-          <w:rStyle w:val="VerbatimChar"/>
-        </w:rPr>
-        <w:t xml:space="preserve">yaml.safe_load</w:t>
-      </w:r>
-      <w:r>
-        <w:t xml:space="preserve">)</w:t>
-      </w:r>
-    </w:p>
-    <w:p>
-      <w:pPr>
         <w:numPr>
           <w:ilvl w:val="0"/>
           <w:numId w:val="1002"/>
         </w:numPr>
+      </w:pPr>
+      <w:r>
+        <w:t xml:space="preserve">O hook</w:t>
+      </w:r>
+      <w:r>
+        <w:t xml:space="preserve"> </w:t>
+      </w:r>
+      <w:r>
+        <w:rPr>
+          <w:rStyle w:val="VerbatimChar"/>
+        </w:rPr>
+        <w:t xml:space="preserve">pipeline-guardrail.js</w:t>
+      </w:r>
+      <w:r>
+        <w:t xml:space="preserve"> </w:t>
+      </w:r>
+      <w:r>
+        <w:t xml:space="preserve">testado e bloqueia corretamente reativação automática do deploy Docker</w:t>
+      </w:r>
+    </w:p>
+    <w:p>
+      <w:pPr>
         <w:pStyle w:val="Compact"/>
-      </w:pPr>
-      <w:r>
-        <w:t xml:space="preserve">O hook</w:t>
-      </w:r>
-      <w:r>
-        <w:t xml:space="preserve"> </w:t>
-      </w:r>
-      <w:r>
-        <w:rPr>
-          <w:rStyle w:val="VerbatimChar"/>
-        </w:rPr>
-        <w:t xml:space="preserve">pipeline-guardrail.js</w:t>
-      </w:r>
-      <w:r>
-        <w:t xml:space="preserve"> </w:t>
-      </w:r>
-      <w:r>
-        <w:t xml:space="preserve">testado e bloqueia corretamente reativação automática do deploy Docker</w:t>
-      </w:r>
-    </w:p>
-    <w:p>
-      <w:pPr>
         <w:numPr>
           <w:ilvl w:val="0"/>
           <w:numId w:val="1002"/>
         </w:numPr>
+      </w:pPr>
+      <w:r>
+        <w:t xml:space="preserve">O exercício de conflito de merge (</w:t>
+      </w:r>
+      <w:r>
+        <w:rPr>
+          <w:rStyle w:val="VerbatimChar"/>
+        </w:rPr>
+        <w:t xml:space="preserve">EXERCICIO_MULTIPLOS_DEVS.md</w:t>
+      </w:r>
+      <w:r>
+        <w:t xml:space="preserve">) foi</w:t>
+      </w:r>
+      <w:r>
+        <w:t xml:space="preserve"> </w:t>
+      </w:r>
+      <w:r>
+        <w:rPr>
+          <w:b/>
+          <w:bCs/>
+        </w:rPr>
+        <w:t xml:space="preserve">executado de verdade</w:t>
+      </w:r>
+      <w:r>
+        <w:t xml:space="preserve"> </w:t>
+      </w:r>
+      <w:r>
+        <w:t xml:space="preserve">em uma cópia isolada do repositório para garantir que os comandos documentados funcionam exatamente como descrito</w:t>
+      </w:r>
+    </w:p>
+    <w:bookmarkEnd w:id="12"/>
+    <w:bookmarkStart w:id="13" w:name="Xb60321d7d7befde063b008fb686f977893e8dde"/>
+    <w:p>
+      <w:pPr>
+        <w:pStyle w:val="Heading3"/>
+      </w:pPr>
+      <w:r>
+        <w:t xml:space="preserve">Sessão 2026-09-24 (máquina Linux nova, com Docker) — Docker ativado</w:t>
+      </w:r>
+    </w:p>
+    <w:p>
+      <w:pPr>
         <w:pStyle w:val="Compact"/>
-      </w:pPr>
-      <w:r>
-        <w:t xml:space="preserve">O exercício de conflito de merge (</w:t>
-      </w:r>
-      <w:r>
-        <w:rPr>
-          <w:rStyle w:val="VerbatimChar"/>
-        </w:rPr>
-        <w:t xml:space="preserve">EXERCICIO_MULTIPLOS_DEVS.md</w:t>
-      </w:r>
-      <w:r>
-        <w:t xml:space="preserve">) foi</w:t>
-      </w:r>
-      <w:r>
-        <w:t xml:space="preserve"> </w:t>
-      </w:r>
-      <w:r>
-        <w:rPr>
-          <w:b/>
-        </w:rPr>
-        <w:t xml:space="preserve">executado de verdade</w:t>
-      </w:r>
-      <w:r>
-        <w:t xml:space="preserve"> </w:t>
-      </w:r>
-      <w:r>
-        <w:t xml:space="preserve">em uma cópia isolada do repositório para garantir que os comandos documentados funcionam exatamente como descrito</w:t>
-      </w:r>
-    </w:p>
-    <w:p>
-      <w:r>
-        <w:pict>
-          <v:rect style="width:0;height:1.5pt" o:hralign="center" o:hrstd="t" o:hr="t"/>
-        </w:pict>
-      </w:r>
-    </w:p>
-    <w:p>
-      <w:pPr>
-        <w:pStyle w:val="Heading2"/>
-      </w:pPr>
-      <w:bookmarkStart w:id="26" w:name="X30bcc8ea0b4c416144ea7d7644032e2e26cebf8"/>
-      <w:r>
-        <w:t xml:space="preserve">3. O que NÃO está pronto ainda (próximos passos, em ordem)</w:t>
-      </w:r>
-      <w:bookmarkEnd w:id="26"/>
-    </w:p>
-    <w:p>
-      <w:pPr>
-        <w:pStyle w:val="FirstParagraph"/>
-      </w:pPr>
-      <w:r>
-        <w:t xml:space="preserve">Isto é o que falta para</w:t>
-      </w:r>
-      <w:r>
-        <w:t xml:space="preserve"> </w:t>
-      </w:r>
-      <w:r>
-        <w:t xml:space="preserve">“</w:t>
-      </w:r>
-      <w:r>
-        <w:t xml:space="preserve">levar o laboratório para valer</w:t>
-      </w:r>
-      <w:r>
-        <w:t xml:space="preserve">”</w:t>
-      </w:r>
-      <w:r>
-        <w:t xml:space="preserve"> </w:t>
-      </w:r>
-      <w:r>
-        <w:t xml:space="preserve">— nenhum destes passos foi feito ainda:</w:t>
-      </w:r>
-    </w:p>
-    <w:p>
-      <w:pPr>
         <w:numPr>
           <w:ilvl w:val="0"/>
           <w:numId w:val="1003"/>
         </w:numPr>
+      </w:pPr>
+      <w:r>
+        <w:rPr>
+          <w:b/>
+          <w:bCs/>
+        </w:rPr>
+        <w:t xml:space="preserve">Código tornado configurável por variável de ambiente</w:t>
+      </w:r>
+      <w:r>
+        <w:t xml:space="preserve"> </w:t>
+      </w:r>
+      <w:r>
+        <w:t xml:space="preserve">(padrões = comportamento antigo):</w:t>
+      </w:r>
+      <w:r>
+        <w:t xml:space="preserve"> </w:t>
+      </w:r>
+      <w:r>
+        <w:rPr>
+          <w:rStyle w:val="VerbatimChar"/>
+        </w:rPr>
+        <w:t xml:space="preserve">DB_HOST</w:t>
+      </w:r>
+      <w:r>
+        <w:t xml:space="preserve">/</w:t>
+      </w:r>
+      <w:r>
+        <w:rPr>
+          <w:rStyle w:val="VerbatimChar"/>
+        </w:rPr>
+        <w:t xml:space="preserve">DB_PORT</w:t>
+      </w:r>
+      <w:r>
+        <w:t xml:space="preserve"> </w:t>
+      </w:r>
+      <w:r>
+        <w:t xml:space="preserve">em</w:t>
+      </w:r>
+      <w:r>
+        <w:t xml:space="preserve"> </w:t>
+      </w:r>
+      <w:r>
+        <w:rPr>
+          <w:rStyle w:val="VerbatimChar"/>
+        </w:rPr>
+        <w:t xml:space="preserve">src/db.js</w:t>
+      </w:r>
+      <w:r>
+        <w:t xml:space="preserve"> </w:t>
+      </w:r>
+      <w:r>
+        <w:t xml:space="preserve">e</w:t>
+      </w:r>
+      <w:r>
+        <w:t xml:space="preserve"> </w:t>
+      </w:r>
+      <w:r>
+        <w:rPr>
+          <w:rStyle w:val="VerbatimChar"/>
+        </w:rPr>
+        <w:t xml:space="preserve">src/fornecedores_api.py</w:t>
+      </w:r>
+      <w:r>
+        <w:t xml:space="preserve">;</w:t>
+      </w:r>
+      <w:r>
+        <w:t xml:space="preserve"> </w:t>
+      </w:r>
+      <w:r>
+        <w:rPr>
+          <w:rStyle w:val="VerbatimChar"/>
+        </w:rPr>
+        <w:t xml:space="preserve">FORNECEDORES_HOST</w:t>
+      </w:r>
+      <w:r>
+        <w:t xml:space="preserve">/</w:t>
+      </w:r>
+      <w:r>
+        <w:rPr>
+          <w:rStyle w:val="VerbatimChar"/>
+        </w:rPr>
+        <w:t xml:space="preserve">FORNECEDORES_PORT</w:t>
+      </w:r>
+      <w:r>
+        <w:t xml:space="preserve"> </w:t>
+      </w:r>
+      <w:r>
+        <w:t xml:space="preserve">em</w:t>
+      </w:r>
+      <w:r>
+        <w:t xml:space="preserve"> </w:t>
+      </w:r>
+      <w:r>
+        <w:rPr>
+          <w:rStyle w:val="VerbatimChar"/>
+        </w:rPr>
+        <w:t xml:space="preserve">src/routes/fornecedores.js</w:t>
+      </w:r>
+      <w:r>
+        <w:t xml:space="preserve">;</w:t>
+      </w:r>
+      <w:r>
+        <w:t xml:space="preserve"> </w:t>
+      </w:r>
+      <w:r>
+        <w:rPr>
+          <w:rStyle w:val="VerbatimChar"/>
+        </w:rPr>
+        <w:t xml:space="preserve">FLASK_HOST</w:t>
+      </w:r>
+      <w:r>
+        <w:t xml:space="preserve"> </w:t>
+      </w:r>
+      <w:r>
+        <w:t xml:space="preserve">no Flask. Sem isso o compose não funcionava (containers apontavam para</w:t>
+      </w:r>
+      <w:r>
+        <w:t xml:space="preserve"> </w:t>
+      </w:r>
+      <w:r>
+        <w:rPr>
+          <w:rStyle w:val="VerbatimChar"/>
+        </w:rPr>
+        <w:t xml:space="preserve">localhost</w:t>
+      </w:r>
+      <w:r>
+        <w:t xml:space="preserve">).</w:t>
+      </w:r>
+    </w:p>
+    <w:p>
+      <w:pPr>
         <w:pStyle w:val="Compact"/>
-      </w:pPr>
-      <w:r>
-        <w:rPr>
-          <w:b/>
-        </w:rPr>
-        <w:t xml:space="preserve">Resolver o arquivo</w:t>
-      </w:r>
-      <w:r>
-        <w:rPr>
-          <w:b/>
-        </w:rPr>
-        <w:t xml:space="preserve"> </w:t>
-      </w:r>
-      <w:r>
-        <w:rPr>
-          <w:rStyle w:val="VerbatimChar"/>
-          <w:b/>
-        </w:rPr>
-        <w:t xml:space="preserve">.git/index.lock</w:t>
-      </w:r>
-      <w:r>
-        <w:t xml:space="preserve"> </w:t>
-      </w:r>
-      <w:r>
-        <w:t xml:space="preserve">(ver seção 5 — Problemas conhecidos). Sem isso,</w:t>
-      </w:r>
-      <w:r>
-        <w:t xml:space="preserve"> </w:t>
-      </w:r>
-      <w:r>
-        <w:rPr>
-          <w:rStyle w:val="VerbatimChar"/>
-        </w:rPr>
-        <w:t xml:space="preserve">git add</w:t>
-      </w:r>
-      <w:r>
-        <w:t xml:space="preserve">/</w:t>
-      </w:r>
-      <w:r>
-        <w:rPr>
-          <w:rStyle w:val="VerbatimChar"/>
-        </w:rPr>
-        <w:t xml:space="preserve">git commit</w:t>
-      </w:r>
-      <w:r>
-        <w:t xml:space="preserve"> </w:t>
-      </w:r>
-      <w:r>
-        <w:t xml:space="preserve">pode falhar.</w:t>
-      </w:r>
-    </w:p>
-    <w:p>
-      <w:pPr>
         <w:numPr>
           <w:ilvl w:val="0"/>
           <w:numId w:val="1003"/>
         </w:numPr>
+      </w:pPr>
+      <w:r>
+        <w:rPr>
+          <w:rStyle w:val="VerbatimChar"/>
+          <w:b/>
+          <w:bCs/>
+        </w:rPr>
+        <w:t xml:space="preserve">docker-compose.yml</w:t>
+      </w:r>
+      <w:r>
+        <w:t xml:space="preserve">: passa essas variáveis; Postgres e API Python publicados só em</w:t>
+      </w:r>
+      <w:r>
+        <w:t xml:space="preserve"> </w:t>
+      </w:r>
+      <w:r>
+        <w:rPr>
+          <w:rStyle w:val="VerbatimChar"/>
+        </w:rPr>
+        <w:t xml:space="preserve">127.0.0.1</w:t>
+      </w:r>
+      <w:r>
+        <w:t xml:space="preserve"> </w:t>
+      </w:r>
+      <w:r>
+        <w:t xml:space="preserve">(API Python não tem auth);</w:t>
+      </w:r>
+      <w:r>
+        <w:t xml:space="preserve"> </w:t>
+      </w:r>
+      <w:r>
+        <w:rPr>
+          <w:rStyle w:val="VerbatimChar"/>
+        </w:rPr>
+        <w:t xml:space="preserve">POSTGRES_DB=laboratorio</w:t>
+      </w:r>
+      <w:r>
+        <w:t xml:space="preserve">.</w:t>
+      </w:r>
+    </w:p>
+    <w:p>
+      <w:pPr>
         <w:pStyle w:val="Compact"/>
-      </w:pPr>
-      <w:r>
-        <w:rPr>
-          <w:b/>
-        </w:rPr>
-        <w:t xml:space="preserve">Decidir o que entra no primeiro commit.</w:t>
-      </w:r>
-      <w:r>
-        <w:t xml:space="preserve"> </w:t>
-      </w:r>
-      <w:r>
-        <w:rPr>
-          <w:rStyle w:val="VerbatimChar"/>
-        </w:rPr>
-        <w:t xml:space="preserve">git status</w:t>
-      </w:r>
-      <w:r>
-        <w:t xml:space="preserve"> </w:t>
-      </w:r>
-      <w:r>
-        <w:t xml:space="preserve">está com ~69 arquivos pendentes, misturando:</w:t>
-      </w:r>
-    </w:p>
-    <w:p>
-      <w:pPr>
-        <w:numPr>
-          <w:ilvl w:val="1"/>
-          <w:numId w:val="1004"/>
-        </w:numPr>
-        <w:pStyle w:val="Compact"/>
-      </w:pPr>
-      <w:r>
-        <w:t xml:space="preserve">Os artefatos de CI/CD e colaboração desta sessão (tudo listado na seção 2) —</w:t>
-      </w:r>
-      <w:r>
-        <w:t xml:space="preserve"> </w:t>
-      </w:r>
-      <w:r>
-        <w:rPr>
-          <w:b/>
-        </w:rPr>
-        <w:t xml:space="preserve">devem entrar</w:t>
-      </w:r>
-      <w:r>
-        <w:t xml:space="preserve">.</w:t>
-      </w:r>
-    </w:p>
-    <w:p>
-      <w:pPr>
-        <w:numPr>
-          <w:ilvl w:val="1"/>
-          <w:numId w:val="1004"/>
-        </w:numPr>
-        <w:pStyle w:val="Compact"/>
-      </w:pPr>
-      <w:r>
-        <w:t xml:space="preserve">Materiais de curso não relacionados (</w:t>
-      </w:r>
-      <w:r>
-        <w:rPr>
-          <w:rStyle w:val="VerbatimChar"/>
-        </w:rPr>
-        <w:t xml:space="preserve">Aula3_*.pptx/docx</w:t>
-      </w:r>
-      <w:r>
-        <w:t xml:space="preserve">,</w:t>
-      </w:r>
-      <w:r>
-        <w:t xml:space="preserve"> </w:t>
-      </w:r>
-      <w:r>
-        <w:rPr>
-          <w:rStyle w:val="VerbatimChar"/>
-        </w:rPr>
-        <w:t xml:space="preserve">docs/Caso_de_Uso_*.pptx</w:t>
-      </w:r>
-      <w:r>
-        <w:t xml:space="preserve">,</w:t>
-      </w:r>
-      <w:r>
-        <w:t xml:space="preserve"> </w:t>
-      </w:r>
-      <w:r>
-        <w:rPr>
-          <w:rStyle w:val="VerbatimChar"/>
-        </w:rPr>
-        <w:t xml:space="preserve">Sistema_Cadastro_Clientes_v2.zip</w:t>
-      </w:r>
-      <w:r>
-        <w:t xml:space="preserve">,</w:t>
-      </w:r>
-      <w:r>
-        <w:t xml:space="preserve"> </w:t>
-      </w:r>
-      <w:r>
-        <w:rPr>
-          <w:rStyle w:val="VerbatimChar"/>
-        </w:rPr>
-        <w:t xml:space="preserve">docs/gerar_apresentacao.py</w:t>
-      </w:r>
-      <w:r>
-        <w:t xml:space="preserve">,</w:t>
-      </w:r>
-      <w:r>
-        <w:t xml:space="preserve"> </w:t>
-      </w:r>
-      <w:r>
-        <w:rPr>
-          <w:rStyle w:val="VerbatimChar"/>
-        </w:rPr>
-        <w:t xml:space="preserve">docs/gerar_docx.py</w:t>
-      </w:r>
-      <w:r>
-        <w:t xml:space="preserve">,</w:t>
-      </w:r>
-      <w:r>
-        <w:t xml:space="preserve"> </w:t>
-      </w:r>
-      <w:r>
-        <w:rPr>
-          <w:rStyle w:val="VerbatimChar"/>
-        </w:rPr>
-        <w:t xml:space="preserve">docs/ANALISE_PRODUCAO_IA*.md</w:t>
-      </w:r>
-      <w:r>
-        <w:t xml:space="preserve">,</w:t>
-      </w:r>
-      <w:r>
-        <w:t xml:space="preserve"> </w:t>
-      </w:r>
-      <w:r>
-        <w:rPr>
-          <w:rStyle w:val="VerbatimChar"/>
-        </w:rPr>
-        <w:t xml:space="preserve">docs/Prompt Jev.txt</w:t>
-      </w:r>
-      <w:r>
-        <w:t xml:space="preserve">,</w:t>
-      </w:r>
-      <w:r>
-        <w:t xml:space="preserve"> </w:t>
-      </w:r>
-      <w:r>
-        <w:rPr>
-          <w:rStyle w:val="VerbatimChar"/>
-        </w:rPr>
-        <w:t xml:space="preserve">docs/_preview_layout/</w:t>
-      </w:r>
-      <w:r>
-        <w:t xml:space="preserve">) — decida se ficam versionados aqui ou se saem do repositório (considere adicioná-los ao</w:t>
-      </w:r>
-      <w:r>
-        <w:t xml:space="preserve"> </w:t>
-      </w:r>
-      <w:r>
-        <w:rPr>
-          <w:rStyle w:val="VerbatimChar"/>
-        </w:rPr>
-        <w:t xml:space="preserve">.gitignore</w:t>
-      </w:r>
-      <w:r>
-        <w:t xml:space="preserve"> </w:t>
-      </w:r>
-      <w:r>
-        <w:t xml:space="preserve">se forem só material de apoio pessoal, pesado para um repo Git).</w:t>
-      </w:r>
-    </w:p>
-    <w:p>
-      <w:pPr>
-        <w:numPr>
-          <w:ilvl w:val="1"/>
-          <w:numId w:val="1004"/>
-        </w:numPr>
-        <w:pStyle w:val="Compact"/>
-      </w:pPr>
-      <w:r>
-        <w:t xml:space="preserve">Arquivos de lock/temporários que</w:t>
-      </w:r>
-      <w:r>
-        <w:t xml:space="preserve"> </w:t>
-      </w:r>
-      <w:r>
-        <w:rPr>
-          <w:b/>
-        </w:rPr>
-        <w:t xml:space="preserve">não devem</w:t>
-      </w:r>
-      <w:r>
-        <w:t xml:space="preserve"> </w:t>
-      </w:r>
-      <w:r>
-        <w:t xml:space="preserve">ser commitados:</w:t>
-      </w:r>
-      <w:r>
-        <w:t xml:space="preserve"> </w:t>
-      </w:r>
-      <w:r>
-        <w:rPr>
-          <w:rStyle w:val="VerbatimChar"/>
-        </w:rPr>
-        <w:t xml:space="preserve">docs/lu47uvk5.tmp</w:t>
-      </w:r>
-      <w:r>
-        <w:t xml:space="preserve">,</w:t>
-      </w:r>
-      <w:r>
-        <w:t xml:space="preserve"> </w:t>
-      </w:r>
-      <w:r>
-        <w:rPr>
-          <w:rStyle w:val="VerbatimChar"/>
-        </w:rPr>
-        <w:t xml:space="preserve">docs/.~lock.DEVOPS_GUIA.pdf#</w:t>
-      </w:r>
-      <w:r>
-        <w:t xml:space="preserve">,</w:t>
-      </w:r>
-      <w:r>
-        <w:t xml:space="preserve"> </w:t>
-      </w:r>
-      <w:r>
-        <w:rPr>
-          <w:rStyle w:val="VerbatimChar"/>
-        </w:rPr>
-        <w:t xml:space="preserve">docs/DEVOPS_GUIA.pdf</w:t>
-      </w:r>
-      <w:r>
-        <w:t xml:space="preserve"> </w:t>
-      </w:r>
-      <w:r>
-        <w:t xml:space="preserve">(gerado só para conferência visual — pode apagar).</w:t>
-      </w:r>
-    </w:p>
-    <w:p>
-      <w:pPr>
         <w:numPr>
           <w:ilvl w:val="0"/>
           <w:numId w:val="1003"/>
         </w:numPr>
+      </w:pPr>
+      <w:r>
+        <w:rPr>
+          <w:b/>
+          <w:bCs/>
+        </w:rPr>
+        <w:t xml:space="preserve">Imagens limpas no Trivy</w:t>
+      </w:r>
+      <w:r>
+        <w:t xml:space="preserve"> </w:t>
+      </w:r>
+      <w:r>
+        <w:t xml:space="preserve">(</w:t>
+      </w:r>
+      <w:r>
+        <w:rPr>
+          <w:rStyle w:val="VerbatimChar"/>
+        </w:rPr>
+        <w:t xml:space="preserve">CRITICAL,HIGH</w:t>
+      </w:r>
+      <w:r>
+        <w:t xml:space="preserve">,</w:t>
+      </w:r>
+      <w:r>
+        <w:t xml:space="preserve"> </w:t>
+      </w:r>
+      <w:r>
+        <w:rPr>
+          <w:rStyle w:val="VerbatimChar"/>
+        </w:rPr>
+        <w:t xml:space="preserve">ignore-unfixed</w:t>
+      </w:r>
+      <w:r>
+        <w:t xml:space="preserve">): npm removido da imagem final do Node;</w:t>
+      </w:r>
+      <w:r>
+        <w:t xml:space="preserve"> </w:t>
+      </w:r>
+      <w:r>
+        <w:rPr>
+          <w:rStyle w:val="VerbatimChar"/>
+        </w:rPr>
+        <w:t xml:space="preserve">pip/setuptools/wheel</w:t>
+      </w:r>
+      <w:r>
+        <w:t xml:space="preserve"> </w:t>
+      </w:r>
+      <w:r>
+        <w:t xml:space="preserve">atualizados na imagem Python.</w:t>
+      </w:r>
+    </w:p>
+    <w:p>
+      <w:pPr>
         <w:pStyle w:val="Compact"/>
-      </w:pPr>
-      <w:r>
-        <w:rPr>
-          <w:b/>
-        </w:rPr>
-        <w:t xml:space="preserve">Renomear a branch para</w:t>
-      </w:r>
-      <w:r>
-        <w:rPr>
-          <w:b/>
-        </w:rPr>
-        <w:t xml:space="preserve"> </w:t>
-      </w:r>
-      <w:r>
-        <w:rPr>
-          <w:rStyle w:val="VerbatimChar"/>
-          <w:b/>
-        </w:rPr>
-        <w:t xml:space="preserve">main</w:t>
-      </w:r>
-      <w:r>
-        <w:t xml:space="preserve"> </w:t>
-      </w:r>
-      <w:r>
-        <w:t xml:space="preserve">(hoje é</w:t>
-      </w:r>
-      <w:r>
-        <w:t xml:space="preserve"> </w:t>
-      </w:r>
-      <w:r>
-        <w:rPr>
-          <w:rStyle w:val="VerbatimChar"/>
-        </w:rPr>
-        <w:t xml:space="preserve">master</w:t>
-      </w:r>
-      <w:r>
-        <w:t xml:space="preserve">) e</w:t>
-      </w:r>
-      <w:r>
-        <w:t xml:space="preserve"> </w:t>
-      </w:r>
-      <w:r>
-        <w:rPr>
-          <w:b/>
-        </w:rPr>
-        <w:t xml:space="preserve">criar o repositório remoto no GitHub</w:t>
-      </w:r>
-      <w:r>
-        <w:t xml:space="preserve"> </w:t>
-      </w:r>
-      <w:r>
-        <w:t xml:space="preserve">—</w:t>
-      </w:r>
-      <w:r>
-        <w:t xml:space="preserve"> </w:t>
-      </w:r>
-      <w:r>
-        <w:rPr>
-          <w:rStyle w:val="VerbatimChar"/>
-        </w:rPr>
-        <w:t xml:space="preserve">docs/ROTEIRO_CICD_CLAUDE_CODE.md</w:t>
-      </w:r>
-      <w:r>
-        <w:t xml:space="preserve">, Passo 1, tem os comandos exatos.</w:t>
-      </w:r>
-    </w:p>
-    <w:p>
-      <w:pPr>
         <w:numPr>
           <w:ilvl w:val="0"/>
           <w:numId w:val="1003"/>
         </w:numPr>
+      </w:pPr>
+      <w:r>
+        <w:rPr>
+          <w:rStyle w:val="VerbatimChar"/>
+          <w:b/>
+          <w:bCs/>
+        </w:rPr>
+        <w:t xml:space="preserve">docker-build.yml</w:t>
+      </w:r>
+      <w:r>
+        <w:t xml:space="preserve">: build+scan automáticos em push/PR; publish/deploy travados em</w:t>
+      </w:r>
+      <w:r>
+        <w:t xml:space="preserve"> </w:t>
+      </w:r>
+      <w:r>
+        <w:rPr>
+          <w:rStyle w:val="VerbatimChar"/>
+        </w:rPr>
+        <w:t xml:space="preserve">workflow_dispatch</w:t>
+      </w:r>
+      <w:r>
+        <w:t xml:space="preserve">. Hook</w:t>
+      </w:r>
+      <w:r>
+        <w:t xml:space="preserve"> </w:t>
+      </w:r>
+      <w:r>
+        <w:rPr>
+          <w:rStyle w:val="VerbatimChar"/>
+        </w:rPr>
+        <w:t xml:space="preserve">pipeline-guardrail.js</w:t>
+      </w:r>
+      <w:r>
+        <w:t xml:space="preserve"> </w:t>
+      </w:r>
+      <w:r>
+        <w:t xml:space="preserve">reescrito para essa nova regra (e agora avalia o arquivo final também em edições parciais).</w:t>
+      </w:r>
+    </w:p>
+    <w:p>
+      <w:pPr>
         <w:pStyle w:val="Compact"/>
+        <w:numPr>
+          <w:ilvl w:val="0"/>
+          <w:numId w:val="1003"/>
+        </w:numPr>
+      </w:pPr>
+      <w:r>
+        <w:t xml:space="preserve">Validado de verdade: compose sobe os 3 serviços; login,</w:t>
+      </w:r>
+      <w:r>
+        <w:t xml:space="preserve"> </w:t>
+      </w:r>
+      <w:r>
+        <w:rPr>
+          <w:rStyle w:val="VerbatimChar"/>
+        </w:rPr>
+        <w:t xml:space="preserve">/clientes</w:t>
+      </w:r>
+      <w:r>
+        <w:t xml:space="preserve">, criar/listar/remover fornecedor via proxy Node→Python;</w:t>
+      </w:r>
+      <w:r>
+        <w:t xml:space="preserve"> </w:t>
+      </w:r>
+      <w:r>
+        <w:rPr>
+          <w:rStyle w:val="VerbatimChar"/>
+        </w:rPr>
+        <w:t xml:space="preserve">npm run lint</w:t>
+      </w:r>
+      <w:r>
+        <w:t xml:space="preserve"> </w:t>
+      </w:r>
+      <w:r>
+        <w:t xml:space="preserve">(0 erros),</w:t>
+      </w:r>
+      <w:r>
+        <w:t xml:space="preserve"> </w:t>
+      </w:r>
+      <w:r>
+        <w:rPr>
+          <w:rStyle w:val="VerbatimChar"/>
+        </w:rPr>
+        <w:t xml:space="preserve">test:unit</w:t>
+      </w:r>
+      <w:r>
+        <w:t xml:space="preserve">,</w:t>
+      </w:r>
+      <w:r>
+        <w:t xml:space="preserve"> </w:t>
+      </w:r>
+      <w:r>
+        <w:rPr>
+          <w:rStyle w:val="VerbatimChar"/>
+        </w:rPr>
+        <w:t xml:space="preserve">test:integration</w:t>
+      </w:r>
+      <w:r>
+        <w:t xml:space="preserve"> </w:t>
+      </w:r>
+      <w:r>
+        <w:t xml:space="preserve">(contra o Postgres do compose), flake8, pytest 6/6, bandit — Python rodado num container</w:t>
+      </w:r>
+      <w:r>
+        <w:t xml:space="preserve"> </w:t>
+      </w:r>
+      <w:r>
+        <w:rPr>
+          <w:rStyle w:val="VerbatimChar"/>
+        </w:rPr>
+        <w:t xml:space="preserve">python:3.10-slim</w:t>
+      </w:r>
+      <w:r>
+        <w:t xml:space="preserve"> </w:t>
+      </w:r>
+      <w:r>
+        <w:t xml:space="preserve">descartável (o Python do sistema não tem</w:t>
+      </w:r>
+      <w:r>
+        <w:t xml:space="preserve"> </w:t>
+      </w:r>
+      <w:r>
+        <w:rPr>
+          <w:rStyle w:val="VerbatimChar"/>
+        </w:rPr>
+        <w:t xml:space="preserve">venv</w:t>
+      </w:r>
+      <w:r>
+        <w:t xml:space="preserve">/pip).</w:t>
+      </w:r>
+    </w:p>
+    <w:p>
+      <w:pPr>
+        <w:pStyle w:val="Compact"/>
+        <w:numPr>
+          <w:ilvl w:val="0"/>
+          <w:numId w:val="1003"/>
+        </w:numPr>
+      </w:pPr>
+      <w:r>
+        <w:rPr>
+          <w:rStyle w:val="VerbatimChar"/>
+        </w:rPr>
+        <w:t xml:space="preserve">node_modules</w:t>
+      </w:r>
+      <w:r>
+        <w:t xml:space="preserve"> </w:t>
+      </w:r>
+      <w:r>
+        <w:t xml:space="preserve">reinstalado com</w:t>
+      </w:r>
+      <w:r>
+        <w:t xml:space="preserve"> </w:t>
+      </w:r>
+      <w:r>
+        <w:rPr>
+          <w:rStyle w:val="VerbatimChar"/>
+        </w:rPr>
+        <w:t xml:space="preserve">npm ci</w:t>
+      </w:r>
+      <w:r>
+        <w:t xml:space="preserve"> </w:t>
+      </w:r>
+      <w:r>
+        <w:t xml:space="preserve">(a cópia vinda do Windows tinha perdido a permissão de execução dos binários em</w:t>
+      </w:r>
+      <w:r>
+        <w:t xml:space="preserve"> </w:t>
+      </w:r>
+      <w:r>
+        <w:rPr>
+          <w:rStyle w:val="VerbatimChar"/>
+        </w:rPr>
+        <w:t xml:space="preserve">.bin/</w:t>
+      </w:r>
+      <w:r>
+        <w:t xml:space="preserve">).</w:t>
+      </w:r>
+      <w:r>
+        <w:t xml:space="preserve"> </w:t>
+      </w:r>
+      <w:r>
+        <w:rPr>
+          <w:rStyle w:val="VerbatimChar"/>
+        </w:rPr>
+        <w:t xml:space="preserve">.git/index.lock</w:t>
+      </w:r>
+      <w:r>
+        <w:t xml:space="preserve"> </w:t>
+      </w:r>
+      <w:r>
+        <w:t xml:space="preserve">vazio removido.</w:t>
+      </w:r>
+    </w:p>
+    <w:p>
+      <w:pPr>
+        <w:pStyle w:val="Compact"/>
+        <w:numPr>
+          <w:ilvl w:val="0"/>
+          <w:numId w:val="1003"/>
+        </w:numPr>
       </w:pPr>
       <w:r>
         <w:rPr>
           <w:b/>
+          <w:bCs/>
+        </w:rPr>
+        <w:t xml:space="preserve">Pendente de doc:</w:t>
+      </w:r>
+      <w:r>
+        <w:t xml:space="preserve"> </w:t>
+      </w:r>
+      <w:r>
+        <w:rPr>
+          <w:rStyle w:val="VerbatimChar"/>
+        </w:rPr>
+        <w:t xml:space="preserve">docs/ROTEIRO_CICD_CLAUDE_CODE.md</w:t>
+      </w:r>
+      <w:r>
+        <w:t xml:space="preserve"> </w:t>
+      </w:r>
+      <w:r>
+        <w:t xml:space="preserve">(Passo 7),</w:t>
+      </w:r>
+      <w:r>
+        <w:t xml:space="preserve"> </w:t>
+      </w:r>
+      <w:r>
+        <w:rPr>
+          <w:rStyle w:val="VerbatimChar"/>
+        </w:rPr>
+        <w:t xml:space="preserve">docs/SETUP_NOVA_MAQUINA.md</w:t>
+      </w:r>
+      <w:r>
+        <w:t xml:space="preserve"> </w:t>
+      </w:r>
+      <w:r>
+        <w:t xml:space="preserve">e os</w:t>
+      </w:r>
+      <w:r>
+        <w:t xml:space="preserve"> </w:t>
+      </w:r>
+      <w:r>
+        <w:rPr>
+          <w:rStyle w:val="VerbatimChar"/>
+        </w:rPr>
+        <w:t xml:space="preserve">.docx</w:t>
+      </w:r>
+      <w:r>
+        <w:t xml:space="preserve"> </w:t>
+      </w:r>
+      <w:r>
+        <w:t xml:space="preserve">ainda descrevem o Docker como inativo.</w:t>
+      </w:r>
+    </w:p>
+    <w:p>
+      <w:r>
+        <w:pict>
+          <v:rect style="width:0;height:1.5pt" o:hralign="center" o:hrstd="t" o:hr="t"/>
+        </w:pict>
+      </w:r>
+    </w:p>
+    <w:bookmarkEnd w:id="13"/>
+    <w:bookmarkEnd w:id="14"/>
+    <w:bookmarkStart w:id="16" w:name="Xab30668447195c6ced393b40668a2f6f58acbfb"/>
+    <w:p>
+      <w:pPr>
+        <w:pStyle w:val="Heading2"/>
+      </w:pPr>
+      <w:r>
+        <w:t xml:space="preserve">3. O que NÃO está pronto ainda (próximos passos, em ordem)</w:t>
+      </w:r>
+    </w:p>
+    <w:p>
+      <w:pPr>
+        <w:pStyle w:val="FirstParagraph"/>
+      </w:pPr>
+      <w:r>
+        <w:t xml:space="preserve">Isto é o que falta para "levar o laboratório para valer" (itens riscados já foram feitos):</w:t>
+      </w:r>
+    </w:p>
+    <w:p>
+      <w:pPr>
+        <w:pStyle w:val="Compact"/>
+        <w:numPr>
+          <w:ilvl w:val="0"/>
+          <w:numId w:val="1004"/>
+        </w:numPr>
+      </w:pPr>
+      <w:r>
+        <w:rPr>
+          <w:strike/>
+        </w:rPr>
+        <w:t xml:space="preserve">Resolver o arquivo</w:t>
+      </w:r>
+      <w:r>
+        <w:rPr>
+          <w:strike/>
+        </w:rPr>
+        <w:t xml:space="preserve"> </w:t>
+      </w:r>
+      <w:r>
+        <w:rPr>
+          <w:rStyle w:val="VerbatimChar"/>
+          <w:strike/>
+        </w:rPr>
+        <w:t xml:space="preserve">.git/index.lock</w:t>
+      </w:r>
+      <w:r>
+        <w:t xml:space="preserve"> </w:t>
+      </w:r>
+      <w:r>
+        <w:t xml:space="preserve">— removido em 2026-09-24.</w:t>
+      </w:r>
+    </w:p>
+    <w:p>
+      <w:pPr>
+        <w:pStyle w:val="Compact"/>
+        <w:numPr>
+          <w:ilvl w:val="0"/>
+          <w:numId w:val="1004"/>
+        </w:numPr>
+      </w:pPr>
+      <w:r>
+        <w:rPr>
+          <w:strike/>
+        </w:rPr>
+        <w:t xml:space="preserve">Decidir o que entra no primeiro commit</w:t>
+      </w:r>
+      <w:r>
+        <w:t xml:space="preserve"> </w:t>
+      </w:r>
+      <w:r>
+        <w:t xml:space="preserve">— feito em 2026-09-24 (commit</w:t>
+      </w:r>
+      <w:r>
+        <w:t xml:space="preserve"> </w:t>
+      </w:r>
+      <w:r>
+        <w:rPr>
+          <w:rStyle w:val="VerbatimChar"/>
+        </w:rPr>
+        <w:t xml:space="preserve">feat: esteira CI/CD, colaboração em equipe e Docker ativo</w:t>
+      </w:r>
+      <w:r>
+        <w:t xml:space="preserve">). Materiais de curso, logs dos hooks e o PDF de conferência ficaram no</w:t>
+      </w:r>
+      <w:r>
+        <w:t xml:space="preserve"> </w:t>
+      </w:r>
+      <w:r>
+        <w:rPr>
+          <w:rStyle w:val="VerbatimChar"/>
+        </w:rPr>
+        <w:t xml:space="preserve">.gitignore</w:t>
+      </w:r>
+      <w:r>
+        <w:t xml:space="preserve"> </w:t>
+      </w:r>
+      <w:r>
+        <w:t xml:space="preserve">(continuam na pasta local).</w:t>
+      </w:r>
+    </w:p>
+    <w:p>
+      <w:pPr>
+        <w:pStyle w:val="Compact"/>
+        <w:numPr>
+          <w:ilvl w:val="0"/>
+          <w:numId w:val="1004"/>
+        </w:numPr>
+      </w:pPr>
+      <w:r>
+        <w:rPr>
+          <w:strike/>
+        </w:rPr>
+        <w:t xml:space="preserve">Renomear a branch para</w:t>
+      </w:r>
+      <w:r>
+        <w:rPr>
+          <w:strike/>
+        </w:rPr>
+        <w:t xml:space="preserve"> </w:t>
+      </w:r>
+      <w:r>
+        <w:rPr>
+          <w:rStyle w:val="VerbatimChar"/>
+          <w:strike/>
+        </w:rPr>
+        <w:t xml:space="preserve">main</w:t>
+      </w:r>
+      <w:r>
+        <w:rPr>
+          <w:strike/>
+        </w:rPr>
+        <w:t xml:space="preserve"> </w:t>
+      </w:r>
+      <w:r>
+        <w:rPr>
+          <w:strike/>
+        </w:rPr>
+        <w:t xml:space="preserve">e criar o repositório remoto</w:t>
+      </w:r>
+      <w:r>
+        <w:t xml:space="preserve"> </w:t>
+      </w:r>
+      <w:r>
+        <w:t xml:space="preserve">— feito em 2026-09-24:</w:t>
+      </w:r>
+      <w:r>
+        <w:t xml:space="preserve"> </w:t>
+      </w:r>
+      <w:r>
+        <w:rPr>
+          <w:rStyle w:val="VerbatimChar"/>
+        </w:rPr>
+        <w:t xml:space="preserve">git@github.com:ScaTecnologia/laboratorio-claude-code.git</w:t>
+      </w:r>
+      <w:r>
+        <w:t xml:space="preserve"> </w:t>
+      </w:r>
+      <w:r>
+        <w:t xml:space="preserve">(</w:t>
+      </w:r>
+      <w:r>
+        <w:rPr>
+          <w:b/>
+          <w:bCs/>
+        </w:rPr>
+        <w:t xml:space="preserve">privado</w:t>
+      </w:r>
+      <w:r>
+        <w:t xml:space="preserve">, conta pessoal Free). Push por SSH (chave</w:t>
+      </w:r>
+      <w:r>
+        <w:t xml:space="preserve"> </w:t>
+      </w:r>
+      <w:r>
+        <w:rPr>
+          <w:rStyle w:val="VerbatimChar"/>
+        </w:rPr>
+        <w:t xml:space="preserve">~/.ssh/id_ed25519</w:t>
+      </w:r>
+      <w:r>
+        <w:t xml:space="preserve">, autentica como ScaTecnologia).</w:t>
+      </w:r>
+    </w:p>
+    <w:p>
+      <w:pPr>
+        <w:pStyle w:val="Compact"/>
+        <w:numPr>
+          <w:ilvl w:val="0"/>
+          <w:numId w:val="1004"/>
+        </w:numPr>
+      </w:pPr>
+      <w:r>
+        <w:rPr>
+          <w:strike/>
         </w:rPr>
         <w:t xml:space="preserve">Configurar no GitHub</w:t>
       </w:r>
@@ -1619,94 +1943,221 @@
         <w:t xml:space="preserve"> </w:t>
       </w:r>
       <w:r>
-        <w:t xml:space="preserve">(depois do primeiro push):</w:t>
-      </w:r>
-    </w:p>
-    <w:p>
-      <w:pPr>
+        <w:t xml:space="preserve">— feito em 2026-09-24 (repositório agora</w:t>
+      </w:r>
+      <w:r>
+        <w:t xml:space="preserve"> </w:t>
+      </w:r>
+      <w:r>
+        <w:rPr>
+          <w:b/>
+          <w:bCs/>
+        </w:rPr>
+        <w:t xml:space="preserve">público</w:t>
+      </w:r>
+      <w:r>
+        <w:t xml:space="preserve">, então tudo é aplicado no plano Free), via</w:t>
+      </w:r>
+      <w:r>
+        <w:t xml:space="preserve"> </w:t>
+      </w:r>
+      <w:r>
+        <w:rPr>
+          <w:rStyle w:val="VerbatimChar"/>
+        </w:rPr>
+        <w:t xml:space="preserve">gh</w:t>
+      </w:r>
+      <w:r>
+        <w:t xml:space="preserve"> </w:t>
+      </w:r>
+      <w:r>
+        <w:t xml:space="preserve">CLI (</w:t>
+      </w:r>
+      <w:r>
+        <w:rPr>
+          <w:rStyle w:val="VerbatimChar"/>
+        </w:rPr>
+        <w:t xml:space="preserve">~/.local/bin/gh</w:t>
+      </w:r>
+      <w:r>
+        <w:t xml:space="preserve">, logado como ScaTecnologia):</w:t>
+      </w:r>
+    </w:p>
+    <w:p>
+      <w:pPr>
+        <w:pStyle w:val="Compact"/>
         <w:numPr>
           <w:ilvl w:val="1"/>
           <w:numId w:val="1005"/>
         </w:numPr>
+      </w:pPr>
+      <w:r>
+        <w:t xml:space="preserve">Ruleset</w:t>
+      </w:r>
+      <w:r>
+        <w:t xml:space="preserve"> </w:t>
+      </w:r>
+      <w:r>
+        <w:rPr>
+          <w:b/>
+          <w:bCs/>
+        </w:rPr>
+        <w:t xml:space="preserve">"Proteger main"</w:t>
+      </w:r>
+      <w:r>
+        <w:t xml:space="preserve">: PR obrigatório (sem push direto), 1 aprovação de code owner, 8 checks obrigatórios (6 jobs do</w:t>
+      </w:r>
+      <w:r>
+        <w:t xml:space="preserve"> </w:t>
+      </w:r>
+      <w:r>
+        <w:rPr>
+          <w:rStyle w:val="VerbatimChar"/>
+        </w:rPr>
+        <w:t xml:space="preserve">ci.yml</w:t>
+      </w:r>
+      <w:r>
+        <w:t xml:space="preserve"> </w:t>
+      </w:r>
+      <w:r>
+        <w:t xml:space="preserve">+ 2 scans Trivy), sem force-push/deleção.</w:t>
+      </w:r>
+      <w:r>
+        <w:t xml:space="preserve"> </w:t>
+      </w:r>
+      <w:r>
+        <w:rPr>
+          <w:b/>
+          <w:bCs/>
+        </w:rPr>
+        <w:t xml:space="preserve">Admin pode furar só a aprovação via PR</w:t>
+      </w:r>
+      <w:r>
+        <w:t xml:space="preserve"> </w:t>
+      </w:r>
+      <w:r>
+        <w:t xml:space="preserve">(</w:t>
+      </w:r>
+      <w:r>
+        <w:rPr>
+          <w:rStyle w:val="VerbatimChar"/>
+        </w:rPr>
+        <w:t xml:space="preserve">gh pr merge --admin</w:t>
+      </w:r>
+      <w:r>
+        <w:t xml:space="preserve">) enquanto só existe uma conta — ao entrar o 2º dev, remova o bypass em Settings → Rules.</w:t>
+      </w:r>
+    </w:p>
+    <w:p>
+      <w:pPr>
         <w:pStyle w:val="Compact"/>
-      </w:pPr>
-      <w:r>
-        <w:t xml:space="preserve">Branch protection / rulesets na</w:t>
-      </w:r>
-      <w:r>
-        <w:t xml:space="preserve"> </w:t>
-      </w:r>
-      <w:r>
-        <w:rPr>
-          <w:rStyle w:val="VerbatimChar"/>
-        </w:rPr>
-        <w:t xml:space="preserve">main</w:t>
-      </w:r>
-      <w:r>
-        <w:t xml:space="preserve"> </w:t>
-      </w:r>
-      <w:r>
-        <w:t xml:space="preserve">(Passo 2 do roteiro).</w:t>
-      </w:r>
-    </w:p>
-    <w:p>
-      <w:pPr>
         <w:numPr>
           <w:ilvl w:val="1"/>
           <w:numId w:val="1005"/>
         </w:numPr>
+      </w:pPr>
+      <w:r>
+        <w:rPr>
+          <w:rStyle w:val="VerbatimChar"/>
+        </w:rPr>
+        <w:t xml:space="preserve">CODEOWNERS</w:t>
+      </w:r>
+      <w:r>
+        <w:t xml:space="preserve"> </w:t>
+      </w:r>
+      <w:r>
+        <w:t xml:space="preserve">corrigido: apontava para</w:t>
+      </w:r>
+      <w:r>
+        <w:t xml:space="preserve"> </w:t>
+      </w:r>
+      <w:r>
+        <w:rPr>
+          <w:rStyle w:val="VerbatimChar"/>
+        </w:rPr>
+        <w:t xml:space="preserve">@alexandersilva</w:t>
+      </w:r>
+      <w:r>
+        <w:t xml:space="preserve"> </w:t>
+      </w:r>
+      <w:r>
+        <w:t xml:space="preserve">(conta de terceiro!) →</w:t>
+      </w:r>
+      <w:r>
+        <w:t xml:space="preserve"> </w:t>
+      </w:r>
+      <w:r>
+        <w:rPr>
+          <w:rStyle w:val="VerbatimChar"/>
+        </w:rPr>
+        <w:t xml:space="preserve">@ScaTecnologia</w:t>
+      </w:r>
+      <w:r>
+        <w:t xml:space="preserve">.</w:t>
+      </w:r>
+    </w:p>
+    <w:p>
+      <w:pPr>
         <w:pStyle w:val="Compact"/>
-      </w:pPr>
-      <w:r>
-        <w:t xml:space="preserve">“</w:t>
-      </w:r>
-      <w:r>
-        <w:t xml:space="preserve">Require review from Code Owners</w:t>
-      </w:r>
-      <w:r>
-        <w:t xml:space="preserve">”</w:t>
-      </w:r>
-      <w:r>
-        <w:t xml:space="preserve"> </w:t>
-      </w:r>
-      <w:r>
-        <w:t xml:space="preserve">(ativa o</w:t>
-      </w:r>
-      <w:r>
-        <w:t xml:space="preserve"> </w:t>
-      </w:r>
-      <w:r>
-        <w:rPr>
-          <w:rStyle w:val="VerbatimChar"/>
-        </w:rPr>
-        <w:t xml:space="preserve">CODEOWNERS</w:t>
-      </w:r>
-      <w:r>
-        <w:t xml:space="preserve"> </w:t>
-      </w:r>
-      <w:r>
-        <w:t xml:space="preserve">já criado).</w:t>
-      </w:r>
-    </w:p>
-    <w:p>
-      <w:pPr>
         <w:numPr>
           <w:ilvl w:val="1"/>
           <w:numId w:val="1005"/>
         </w:numPr>
+      </w:pPr>
+      <w:r>
+        <w:t xml:space="preserve">Dependabot alerts + security updates +</w:t>
+      </w:r>
+      <w:r>
+        <w:t xml:space="preserve"> </w:t>
+      </w:r>
+      <w:r>
+        <w:rPr>
+          <w:rStyle w:val="VerbatimChar"/>
+        </w:rPr>
+        <w:t xml:space="preserve">.github/dependabot.yml</w:t>
+      </w:r>
+      <w:r>
+        <w:t xml:space="preserve"> </w:t>
+      </w:r>
+      <w:r>
+        <w:t xml:space="preserve">(npm, pip, actions, docker; semanal). Abriu 15 PRs (#1–#15),</w:t>
+      </w:r>
+      <w:r>
+        <w:t xml:space="preserve"> </w:t>
+      </w:r>
+      <w:r>
+        <w:rPr>
+          <w:b/>
+          <w:bCs/>
+        </w:rPr>
+        <w:t xml:space="preserve">nenhum mergeado</w:t>
+      </w:r>
+      <w:r>
+        <w:t xml:space="preserve"> </w:t>
+      </w:r>
+      <w:r>
+        <w:t xml:space="preserve">— vários são major (ESLint 10, Node 25, Python 3.14, ioredis 6) e precisam de avaliação um a um.</w:t>
+      </w:r>
+    </w:p>
+    <w:p>
+      <w:pPr>
         <w:pStyle w:val="Compact"/>
-      </w:pPr>
-      <w:r>
-        <w:t xml:space="preserve">Dependabot + CodeQL (Passo 6 do roteiro).</w:t>
-      </w:r>
-    </w:p>
-    <w:p>
-      <w:pPr>
         <w:numPr>
           <w:ilvl w:val="1"/>
           <w:numId w:val="1005"/>
         </w:numPr>
+      </w:pPr>
+      <w:r>
+        <w:t xml:space="preserve">Secret scanning + push protection; CodeQL (default setup).</w:t>
+      </w:r>
+    </w:p>
+    <w:p>
+      <w:pPr>
         <w:pStyle w:val="Compact"/>
+        <w:numPr>
+          <w:ilvl w:val="1"/>
+          <w:numId w:val="1005"/>
+        </w:numPr>
       </w:pPr>
       <w:r>
         <w:t xml:space="preserve">Environment</w:t>
@@ -1724,175 +2175,403 @@
         <w:t xml:space="preserve"> </w:t>
       </w:r>
       <w:r>
-        <w:t xml:space="preserve">com</w:t>
-      </w:r>
-      <w:r>
-        <w:t xml:space="preserve"> </w:t>
-      </w:r>
-      <w:r>
-        <w:t xml:space="preserve">“</w:t>
-      </w:r>
-      <w:r>
-        <w:t xml:space="preserve">Required reviewers</w:t>
-      </w:r>
-      <w:r>
-        <w:t xml:space="preserve">”</w:t>
-      </w:r>
-      <w:r>
-        <w:t xml:space="preserve"> </w:t>
-      </w:r>
-      <w:r>
-        <w:t xml:space="preserve">(necessário para o job</w:t>
-      </w:r>
-      <w:r>
-        <w:t xml:space="preserve"> </w:t>
-      </w:r>
-      <w:r>
-        <w:rPr>
-          <w:rStyle w:val="VerbatimChar"/>
-        </w:rPr>
-        <w:t xml:space="preserve">deploy-production</w:t>
-      </w:r>
-      <w:r>
-        <w:t xml:space="preserve"> </w:t>
-      </w:r>
-      <w:r>
-        <w:t xml:space="preserve">do</w:t>
-      </w:r>
-      <w:r>
-        <w:t xml:space="preserve"> </w:t>
-      </w:r>
-      <w:r>
-        <w:rPr>
-          <w:rStyle w:val="VerbatimChar"/>
-        </w:rPr>
-        <w:t xml:space="preserve">docker-build.yml</w:t>
-      </w:r>
-      <w:r>
-        <w:t xml:space="preserve"> </w:t>
-      </w:r>
-      <w:r>
-        <w:t xml:space="preserve">funcionar).</w:t>
-      </w:r>
-    </w:p>
-    <w:p>
-      <w:pPr>
+        <w:t xml:space="preserve">com required reviewer ScaTecnologia, só a partir de branch protegida.</w:t>
+      </w:r>
+    </w:p>
+    <w:p>
+      <w:pPr>
+        <w:pStyle w:val="Compact"/>
         <w:numPr>
           <w:ilvl w:val="0"/>
-          <w:numId w:val="1003"/>
+          <w:numId w:val="1004"/>
         </w:numPr>
+      </w:pPr>
+      <w:r>
+        <w:rPr>
+          <w:strike/>
+        </w:rPr>
+        <w:t xml:space="preserve">Criar o board Kanban</w:t>
+      </w:r>
+      <w:r>
+        <w:t xml:space="preserve"> </w:t>
+      </w:r>
+      <w:r>
+        <w:t xml:space="preserve">—</w:t>
+      </w:r>
+      <w:r>
+        <w:t xml:space="preserve"> </w:t>
+      </w:r>
+      <w:hyperlink r:id="rId15">
+        <w:r>
+          <w:rPr>
+            <w:rStyle w:val="Hyperlink"/>
+          </w:rPr>
+          <w:t xml:space="preserve">https://github.com/users/ScaTecnologia/projects/2</w:t>
+        </w:r>
+      </w:hyperlink>
+      <w:r>
+        <w:t xml:space="preserve"> </w:t>
+      </w:r>
+      <w:r>
+        <w:t xml:space="preserve">("LabSystem — Esteira"), colunas Backlog / To Do / Em Progresso / Em Revisão / Concluído, vinculado ao repositório.</w:t>
+      </w:r>
+      <w:r>
+        <w:t xml:space="preserve"> </w:t>
+      </w:r>
+      <w:r>
+        <w:rPr>
+          <w:b/>
+          <w:bCs/>
+        </w:rPr>
+        <w:t xml:space="preserve">Pendente manual:</w:t>
+      </w:r>
+      <w:r>
+        <w:t xml:space="preserve"> </w:t>
+      </w:r>
+      <w:r>
+        <w:t xml:space="preserve">ligar as automações nativas (aba do projeto → ⋯ → Workflows: "Item added", "Item closed", "Pull request merged", "Auto-add to project") — a API do GitHub não permite ligá-las; até lá, mover os cards à mão.</w:t>
+      </w:r>
+    </w:p>
+    <w:p>
+      <w:pPr>
         <w:pStyle w:val="Compact"/>
-      </w:pPr>
-      <w:r>
-        <w:rPr>
-          <w:b/>
-        </w:rPr>
-        <w:t xml:space="preserve">Criar o board Kanban</w:t>
-      </w:r>
-      <w:r>
-        <w:t xml:space="preserve"> </w:t>
-      </w:r>
-      <w:r>
-        <w:t xml:space="preserve">(GitHub Projects) seguindo</w:t>
-      </w:r>
-      <w:r>
-        <w:t xml:space="preserve"> </w:t>
-      </w:r>
-      <w:r>
-        <w:rPr>
-          <w:rStyle w:val="VerbatimChar"/>
-        </w:rPr>
-        <w:t xml:space="preserve">docs/BACKLOG_KANBAN.md</w:t>
-      </w:r>
-      <w:r>
-        <w:t xml:space="preserve">.</w:t>
-      </w:r>
-    </w:p>
-    <w:p>
-      <w:pPr>
         <w:numPr>
           <w:ilvl w:val="0"/>
-          <w:numId w:val="1003"/>
+          <w:numId w:val="1004"/>
         </w:numPr>
+      </w:pPr>
+      <w:r>
+        <w:rPr>
+          <w:strike/>
+        </w:rPr>
+        <w:t xml:space="preserve">Rodar o exercício de múltiplos devs</w:t>
+      </w:r>
+      <w:r>
+        <w:t xml:space="preserve"> </w:t>
+      </w:r>
+      <w:r>
+        <w:t xml:space="preserve">— feito no GitHub real em 2026-09-24: issues #16 (Ana) e #17 (Bruno), PRs #18 e #19, conflito real no</w:t>
+      </w:r>
+      <w:r>
+        <w:t xml:space="preserve"> </w:t>
+      </w:r>
+      <w:r>
+        <w:rPr>
+          <w:rStyle w:val="VerbatimChar"/>
+        </w:rPr>
+        <w:t xml:space="preserve">git rebase origin/main</w:t>
+      </w:r>
+      <w:r>
+        <w:t xml:space="preserve"> </w:t>
+      </w:r>
+      <w:r>
+        <w:t xml:space="preserve">do Bruno, resolvido combinando as duas mudanças (</w:t>
+      </w:r>
+      <w:r>
+        <w:rPr>
+          <w:rStyle w:val="VerbatimChar"/>
+        </w:rPr>
+        <w:t xml:space="preserve">listar()</w:t>
+      </w:r>
+      <w:r>
+        <w:t xml:space="preserve"> </w:t>
+      </w:r>
+      <w:r>
+        <w:t xml:space="preserve">agora: limite padrão 100 +</w:t>
+      </w:r>
+      <w:r>
+        <w:t xml:space="preserve"> </w:t>
+      </w:r>
+      <w:r>
+        <w:rPr>
+          <w:rStyle w:val="VerbatimChar"/>
+        </w:rPr>
+        <w:t xml:space="preserve">ORDER BY nome</w:t>
+      </w:r>
+      <w:r>
+        <w:t xml:space="preserve">), CI verde nos dois PRs, merge commits preservando autoria. Obs.:</w:t>
+      </w:r>
+      <w:r>
+        <w:t xml:space="preserve"> </w:t>
+      </w:r>
+      <w:r>
+        <w:rPr>
+          <w:rStyle w:val="VerbatimChar"/>
+        </w:rPr>
+        <w:t xml:space="preserve">clientes.html</w:t>
+      </w:r>
+      <w:r>
+        <w:t xml:space="preserve"> </w:t>
+      </w:r>
+      <w:r>
+        <w:t xml:space="preserve">não pagina, então passa a mostrar no máximo 100 clientes.</w:t>
+      </w:r>
+    </w:p>
+    <w:p>
+      <w:pPr>
         <w:pStyle w:val="Compact"/>
-      </w:pPr>
-      <w:r>
-        <w:rPr>
-          <w:b/>
-        </w:rPr>
-        <w:t xml:space="preserve">Rodar o exercício de múltiplos devs de verdade</w:t>
-      </w:r>
-      <w:r>
-        <w:t xml:space="preserve"> </w:t>
-      </w:r>
-      <w:r>
-        <w:t xml:space="preserve">(</w:t>
-      </w:r>
-      <w:r>
-        <w:rPr>
-          <w:rStyle w:val="VerbatimChar"/>
-        </w:rPr>
-        <w:t xml:space="preserve">docs/EXERCICIO_MULTIPLOS_DEVS.md</w:t>
-      </w:r>
-      <w:r>
-        <w:t xml:space="preserve">, seção</w:t>
-      </w:r>
-      <w:r>
-        <w:t xml:space="preserve"> </w:t>
-      </w:r>
-      <w:r>
-        <w:t xml:space="preserve">“</w:t>
-      </w:r>
-      <w:r>
-        <w:t xml:space="preserve">Como reproduzir</w:t>
-      </w:r>
-      <w:r>
-        <w:t xml:space="preserve">”</w:t>
-      </w:r>
-      <w:r>
-        <w:t xml:space="preserve">) — o que foi feito nesta sessão foi uma simulação de validação; fazer você mesmo é o objetivo de aprendizado.</w:t>
-      </w:r>
-    </w:p>
-    <w:p>
-      <w:pPr>
         <w:numPr>
           <w:ilvl w:val="0"/>
-          <w:numId w:val="1003"/>
+          <w:numId w:val="1004"/>
         </w:numPr>
+      </w:pPr>
+      <w:r>
+        <w:rPr>
+          <w:strike/>
+        </w:rPr>
+        <w:t xml:space="preserve">Testar</w:t>
+      </w:r>
+      <w:r>
+        <w:rPr>
+          <w:strike/>
+        </w:rPr>
+        <w:t xml:space="preserve"> </w:t>
+      </w:r>
+      <w:r>
+        <w:rPr>
+          <w:rStyle w:val="VerbatimChar"/>
+          <w:strike/>
+        </w:rPr>
+        <w:t xml:space="preserve">docker compose up --build</w:t>
+      </w:r>
+      <w:r>
+        <w:rPr>
+          <w:strike/>
+        </w:rPr>
+        <w:t xml:space="preserve"> </w:t>
+      </w:r>
+      <w:r>
+        <w:rPr>
+          <w:strike/>
+        </w:rPr>
+        <w:t xml:space="preserve">e o</w:t>
+      </w:r>
+      <w:r>
+        <w:rPr>
+          <w:strike/>
+        </w:rPr>
+        <w:t xml:space="preserve"> </w:t>
+      </w:r>
+      <w:r>
+        <w:rPr>
+          <w:rStyle w:val="VerbatimChar"/>
+          <w:strike/>
+        </w:rPr>
+        <w:t xml:space="preserve">docker-build.yml</w:t>
+      </w:r>
+      <w:r>
+        <w:rPr>
+          <w:strike/>
+        </w:rPr>
+        <w:t xml:space="preserve"> </w:t>
+      </w:r>
+      <w:r>
+        <w:rPr>
+          <w:strike/>
+        </w:rPr>
+        <w:t xml:space="preserve">no GitHub</w:t>
+      </w:r>
+      <w:r>
+        <w:t xml:space="preserve"> </w:t>
+      </w:r>
+      <w:r>
+        <w:t xml:space="preserve">— feito em 2026-09-24 (build+scan verdes em push e PR; trivy-action fixada por SHA v0.36.0).</w:t>
+      </w:r>
+    </w:p>
+    <w:p>
+      <w:pPr>
         <w:pStyle w:val="Compact"/>
-      </w:pPr>
-      <w:r>
-        <w:t xml:space="preserve">(Opcional, quando estiver em outra máquina que permita Docker) Testar</w:t>
-      </w:r>
-      <w:r>
-        <w:t xml:space="preserve"> </w:t>
-      </w:r>
-      <w:r>
-        <w:rPr>
-          <w:rStyle w:val="VerbatimChar"/>
-        </w:rPr>
-        <w:t xml:space="preserve">docker compose up --build</w:t>
-      </w:r>
-      <w:r>
-        <w:t xml:space="preserve"> </w:t>
-      </w:r>
-      <w:r>
-        <w:t xml:space="preserve">e disparar manualmente</w:t>
-      </w:r>
-      <w:r>
-        <w:t xml:space="preserve"> </w:t>
-      </w:r>
-      <w:r>
-        <w:rPr>
-          <w:rStyle w:val="VerbatimChar"/>
-        </w:rPr>
-        <w:t xml:space="preserve">docker-build.yml</w:t>
-      </w:r>
-      <w:r>
-        <w:t xml:space="preserve"> </w:t>
-      </w:r>
-      <w:r>
-        <w:t xml:space="preserve">pela aba Actions.</w:t>
+        <w:numPr>
+          <w:ilvl w:val="0"/>
+          <w:numId w:val="1004"/>
+        </w:numPr>
+      </w:pPr>
+      <w:r>
+        <w:rPr>
+          <w:strike/>
+        </w:rPr>
+        <w:t xml:space="preserve">Corrigir alertas do CodeQL e atualizar a documentação do Docker</w:t>
+      </w:r>
+      <w:r>
+        <w:t xml:space="preserve"> </w:t>
+      </w:r>
+      <w:r>
+        <w:t xml:space="preserve">— feito em 2026-09-24:</w:t>
+      </w:r>
+      <w:r>
+        <w:t xml:space="preserve"> </w:t>
+      </w:r>
+      <w:r>
+        <w:rPr>
+          <w:rStyle w:val="VerbatimChar"/>
+        </w:rPr>
+        <w:t xml:space="preserve">permissions: contents: read</w:t>
+      </w:r>
+      <w:r>
+        <w:t xml:space="preserve"> </w:t>
+      </w:r>
+      <w:r>
+        <w:t xml:space="preserve">nos dois workflows (11 alertas</w:t>
+      </w:r>
+      <w:r>
+        <w:t xml:space="preserve"> </w:t>
+      </w:r>
+      <w:r>
+        <w:rPr>
+          <w:rStyle w:val="VerbatimChar"/>
+        </w:rPr>
+        <w:t xml:space="preserve">actions/missing-workflow-permissions</w:t>
+      </w:r>
+      <w:r>
+        <w:t xml:space="preserve">);</w:t>
+      </w:r>
+      <w:r>
+        <w:t xml:space="preserve"> </w:t>
+      </w:r>
+      <w:r>
+        <w:rPr>
+          <w:rStyle w:val="VerbatimChar"/>
+        </w:rPr>
+        <w:t xml:space="preserve">ROTEIRO_CICD_CLAUDE_CODE.md</w:t>
+      </w:r>
+      <w:r>
+        <w:t xml:space="preserve"> </w:t>
+      </w:r>
+      <w:r>
+        <w:t xml:space="preserve">(Passo 7 reescrito com o que foi feito de verdade),</w:t>
+      </w:r>
+      <w:r>
+        <w:t xml:space="preserve"> </w:t>
+      </w:r>
+      <w:r>
+        <w:rPr>
+          <w:rStyle w:val="VerbatimChar"/>
+        </w:rPr>
+        <w:t xml:space="preserve">SETUP_NOVA_MAQUINA.md</w:t>
+      </w:r>
+      <w:r>
+        <w:t xml:space="preserve">,</w:t>
+      </w:r>
+      <w:r>
+        <w:t xml:space="preserve"> </w:t>
+      </w:r>
+      <w:r>
+        <w:rPr>
+          <w:rStyle w:val="VerbatimChar"/>
+        </w:rPr>
+        <w:t xml:space="preserve">DEVOPS_GUIA.md</w:t>
+      </w:r>
+      <w:r>
+        <w:t xml:space="preserve">, agente</w:t>
+      </w:r>
+      <w:r>
+        <w:t xml:space="preserve"> </w:t>
+      </w:r>
+      <w:r>
+        <w:rPr>
+          <w:rStyle w:val="VerbatimChar"/>
+        </w:rPr>
+        <w:t xml:space="preserve">devops-engineer</w:t>
+      </w:r>
+      <w:r>
+        <w:t xml:space="preserve"> </w:t>
+      </w:r>
+      <w:r>
+        <w:t xml:space="preserve">atualizados. Os</w:t>
+      </w:r>
+      <w:r>
+        <w:t xml:space="preserve"> </w:t>
+      </w:r>
+      <w:r>
+        <w:rPr>
+          <w:rStyle w:val="VerbatimChar"/>
+        </w:rPr>
+        <w:t xml:space="preserve">.docx</w:t>
+      </w:r>
+      <w:r>
+        <w:t xml:space="preserve"> </w:t>
+      </w:r>
+      <w:r>
+        <w:t xml:space="preserve">são regenerados dos</w:t>
+      </w:r>
+      <w:r>
+        <w:t xml:space="preserve"> </w:t>
+      </w:r>
+      <w:r>
+        <w:rPr>
+          <w:rStyle w:val="VerbatimChar"/>
+        </w:rPr>
+        <w:t xml:space="preserve">.md</w:t>
+      </w:r>
+      <w:r>
+        <w:t xml:space="preserve"> </w:t>
+      </w:r>
+      <w:r>
+        <w:t xml:space="preserve">com</w:t>
+      </w:r>
+      <w:r>
+        <w:t xml:space="preserve"> </w:t>
+      </w:r>
+      <w:r>
+        <w:rPr>
+          <w:rStyle w:val="VerbatimChar"/>
+        </w:rPr>
+        <w:t xml:space="preserve">sh docs/atualizar_docx.sh</w:t>
+      </w:r>
+      <w:r>
+        <w:t xml:space="preserve"> </w:t>
+      </w:r>
+      <w:r>
+        <w:t xml:space="preserve">(pandoc via Docker) — rode sempre que mudar um</w:t>
+      </w:r>
+      <w:r>
+        <w:t xml:space="preserve"> </w:t>
+      </w:r>
+      <w:r>
+        <w:rPr>
+          <w:rStyle w:val="VerbatimChar"/>
+        </w:rPr>
+        <w:t xml:space="preserve">.md</w:t>
+      </w:r>
+      <w:r>
+        <w:t xml:space="preserve"> </w:t>
+      </w:r>
+      <w:r>
+        <w:t xml:space="preserve">de</w:t>
+      </w:r>
+      <w:r>
+        <w:t xml:space="preserve"> </w:t>
+      </w:r>
+      <w:r>
+        <w:rPr>
+          <w:rStyle w:val="VerbatimChar"/>
+        </w:rPr>
+        <w:t xml:space="preserve">docs/</w:t>
+      </w:r>
+      <w:r>
+        <w:t xml:space="preserve">.</w:t>
+      </w:r>
+    </w:p>
+    <w:p>
+      <w:pPr>
+        <w:pStyle w:val="Compact"/>
+        <w:numPr>
+          <w:ilvl w:val="0"/>
+          <w:numId w:val="1004"/>
+        </w:numPr>
+      </w:pPr>
+      <w:r>
+        <w:rPr>
+          <w:b/>
+          <w:bCs/>
+        </w:rPr>
+        <w:t xml:space="preserve">Próximos:</w:t>
+      </w:r>
+      <w:r>
+        <w:t xml:space="preserve"> </w:t>
+      </w:r>
+      <w:r>
+        <w:t xml:space="preserve">ligar as automações do board (item 5); triar os PRs do Dependabot (#1–#15).</w:t>
       </w:r>
     </w:p>
     <w:p>
@@ -1902,15 +2581,15 @@
         </w:pict>
       </w:r>
     </w:p>
+    <w:bookmarkEnd w:id="16"/>
+    <w:bookmarkStart w:id="17" w:name="X505bbf7c012d54ef621210fb4cd2c41267a54b9"/>
     <w:p>
       <w:pPr>
         <w:pStyle w:val="Heading2"/>
       </w:pPr>
-      <w:bookmarkStart w:id="27" w:name="como-continuar-em-outra-máquina"/>
       <w:r>
         <w:t xml:space="preserve">4. Como continuar em outra máquina</w:t>
       </w:r>
-      <w:bookmarkEnd w:id="27"/>
     </w:p>
     <w:p>
       <w:pPr>
@@ -1942,21 +2621,21 @@
         </w:pict>
       </w:r>
     </w:p>
+    <w:bookmarkEnd w:id="17"/>
+    <w:bookmarkStart w:id="18" w:name="X800c5ed797c597cb13ae84569eb0a523483872d"/>
     <w:p>
       <w:pPr>
         <w:pStyle w:val="Heading2"/>
       </w:pPr>
-      <w:bookmarkStart w:id="28" w:name="X46c3b52a6b60b4421d075d3f1afbc351a7a25fd"/>
       <w:r>
         <w:t xml:space="preserve">5. Problemas conhecidos (não são bugs do projeto — são do ambiente)</w:t>
       </w:r>
-      <w:bookmarkEnd w:id="28"/>
     </w:p>
     <w:tbl>
       <w:tblPr>
         <w:tblStyle w:val="Table"/>
-        <w:tblW w:type="pct" w:w="5000.0"/>
-        <w:tblLook w:firstRow="1"/>
+        <w:tblW w:type="auto" w:w="0"/>
+        <w:tblLook w:firstRow="1" w:lastRow="0" w:firstColumn="0" w:lastColumn="0" w:noHBand="0" w:noVBand="0" w:val="0020"/>
       </w:tblPr>
       <w:tblGrid>
         <w:gridCol w:w="2640"/>
@@ -1965,19 +2644,13 @@
       </w:tblGrid>
       <w:tr>
         <w:trPr>
-          <w:cnfStyle w:firstRow="1"/>
+          <w:tblHeader w:val="on"/>
         </w:trPr>
         <w:tc>
-          <w:tcPr>
-            <w:tcBorders>
-              <w:bottom w:val="single"/>
-            </w:tcBorders>
-            <w:vAlign w:val="bottom"/>
-          </w:tcPr>
+          <w:tcPr/>
           <w:p>
             <w:pPr>
               <w:pStyle w:val="Compact"/>
-              <w:jc w:val="left"/>
             </w:pPr>
             <w:r>
               <w:t xml:space="preserve">Problema</w:t>
@@ -1985,16 +2658,10 @@
           </w:p>
         </w:tc>
         <w:tc>
-          <w:tcPr>
-            <w:tcBorders>
-              <w:bottom w:val="single"/>
-            </w:tcBorders>
-            <w:vAlign w:val="bottom"/>
-          </w:tcPr>
+          <w:tcPr/>
           <w:p>
             <w:pPr>
               <w:pStyle w:val="Compact"/>
-              <w:jc w:val="left"/>
             </w:pPr>
             <w:r>
               <w:t xml:space="preserve">Causa provável</w:t>
@@ -2002,16 +2669,10 @@
           </w:p>
         </w:tc>
         <w:tc>
-          <w:tcPr>
-            <w:tcBorders>
-              <w:bottom w:val="single"/>
-            </w:tcBorders>
-            <w:vAlign w:val="bottom"/>
-          </w:tcPr>
+          <w:tcPr/>
           <w:p>
             <w:pPr>
               <w:pStyle w:val="Compact"/>
-              <w:jc w:val="left"/>
             </w:pPr>
             <w:r>
               <w:t xml:space="preserve">O que fazer</w:t>
@@ -2021,10 +2682,10 @@
       </w:tr>
       <w:tr>
         <w:tc>
+          <w:tcPr/>
           <w:p>
             <w:pPr>
               <w:pStyle w:val="Compact"/>
-              <w:jc w:val="left"/>
             </w:pPr>
             <w:r>
               <w:rPr>
@@ -2041,10 +2702,10 @@
           </w:p>
         </w:tc>
         <w:tc>
+          <w:tcPr/>
           <w:p>
             <w:pPr>
               <w:pStyle w:val="Compact"/>
-              <w:jc w:val="left"/>
             </w:pPr>
             <w:r>
               <w:t xml:space="preserve">Sincronização do OneDrive prendendo o arquivo (o projeto vive dentro de uma pasta OneDrive)</w:t>
@@ -2052,10 +2713,10 @@
           </w:p>
         </w:tc>
         <w:tc>
+          <w:tcPr/>
           <w:p>
             <w:pPr>
               <w:pStyle w:val="Compact"/>
-              <w:jc w:val="left"/>
             </w:pPr>
             <w:r>
               <w:t xml:space="preserve">Feche o OneDrive temporariamente ou apague o arquivo manualmente pelo Explorer/PowerShell (</w:t>
@@ -2110,10 +2771,10 @@
       </w:tr>
       <w:tr>
         <w:tc>
+          <w:tcPr/>
           <w:p>
             <w:pPr>
               <w:pStyle w:val="Compact"/>
-              <w:jc w:val="left"/>
             </w:pPr>
             <w:r>
               <w:rPr>
@@ -2139,10 +2800,10 @@
           </w:p>
         </w:tc>
         <w:tc>
+          <w:tcPr/>
           <w:p>
             <w:pPr>
               <w:pStyle w:val="Compact"/>
-              <w:jc w:val="left"/>
             </w:pPr>
             <w:r>
               <w:t xml:space="preserve">Gerados ao converter o</w:t>
@@ -2165,10 +2826,10 @@
           </w:p>
         </w:tc>
         <w:tc>
+          <w:tcPr/>
           <w:p>
             <w:pPr>
               <w:pStyle w:val="Compact"/>
-              <w:jc w:val="left"/>
             </w:pPr>
             <w:r>
               <w:t xml:space="preserve">Apague os dois manualmente quando puder; não afetam o funcionamento de nada.</w:t>
@@ -2178,10 +2839,10 @@
       </w:tr>
       <w:tr>
         <w:tc>
+          <w:tcPr/>
           <w:p>
             <w:pPr>
               <w:pStyle w:val="Compact"/>
-              <w:jc w:val="left"/>
             </w:pPr>
             <w:r>
               <w:t xml:space="preserve">Testes</w:t>
@@ -2204,10 +2865,10 @@
           </w:p>
         </w:tc>
         <w:tc>
+          <w:tcPr/>
           <w:p>
             <w:pPr>
               <w:pStyle w:val="Compact"/>
-              <w:jc w:val="left"/>
             </w:pPr>
             <w:r>
               <w:t xml:space="preserve">Exigem o servidor Node rodando de verdade na porta 3000, o que complica automação simples em CI</w:t>
@@ -2215,10 +2876,10 @@
           </w:p>
         </w:tc>
         <w:tc>
+          <w:tcPr/>
           <w:p>
             <w:pPr>
               <w:pStyle w:val="Compact"/>
-              <w:jc w:val="left"/>
             </w:pPr>
             <w:r>
               <w:t xml:space="preserve">Ficou de fora por decisão consciente (ver</w:t>
@@ -2264,50 +2925,6 @@
             </w:r>
             <w:r>
               <w:t xml:space="preserve">em outro.</w:t>
-            </w:r>
-          </w:p>
-        </w:tc>
-      </w:tr>
-      <w:tr>
-        <w:tc>
-          <w:p>
-            <w:pPr>
-              <w:pStyle w:val="Compact"/>
-              <w:jc w:val="left"/>
-            </w:pPr>
-            <w:r>
-              <w:t xml:space="preserve">~69 arquivos aparecem em</w:t>
-            </w:r>
-            <w:r>
-              <w:t xml:space="preserve"> </w:t>
-            </w:r>
-            <w:r>
-              <w:rPr>
-                <w:rStyle w:val="VerbatimChar"/>
-              </w:rPr>
-              <w:t xml:space="preserve">git status</w:t>
-            </w:r>
-          </w:p>
-        </w:tc>
-        <w:tc>
-          <w:p>
-            <w:pPr>
-              <w:pStyle w:val="Compact"/>
-              <w:jc w:val="left"/>
-            </w:pPr>
-            <w:r>
-              <w:t xml:space="preserve">Nunca houve um commit organizando o que entra/não entra no Git desde que os artefatos de CI/CD foram criados</w:t>
-            </w:r>
-          </w:p>
-        </w:tc>
-        <w:tc>
-          <w:p>
-            <w:pPr>
-              <w:pStyle w:val="Compact"/>
-              <w:jc w:val="left"/>
-            </w:pPr>
-            <w:r>
-              <w:t xml:space="preserve">Ver seção 3, item 2, acima.</w:t>
             </w:r>
           </w:p>
         </w:tc>
@@ -2320,15 +2937,15 @@
         </w:pict>
       </w:r>
     </w:p>
+    <w:bookmarkEnd w:id="18"/>
+    <w:bookmarkStart w:id="19" w:name="X1acc7660ff16e20a0ff0fe7c06b21a7aa715929"/>
     <w:p>
       <w:pPr>
         <w:pStyle w:val="Heading2"/>
       </w:pPr>
-      <w:bookmarkStart w:id="29" w:name="para-a-próxima-sessão-do-claude-code"/>
       <w:r>
         <w:t xml:space="preserve">6. Para a próxima sessão do Claude Code</w:t>
       </w:r>
-      <w:bookmarkEnd w:id="29"/>
     </w:p>
     <w:p>
       <w:pPr>
@@ -2362,7 +2979,13 @@
         <w:t xml:space="preserve">) já foi atualizada para ler este arquivo primeiro. Depois de ler este arquivo, confirme com o usuário qual dos itens da seção 3 ele quer atacar agora, antes de propor qualquer implementação nova — não presuma que ele quer continuar exatamente de onde a lista para, porque a ordem ali é uma sugestão, não uma obrigação.</w:t>
       </w:r>
     </w:p>
-    <w:sectPr/>
+    <w:bookmarkEnd w:id="19"/>
+    <w:bookmarkEnd w:id="20"/>
+    <w:sectPr>
+      <w:footnotePr>
+        <w:numRestart w:val="eachSect"/>
+      </w:footnotePr>
+    </w:sectPr>
   </w:body>
 </w:document>
 </file>
@@ -2393,17 +3016,14 @@
 <file path=word/numbering.xml><?xml version="1.0" encoding="utf-8"?>
 <w:numbering xmlns:w="http://schemas.openxmlformats.org/wordprocessingml/2006/main">
   <w:abstractNum w:abstractNumId="990">
-    <w:nsid w:val="2c1ae401"/>
+    <w:nsid w:val="0000A990"/>
     <w:multiLevelType w:val="multilevel"/>
     <w:lvl w:ilvl="0">
       <w:numFmt w:val="bullet"/>
       <w:lvlText w:val=" "/>
       <w:lvlJc w:val="left"/>
       <w:pPr>
-        <w:tabs>
-          <w:tab w:val="num" w:pos="0"/>
-        </w:tabs>
-        <w:ind w:left="480" w:hanging="480"/>
+        <w:ind w:left="720" w:hanging="360"/>
       </w:pPr>
     </w:lvl>
     <w:lvl w:ilvl="1">
@@ -2411,10 +3031,7 @@
       <w:lvlText w:val=" "/>
       <w:lvlJc w:val="left"/>
       <w:pPr>
-        <w:tabs>
-          <w:tab w:val="num" w:pos="720"/>
-        </w:tabs>
-        <w:ind w:left="1200" w:hanging="480"/>
+        <w:ind w:left="1440" w:hanging="360"/>
       </w:pPr>
     </w:lvl>
     <w:lvl w:ilvl="2">
@@ -2422,10 +3039,7 @@
       <w:lvlText w:val=" "/>
       <w:lvlJc w:val="left"/>
       <w:pPr>
-        <w:tabs>
-          <w:tab w:val="num" w:pos="1440"/>
-        </w:tabs>
-        <w:ind w:left="1920" w:hanging="480"/>
+        <w:ind w:left="2160" w:hanging="360"/>
       </w:pPr>
     </w:lvl>
     <w:lvl w:ilvl="3">
@@ -2433,10 +3047,7 @@
       <w:lvlText w:val=" "/>
       <w:lvlJc w:val="left"/>
       <w:pPr>
-        <w:tabs>
-          <w:tab w:val="num" w:pos="2160"/>
-        </w:tabs>
-        <w:ind w:left="2640" w:hanging="480"/>
+        <w:ind w:left="2880" w:hanging="360"/>
       </w:pPr>
     </w:lvl>
     <w:lvl w:ilvl="4">
@@ -2444,10 +3055,7 @@
       <w:lvlText w:val=" "/>
       <w:lvlJc w:val="left"/>
       <w:pPr>
-        <w:tabs>
-          <w:tab w:val="num" w:pos="2880"/>
-        </w:tabs>
-        <w:ind w:left="3360" w:hanging="480"/>
+        <w:ind w:left="3600" w:hanging="360"/>
       </w:pPr>
     </w:lvl>
     <w:lvl w:ilvl="5">
@@ -2455,10 +3063,7 @@
       <w:lvlText w:val=" "/>
       <w:lvlJc w:val="left"/>
       <w:pPr>
-        <w:tabs>
-          <w:tab w:val="num" w:pos="3600"/>
-        </w:tabs>
-        <w:ind w:left="4080" w:hanging="480"/>
+        <w:ind w:left="4320" w:hanging="360"/>
       </w:pPr>
     </w:lvl>
     <w:lvl w:ilvl="6">
@@ -2466,10 +3071,7 @@
       <w:lvlText w:val=" "/>
       <w:lvlJc w:val="left"/>
       <w:pPr>
-        <w:tabs>
-          <w:tab w:val="num" w:pos="4320"/>
-        </w:tabs>
-        <w:ind w:left="4800" w:hanging="480"/>
+        <w:ind w:left="5040" w:hanging="360"/>
       </w:pPr>
     </w:lvl>
     <w:lvl w:ilvl="7">
@@ -2477,10 +3079,7 @@
       <w:lvlText w:val=" "/>
       <w:lvlJc w:val="left"/>
       <w:pPr>
-        <w:tabs>
-          <w:tab w:val="num" w:pos="5040"/>
-        </w:tabs>
-        <w:ind w:left="5520" w:hanging="480"/>
+        <w:ind w:left="5760" w:hanging="360"/>
       </w:pPr>
     </w:lvl>
     <w:lvl w:ilvl="8">
@@ -2488,15 +3087,12 @@
       <w:lvlText w:val=" "/>
       <w:lvlJc w:val="left"/>
       <w:pPr>
-        <w:tabs>
-          <w:tab w:val="num" w:pos="5760"/>
-        </w:tabs>
-        <w:ind w:left="6240" w:hanging="480"/>
+        <w:ind w:left="6480" w:hanging="360"/>
       </w:pPr>
     </w:lvl>
   </w:abstractNum>
   <w:abstractNum w:abstractNumId="99411">
-    <w:nsid w:val="ea454b4c"/>
+    <w:nsid w:val="00A99411"/>
     <w:multiLevelType w:val="multilevel"/>
     <w:lvl w:ilvl="0">
       <w:start w:val="1"/>
@@ -2504,10 +3100,7 @@
       <w:lvlText w:val="%1."/>
       <w:lvlJc w:val="left"/>
       <w:pPr>
-        <w:tabs>
-          <w:tab w:val="num" w:pos="0"/>
-        </w:tabs>
-        <w:ind w:left="480" w:hanging="480"/>
+        <w:ind w:left="720" w:hanging="360"/>
       </w:pPr>
     </w:lvl>
     <w:lvl w:ilvl="1">
@@ -2516,10 +3109,7 @@
       <w:lvlText w:val="%2."/>
       <w:lvlJc w:val="left"/>
       <w:pPr>
-        <w:tabs>
-          <w:tab w:val="num" w:pos="720"/>
-        </w:tabs>
-        <w:ind w:left="1200" w:hanging="480"/>
+        <w:ind w:left="1440" w:hanging="360"/>
       </w:pPr>
     </w:lvl>
     <w:lvl w:ilvl="2">
@@ -2528,10 +3118,7 @@
       <w:lvlText w:val="%3."/>
       <w:lvlJc w:val="left"/>
       <w:pPr>
-        <w:tabs>
-          <w:tab w:val="num" w:pos="1440"/>
-        </w:tabs>
-        <w:ind w:left="1920" w:hanging="480"/>
+        <w:ind w:left="2160" w:hanging="360"/>
       </w:pPr>
     </w:lvl>
     <w:lvl w:ilvl="3">
@@ -2540,10 +3127,7 @@
       <w:lvlText w:val="%4."/>
       <w:lvlJc w:val="left"/>
       <w:pPr>
-        <w:tabs>
-          <w:tab w:val="num" w:pos="2160"/>
-        </w:tabs>
-        <w:ind w:left="2640" w:hanging="480"/>
+        <w:ind w:left="2880" w:hanging="360"/>
       </w:pPr>
     </w:lvl>
     <w:lvl w:ilvl="4">
@@ -2552,10 +3136,7 @@
       <w:lvlText w:val="%5."/>
       <w:lvlJc w:val="left"/>
       <w:pPr>
-        <w:tabs>
-          <w:tab w:val="num" w:pos="2880"/>
-        </w:tabs>
-        <w:ind w:left="3360" w:hanging="480"/>
+        <w:ind w:left="3600" w:hanging="360"/>
       </w:pPr>
     </w:lvl>
     <w:lvl w:ilvl="5">
@@ -2564,10 +3145,7 @@
       <w:lvlText w:val="%6."/>
       <w:lvlJc w:val="left"/>
       <w:pPr>
-        <w:tabs>
-          <w:tab w:val="num" w:pos="3600"/>
-        </w:tabs>
-        <w:ind w:left="4080" w:hanging="480"/>
+        <w:ind w:left="4320" w:hanging="360"/>
       </w:pPr>
     </w:lvl>
     <w:lvl w:ilvl="6">
@@ -2576,10 +3154,7 @@
       <w:lvlText w:val="%7."/>
       <w:lvlJc w:val="left"/>
       <w:pPr>
-        <w:tabs>
-          <w:tab w:val="num" w:pos="4320"/>
-        </w:tabs>
-        <w:ind w:left="4800" w:hanging="480"/>
+        <w:ind w:left="5040" w:hanging="360"/>
       </w:pPr>
     </w:lvl>
     <w:lvl w:ilvl="7">
@@ -2588,10 +3163,7 @@
       <w:lvlText w:val="%8."/>
       <w:lvlJc w:val="left"/>
       <w:pPr>
-        <w:tabs>
-          <w:tab w:val="num" w:pos="5040"/>
-        </w:tabs>
-        <w:ind w:left="5520" w:hanging="480"/>
+        <w:ind w:left="5760" w:hanging="360"/>
       </w:pPr>
     </w:lvl>
     <w:lvl w:ilvl="8">
@@ -2600,114 +3172,111 @@
       <w:lvlText w:val="%9."/>
       <w:lvlJc w:val="left"/>
       <w:pPr>
-        <w:tabs>
-          <w:tab w:val="num" w:pos="5760"/>
-        </w:tabs>
-        <w:ind w:left="6240" w:hanging="480"/>
+        <w:ind w:left="6480" w:hanging="360"/>
       </w:pPr>
     </w:lvl>
   </w:abstractNum>
   <w:abstractNum w:abstractNumId="991">
-    <w:nsid w:val="71315dca"/>
+    <w:nsid w:val="0000A991"/>
     <w:multiLevelType w:val="multilevel"/>
     <w:lvl w:ilvl="0">
       <w:numFmt w:val="bullet"/>
-      <w:lvlText w:val="•"/>
+      <w:lvlText w:val=""/>
       <w:lvlJc w:val="left"/>
       <w:pPr>
-        <w:tabs>
-          <w:tab w:val="num" w:pos="0"/>
-        </w:tabs>
-        <w:ind w:left="480" w:hanging="480"/>
-      </w:pPr>
+        <w:ind w:left="720" w:hanging="360"/>
+      </w:pPr>
+      <w:rPr>
+        <w:rFonts w:ascii="Symbol" w:hAnsi="Symbol" w:cs="Symbol" w:hint="default"/>
+      </w:rPr>
     </w:lvl>
     <w:lvl w:ilvl="1">
       <w:numFmt w:val="bullet"/>
-      <w:lvlText w:val="–"/>
+      <w:lvlText w:val="o"/>
       <w:lvlJc w:val="left"/>
       <w:pPr>
-        <w:tabs>
-          <w:tab w:val="num" w:pos="720"/>
-        </w:tabs>
-        <w:ind w:left="1200" w:hanging="480"/>
-      </w:pPr>
+        <w:ind w:left="1440" w:hanging="360"/>
+      </w:pPr>
+      <w:rPr>
+        <w:rFonts w:ascii="Courier New" w:hAnsi="Courier New" w:cs="Courier New" w:hint="default"/>
+      </w:rPr>
     </w:lvl>
     <w:lvl w:ilvl="2">
       <w:numFmt w:val="bullet"/>
-      <w:lvlText w:val="•"/>
+      <w:lvlText w:val=""/>
       <w:lvlJc w:val="left"/>
       <w:pPr>
-        <w:tabs>
-          <w:tab w:val="num" w:pos="1440"/>
-        </w:tabs>
-        <w:ind w:left="1920" w:hanging="480"/>
-      </w:pPr>
+        <w:ind w:left="2160" w:hanging="360"/>
+      </w:pPr>
+      <w:rPr>
+        <w:rFonts w:ascii="Wingdings" w:hAnsi="Wingdings" w:cs="Wingdings" w:hint="default"/>
+      </w:rPr>
     </w:lvl>
     <w:lvl w:ilvl="3">
       <w:numFmt w:val="bullet"/>
-      <w:lvlText w:val="–"/>
+      <w:lvlText w:val=""/>
       <w:lvlJc w:val="left"/>
       <w:pPr>
-        <w:tabs>
-          <w:tab w:val="num" w:pos="2160"/>
-        </w:tabs>
-        <w:ind w:left="2640" w:hanging="480"/>
-      </w:pPr>
+        <w:ind w:left="2880" w:hanging="360"/>
+      </w:pPr>
+      <w:rPr>
+        <w:rFonts w:ascii="Symbol" w:hAnsi="Symbol" w:cs="Symbol" w:hint="default"/>
+      </w:rPr>
     </w:lvl>
     <w:lvl w:ilvl="4">
       <w:numFmt w:val="bullet"/>
-      <w:lvlText w:val="•"/>
+      <w:lvlText w:val="o"/>
       <w:lvlJc w:val="left"/>
       <w:pPr>
-        <w:tabs>
-          <w:tab w:val="num" w:pos="2880"/>
-        </w:tabs>
-        <w:ind w:left="3360" w:hanging="480"/>
-      </w:pPr>
+        <w:ind w:left="3600" w:hanging="360"/>
+      </w:pPr>
+      <w:rPr>
+        <w:rFonts w:ascii="Courier New" w:hAnsi="Courier New" w:cs="Courier New" w:hint="default"/>
+      </w:rPr>
     </w:lvl>
     <w:lvl w:ilvl="5">
       <w:numFmt w:val="bullet"/>
-      <w:lvlText w:val="–"/>
+      <w:lvlText w:val=""/>
       <w:lvlJc w:val="left"/>
       <w:pPr>
-        <w:tabs>
-          <w:tab w:val="num" w:pos="3600"/>
-        </w:tabs>
-        <w:ind w:left="4080" w:hanging="480"/>
-      </w:pPr>
+        <w:ind w:left="4320" w:hanging="360"/>
+      </w:pPr>
+      <w:rPr>
+        <w:rFonts w:ascii="Wingdings" w:hAnsi="Wingdings" w:cs="Wingdings" w:hint="default"/>
+      </w:rPr>
     </w:lvl>
     <w:lvl w:ilvl="6">
       <w:numFmt w:val="bullet"/>
-      <w:lvlText w:val="•"/>
+      <w:lvlText w:val=""/>
       <w:lvlJc w:val="left"/>
       <w:pPr>
-        <w:tabs>
-          <w:tab w:val="num" w:pos="4320"/>
-        </w:tabs>
-        <w:ind w:left="4800" w:hanging="480"/>
-      </w:pPr>
+        <w:ind w:left="5040" w:hanging="360"/>
+      </w:pPr>
+      <w:rPr>
+        <w:rFonts w:ascii="Symbol" w:hAnsi="Symbol" w:cs="Symbol" w:hint="default"/>
+      </w:rPr>
     </w:lvl>
     <w:lvl w:ilvl="7">
       <w:numFmt w:val="bullet"/>
-      <w:lvlText w:val="–"/>
+      <w:lvlText w:val="o"/>
       <w:lvlJc w:val="left"/>
       <w:pPr>
-        <w:tabs>
-          <w:tab w:val="num" w:pos="5040"/>
-        </w:tabs>
-        <w:ind w:left="5520" w:hanging="480"/>
-      </w:pPr>
+        <w:ind w:left="5760" w:hanging="360"/>
+      </w:pPr>
+      <w:rPr>
+        <w:rFonts w:ascii="Courier New" w:hAnsi="Courier New" w:cs="Courier New" w:hint="default"/>
+      </w:rPr>
     </w:lvl>
     <w:lvl w:ilvl="8">
       <w:numFmt w:val="bullet"/>
-      <w:lvlText w:val="•"/>
+      <w:lvlText w:val=""/>
       <w:lvlJc w:val="left"/>
       <w:pPr>
-        <w:tabs>
-          <w:tab w:val="num" w:pos="5760"/>
-        </w:tabs>
-        <w:ind w:left="6240" w:hanging="480"/>
-      </w:pPr>
+        <w:ind w:left="6480" w:hanging="360"/>
+      </w:pPr>
+      <w:rPr>
+        <w:rFonts w:ascii="Wingdings" w:hAnsi="Wingdings" w:cs="Wingdings" w:hint="default"/>
+      </w:rPr>
     </w:lvl>
   </w:abstractNum>
   <w:num w:numId="1000">
@@ -2747,6 +3316,9 @@
     <w:abstractNumId w:val="991"/>
   </w:num>
   <w:num w:numId="1003">
+    <w:abstractNumId w:val="991"/>
+  </w:num>
+  <w:num w:numId="1004">
     <w:abstractNumId w:val="99411"/>
     <w:lvlOverride w:ilvl="0">
       <w:startOverride w:val="1"/>
@@ -2776,9 +3348,6 @@
       <w:startOverride w:val="1"/>
     </w:lvlOverride>
   </w:num>
-  <w:num w:numId="1004">
-    <w:abstractNumId w:val="991"/>
-  </w:num>
   <w:num w:numId="1005">
     <w:abstractNumId w:val="991"/>
   </w:num>
@@ -2790,10 +3359,10 @@
   <w:docDefaults>
     <w:rPrDefault>
       <w:rPr>
-        <w:rFonts w:asciiTheme="minorHAnsi" w:eastAsiaTheme="minorHAnsi" w:hAnsiTheme="minorHAnsi" w:cstheme="minorBidi"/>
+        <w:rFonts w:asciiTheme="minorHAnsi" w:cstheme="minorBidi" w:eastAsiaTheme="minorEastAsia" w:hAnsiTheme="minorHAnsi"/>
         <w:sz w:val="24"/>
         <w:szCs w:val="24"/>
-        <w:lang w:val="en-US" w:eastAsia="en-US" w:bidi="ar-SA"/>
+        <w:lang w:bidi="ar-SA" w:eastAsia="zh-CN" w:val="en-US"/>
       </w:rPr>
     </w:rPrDefault>
     <w:pPrDefault>
@@ -2802,91 +3371,145 @@
       </w:pPr>
     </w:pPrDefault>
   </w:docDefaults>
-  <w:latentStyles w:defLockedState="0" w:defUIPriority="0" w:defSemiHidden="0" w:defUnhideWhenUsed="0" w:defQFormat="0" w:count="276"/>
-  <w:style w:type="paragraph" w:default="1" w:styleId="Normal">
+  <w:latentStyles w:count="276" w:defLockedState="0" w:defQFormat="0" w:defSemiHidden="0" w:defUIPriority="0" w:defUnhideWhenUsed="0"/>
+  <w:style w:default="1" w:styleId="Normal" w:type="paragraph">
     <w:name w:val="Normal"/>
     <w:qFormat/>
   </w:style>
-  <w:style w:type="paragraph" w:styleId="BodyText">
+  <w:style w:styleId="BodyText" w:type="paragraph">
     <w:name w:val="Body Text"/>
     <w:basedOn w:val="Normal"/>
     <w:link w:val="BodyTextChar"/>
+    <w:qFormat/>
     <w:pPr>
-      <w:spacing w:before="180" w:after="180"/>
+      <w:spacing w:after="180" w:before="180"/>
     </w:pPr>
-    <w:qFormat/>
-  </w:style>
-  <w:style w:type="paragraph" w:customStyle="1" w:styleId="FirstParagraph">
+  </w:style>
+  <w:style w:customStyle="1" w:styleId="FirstParagraph" w:type="paragraph">
     <w:name w:val="First Paragraph"/>
     <w:basedOn w:val="BodyText"/>
     <w:next w:val="BodyText"/>
     <w:qFormat/>
   </w:style>
-  <w:style w:type="paragraph" w:customStyle="1" w:styleId="Compact">
+  <w:style w:customStyle="1" w:styleId="Compact" w:type="paragraph">
     <w:name w:val="Compact"/>
     <w:basedOn w:val="BodyText"/>
     <w:qFormat/>
     <w:pPr>
-      <w:spacing w:before="36" w:after="36"/>
+      <w:spacing w:after="36" w:before="36"/>
     </w:pPr>
   </w:style>
-  <w:style w:type="paragraph" w:styleId="Title">
+  <w:style w:styleId="Title" w:type="paragraph">
     <w:name w:val="Title"/>
     <w:basedOn w:val="Normal"/>
     <w:next w:val="BodyText"/>
+    <w:link w:val="TitleChar"/>
+    <w:uiPriority w:val="10"/>
     <w:qFormat/>
+    <w:rsid w:val="00A10FD9"/>
     <w:pPr>
-      <w:keepNext/>
-      <w:keepLines/>
-      <w:spacing w:before="480" w:after="240"/>
+      <w:spacing w:after="80" w:line="240" w:lineRule="auto"/>
+      <w:contextualSpacing/>
       <w:jc w:val="center"/>
     </w:pPr>
     <w:rPr>
-      <w:rFonts w:asciiTheme="majorHAnsi" w:eastAsiaTheme="majorEastAsia" w:hAnsiTheme="majorHAnsi" w:cstheme="majorBidi"/>
-      <w:b/>
-      <w:bCs/>
-      <w:color w:val="345A8A" w:themeColor="accent1" w:themeShade="B5"/>
-      <w:sz w:val="36"/>
-      <w:szCs w:val="36"/>
-    </w:rPr>
-  </w:style>
-  <w:style w:type="paragraph" w:styleId="Subtitle">
+      <w:rFonts w:asciiTheme="majorHAnsi" w:cstheme="majorBidi" w:eastAsiaTheme="majorEastAsia" w:hAnsiTheme="majorHAnsi"/>
+      <w:sz w:val="56"/>
+      <w:szCs w:val="56"/>
+    </w:rPr>
+  </w:style>
+  <w:style w:customStyle="1" w:styleId="TitleChar" w:type="character">
+    <w:name w:val="Title Char"/>
+    <w:basedOn w:val="DefaultParagraphFont"/>
+    <w:link w:val="Title"/>
+    <w:uiPriority w:val="10"/>
+    <w:rsid w:val="00A10FD9"/>
+    <w:rPr>
+      <w:rFonts w:asciiTheme="majorHAnsi" w:cstheme="majorBidi" w:eastAsiaTheme="majorEastAsia" w:hAnsiTheme="majorHAnsi"/>
+      <w:sz w:val="56"/>
+      <w:szCs w:val="56"/>
+    </w:rPr>
+  </w:style>
+  <w:style w:styleId="Subtitle" w:type="paragraph">
     <w:name w:val="Subtitle"/>
+    <w:basedOn w:val="Title"/>
+    <w:next w:val="BodyText"/>
+    <w:link w:val="SubtitleChar"/>
+    <w:uiPriority w:val="11"/>
+    <w:qFormat/>
+    <w:rsid w:val="00A10FD9"/>
+    <w:pPr>
+      <w:numPr>
+        <w:ilvl w:val="1"/>
+      </w:numPr>
+    </w:pPr>
+    <w:rPr>
+      <w:rFonts w:cstheme="majorBidi" w:eastAsiaTheme="majorEastAsia"/>
+      <w:spacing w:val="15"/>
+      <w:sz w:val="28"/>
+      <w:szCs w:val="28"/>
+    </w:rPr>
+  </w:style>
+  <w:style w:customStyle="1" w:styleId="SubtitleChar" w:type="character">
+    <w:name w:val="Subtitle Char"/>
+    <w:basedOn w:val="DefaultParagraphFont"/>
+    <w:link w:val="Subtitle"/>
+    <w:uiPriority w:val="11"/>
+    <w:rsid w:val="00A10FD9"/>
+    <w:rPr>
+      <w:rFonts w:cstheme="majorBidi" w:eastAsiaTheme="majorEastAsia"/>
+      <w:color w:themeColor="text1" w:themeTint="A6" w:val="595959"/>
+      <w:spacing w:val="15"/>
+      <w:sz w:val="28"/>
+      <w:szCs w:val="28"/>
+    </w:rPr>
+  </w:style>
+  <w:style w:customStyle="1" w:styleId="Author" w:type="paragraph">
+    <w:name w:val="Author"/>
     <w:basedOn w:val="Title"/>
     <w:next w:val="BodyText"/>
     <w:qFormat/>
     <w:pPr>
       <w:keepNext/>
       <w:keepLines/>
-      <w:spacing w:before="240" w:after="240"/>
-      <w:jc w:val="center"/>
     </w:pPr>
     <w:rPr>
-      <w:sz w:val="30"/>
-      <w:szCs w:val="30"/>
-    </w:rPr>
-  </w:style>
-  <w:style w:type="paragraph" w:customStyle="1" w:styleId="Author">
-    <w:name w:val="Author"/>
+      <w:sz w:val="24"/>
+      <w:szCs w:val="24"/>
+    </w:rPr>
+  </w:style>
+  <w:style w:styleId="Date" w:type="paragraph">
+    <w:name w:val="Date"/>
+    <w:basedOn w:val="Title"/>
     <w:next w:val="BodyText"/>
     <w:qFormat/>
     <w:pPr>
       <w:keepNext/>
       <w:keepLines/>
-      <w:jc w:val="center"/>
     </w:pPr>
-  </w:style>
-  <w:style w:type="paragraph" w:styleId="Date">
-    <w:name w:val="Date"/>
-    <w:next w:val="BodyText"/>
+    <w:rPr>
+      <w:sz w:val="24"/>
+      <w:szCs w:val="24"/>
+    </w:rPr>
+  </w:style>
+  <w:style w:customStyle="1" w:styleId="AbstractTitle" w:type="paragraph">
+    <w:name w:val="Abstract Title"/>
+    <w:basedOn w:val="Normal"/>
+    <w:next w:val="Abstract"/>
     <w:qFormat/>
     <w:pPr>
       <w:keepNext/>
       <w:keepLines/>
+      <w:spacing w:after="0" w:before="300"/>
       <w:jc w:val="center"/>
     </w:pPr>
-  </w:style>
-  <w:style w:type="paragraph" w:customStyle="1" w:styleId="Abstract">
+    <w:rPr>
+      <w:b/>
+      <w:sz w:val="20"/>
+      <w:szCs w:val="20"/>
+    </w:rPr>
+  </w:style>
+  <w:style w:customStyle="1" w:styleId="Abstract" w:type="paragraph">
     <w:name w:val="Abstract"/>
     <w:basedOn w:val="Normal"/>
     <w:next w:val="BodyText"/>
@@ -2894,14 +3517,14 @@
     <w:pPr>
       <w:keepNext/>
       <w:keepLines/>
-      <w:spacing w:before="300" w:after="300"/>
+      <w:spacing w:after="300" w:before="100"/>
     </w:pPr>
     <w:rPr>
       <w:sz w:val="20"/>
       <w:szCs w:val="20"/>
     </w:rPr>
   </w:style>
-  <w:style w:type="paragraph" w:styleId="Bibliography">
+  <w:style w:styleId="Bibliography" w:type="paragraph">
     <w:name w:val="Bibliography"/>
     <w:basedOn w:val="Normal"/>
     <w:next w:val="Bibliography"/>
@@ -2909,195 +3532,325 @@
     <w:pPr/>
     <w:rPr/>
   </w:style>
-  <w:style w:type="paragraph" w:styleId="Heading1">
-    <w:name w:val="Heading 1"/>
+  <w:style w:styleId="Heading1" w:type="paragraph">
+    <w:name w:val="heading 1"/>
     <w:basedOn w:val="Normal"/>
     <w:next w:val="BodyText"/>
+    <w:link w:val="Heading1Char"/>
     <w:uiPriority w:val="9"/>
     <w:qFormat/>
+    <w:rsid w:val="00A10FD9"/>
     <w:pPr>
       <w:keepNext/>
       <w:keepLines/>
-      <w:spacing w:before="480" w:after="0"/>
+      <w:spacing w:after="80" w:before="360"/>
       <w:outlineLvl w:val="0"/>
     </w:pPr>
     <w:rPr>
-      <w:rFonts w:asciiTheme="majorHAnsi" w:eastAsiaTheme="majorEastAsia" w:hAnsiTheme="majorHAnsi" w:cstheme="majorBidi"/>
-      <w:b/>
-      <w:bCs/>
-      <w:color w:val="4F81BD" w:themeColor="accent1"/>
-      <w:sz w:val="32"/>
-      <w:szCs w:val="32"/>
-    </w:rPr>
-  </w:style>
-  <w:style w:type="paragraph" w:styleId="Heading2">
-    <w:name w:val="Heading 2"/>
+      <w:rFonts w:asciiTheme="majorHAnsi" w:cstheme="majorBidi" w:eastAsiaTheme="majorEastAsia" w:hAnsiTheme="majorHAnsi"/>
+      <w:color w:themeColor="accent1" w:themeShade="BF" w:val="0F4761"/>
+      <w:sz w:val="40"/>
+      <w:szCs w:val="40"/>
+    </w:rPr>
+  </w:style>
+  <w:style w:styleId="Heading2" w:type="paragraph">
+    <w:name w:val="heading 2"/>
     <w:basedOn w:val="Normal"/>
     <w:next w:val="BodyText"/>
+    <w:link w:val="Heading2Char"/>
     <w:uiPriority w:val="9"/>
+    <w:semiHidden/>
     <w:unhideWhenUsed/>
     <w:qFormat/>
+    <w:rsid w:val="00A10FD9"/>
     <w:pPr>
       <w:keepNext/>
       <w:keepLines/>
-      <w:spacing w:before="200" w:after="0"/>
+      <w:spacing w:after="80" w:before="160"/>
       <w:outlineLvl w:val="1"/>
     </w:pPr>
     <w:rPr>
-      <w:rFonts w:asciiTheme="majorHAnsi" w:eastAsiaTheme="majorEastAsia" w:hAnsiTheme="majorHAnsi" w:cstheme="majorBidi"/>
-      <w:b/>
-      <w:bCs/>
-      <w:color w:val="4F81BD" w:themeColor="accent1"/>
-      <w:sz w:val="28"/>
-      <w:szCs w:val="28"/>
-    </w:rPr>
-  </w:style>
-  <w:style w:type="paragraph" w:styleId="Heading3">
-    <w:name w:val="Heading 3"/>
+      <w:rFonts w:asciiTheme="majorHAnsi" w:cstheme="majorBidi" w:eastAsiaTheme="majorEastAsia" w:hAnsiTheme="majorHAnsi"/>
+      <w:color w:themeColor="accent1" w:themeShade="BF" w:val="0F4761"/>
+      <w:sz w:val="32"/>
+      <w:szCs w:val="32"/>
+    </w:rPr>
+  </w:style>
+  <w:style w:styleId="Heading3" w:type="paragraph">
+    <w:name w:val="heading 3"/>
     <w:basedOn w:val="Normal"/>
     <w:next w:val="BodyText"/>
+    <w:link w:val="Heading3Char"/>
     <w:uiPriority w:val="9"/>
+    <w:semiHidden/>
     <w:unhideWhenUsed/>
     <w:qFormat/>
+    <w:rsid w:val="00A10FD9"/>
     <w:pPr>
       <w:keepNext/>
       <w:keepLines/>
-      <w:spacing w:before="200" w:after="0"/>
+      <w:spacing w:after="80" w:before="160"/>
       <w:outlineLvl w:val="2"/>
     </w:pPr>
     <w:rPr>
-      <w:rFonts w:asciiTheme="majorHAnsi" w:eastAsiaTheme="majorEastAsia" w:hAnsiTheme="majorHAnsi" w:cstheme="majorBidi"/>
-      <w:b/>
-      <w:bCs/>
-      <w:color w:val="4F81BD" w:themeColor="accent1"/>
-      <w:sz w:val="24"/>
-      <w:szCs w:val="24"/>
-    </w:rPr>
-  </w:style>
-  <w:style w:type="paragraph" w:styleId="Heading4">
-    <w:name w:val="Heading 4"/>
+      <w:rFonts w:cstheme="majorBidi" w:eastAsiaTheme="majorEastAsia"/>
+      <w:color w:themeColor="accent1" w:themeShade="BF" w:val="0F4761"/>
+      <w:sz w:val="28"/>
+      <w:szCs w:val="28"/>
+    </w:rPr>
+  </w:style>
+  <w:style w:styleId="Heading4" w:type="paragraph">
+    <w:name w:val="heading 4"/>
     <w:basedOn w:val="Normal"/>
     <w:next w:val="BodyText"/>
+    <w:link w:val="Heading4Char"/>
     <w:uiPriority w:val="9"/>
+    <w:semiHidden/>
     <w:unhideWhenUsed/>
     <w:qFormat/>
+    <w:rsid w:val="00A10FD9"/>
     <w:pPr>
       <w:keepNext/>
       <w:keepLines/>
-      <w:spacing w:before="200" w:after="0"/>
+      <w:spacing w:after="40" w:before="80"/>
       <w:outlineLvl w:val="3"/>
     </w:pPr>
     <w:rPr>
-      <w:rFonts w:asciiTheme="majorHAnsi" w:eastAsiaTheme="majorEastAsia" w:hAnsiTheme="majorHAnsi" w:cstheme="majorBidi"/>
+      <w:rFonts w:cstheme="majorBidi" w:eastAsiaTheme="majorEastAsia"/>
       <w:i/>
-      <w:bCs/>
-      <w:color w:val="4F81BD" w:themeColor="accent1"/>
-      <w:sz w:val="24"/>
-      <w:szCs w:val="24"/>
-    </w:rPr>
-  </w:style>
-  <w:style w:type="paragraph" w:styleId="Heading5">
-    <w:name w:val="Heading 5"/>
+      <w:iCs/>
+      <w:color w:themeColor="accent1" w:themeShade="BF" w:val="0F4761"/>
+    </w:rPr>
+  </w:style>
+  <w:style w:styleId="Heading5" w:type="paragraph">
+    <w:name w:val="heading 5"/>
     <w:basedOn w:val="Normal"/>
     <w:next w:val="BodyText"/>
+    <w:link w:val="Heading5Char"/>
     <w:uiPriority w:val="9"/>
+    <w:semiHidden/>
     <w:unhideWhenUsed/>
     <w:qFormat/>
+    <w:rsid w:val="00A10FD9"/>
     <w:pPr>
       <w:keepNext/>
       <w:keepLines/>
-      <w:spacing w:before="200" w:after="0"/>
+      <w:spacing w:after="40" w:before="80"/>
       <w:outlineLvl w:val="4"/>
     </w:pPr>
     <w:rPr>
-      <w:rFonts w:asciiTheme="majorHAnsi" w:eastAsiaTheme="majorEastAsia" w:hAnsiTheme="majorHAnsi" w:cstheme="majorBidi"/>
-      <w:iCs/>
-      <w:color w:val="4F81BD" w:themeColor="accent1"/>
-      <w:sz w:val="24"/>
-      <w:szCs w:val="24"/>
-    </w:rPr>
-  </w:style>
-  <w:style w:type="paragraph" w:styleId="Heading6">
-    <w:name w:val="Heading 6"/>
+      <w:rFonts w:cstheme="majorBidi" w:eastAsiaTheme="majorEastAsia"/>
+      <w:color w:themeColor="accent1" w:themeShade="BF" w:val="0F4761"/>
+    </w:rPr>
+  </w:style>
+  <w:style w:styleId="Heading6" w:type="paragraph">
+    <w:name w:val="heading 6"/>
     <w:basedOn w:val="Normal"/>
     <w:next w:val="BodyText"/>
+    <w:link w:val="Heading6Char"/>
     <w:uiPriority w:val="9"/>
+    <w:semiHidden/>
     <w:unhideWhenUsed/>
     <w:qFormat/>
+    <w:rsid w:val="00A10FD9"/>
     <w:pPr>
       <w:keepNext/>
       <w:keepLines/>
-      <w:spacing w:before="200" w:after="0"/>
+      <w:spacing w:after="0" w:before="40"/>
       <w:outlineLvl w:val="5"/>
     </w:pPr>
     <w:rPr>
-      <w:rFonts w:asciiTheme="majorHAnsi" w:eastAsiaTheme="majorEastAsia" w:hAnsiTheme="majorHAnsi" w:cstheme="majorBidi"/>
-      <w:color w:val="4F81BD" w:themeColor="accent1"/>
-      <w:sz w:val="24"/>
-      <w:szCs w:val="24"/>
-    </w:rPr>
-  </w:style>
-  <w:style w:type="paragraph" w:styleId="Heading7">
-    <w:name w:val="Heading 7"/>
+      <w:rFonts w:cstheme="majorBidi" w:eastAsiaTheme="majorEastAsia"/>
+      <w:i/>
+      <w:iCs/>
+      <w:color w:themeColor="text1" w:themeTint="A6" w:val="595959"/>
+    </w:rPr>
+  </w:style>
+  <w:style w:styleId="Heading7" w:type="paragraph">
+    <w:name w:val="heading 7"/>
     <w:basedOn w:val="Normal"/>
     <w:next w:val="BodyText"/>
+    <w:link w:val="Heading7Char"/>
     <w:uiPriority w:val="9"/>
+    <w:semiHidden/>
     <w:unhideWhenUsed/>
     <w:qFormat/>
+    <w:rsid w:val="00A10FD9"/>
     <w:pPr>
       <w:keepNext/>
       <w:keepLines/>
-      <w:spacing w:before="200" w:after="0"/>
+      <w:spacing w:after="0" w:before="40"/>
       <w:outlineLvl w:val="6"/>
     </w:pPr>
     <w:rPr>
-      <w:rFonts w:asciiTheme="majorHAnsi" w:eastAsiaTheme="majorEastAsia" w:hAnsiTheme="majorHAnsi" w:cstheme="majorBidi"/>
-      <w:color w:val="4F81BD" w:themeColor="accent1"/>
-      <w:sz w:val="24"/>
-      <w:szCs w:val="24"/>
-    </w:rPr>
-  </w:style>
-  <w:style w:type="paragraph" w:styleId="Heading8">
-    <w:name w:val="Heading 8"/>
+      <w:rFonts w:cstheme="majorBidi" w:eastAsiaTheme="majorEastAsia"/>
+      <w:color w:themeColor="text1" w:themeTint="A6" w:val="595959"/>
+    </w:rPr>
+  </w:style>
+  <w:style w:styleId="Heading8" w:type="paragraph">
+    <w:name w:val="heading 8"/>
     <w:basedOn w:val="Normal"/>
     <w:next w:val="BodyText"/>
+    <w:link w:val="Heading8Char"/>
     <w:uiPriority w:val="9"/>
+    <w:semiHidden/>
     <w:unhideWhenUsed/>
     <w:qFormat/>
+    <w:rsid w:val="00A10FD9"/>
     <w:pPr>
       <w:keepNext/>
       <w:keepLines/>
-      <w:spacing w:before="200" w:after="0"/>
+      <w:spacing w:after="0"/>
       <w:outlineLvl w:val="7"/>
     </w:pPr>
     <w:rPr>
-      <w:rFonts w:asciiTheme="majorHAnsi" w:eastAsiaTheme="majorEastAsia" w:hAnsiTheme="majorHAnsi" w:cstheme="majorBidi"/>
-      <w:color w:val="4F81BD" w:themeColor="accent1"/>
-      <w:sz w:val="24"/>
-      <w:szCs w:val="24"/>
-    </w:rPr>
-  </w:style>
-  <w:style w:type="paragraph" w:styleId="Heading9">
-    <w:name w:val="Heading 9"/>
+      <w:rFonts w:cstheme="majorBidi" w:eastAsiaTheme="majorEastAsia"/>
+      <w:i/>
+      <w:iCs/>
+      <w:color w:themeColor="text1" w:themeTint="D8" w:val="272727"/>
+    </w:rPr>
+  </w:style>
+  <w:style w:styleId="Heading9" w:type="paragraph">
+    <w:name w:val="heading 9"/>
     <w:basedOn w:val="Normal"/>
     <w:next w:val="BodyText"/>
+    <w:link w:val="Heading9Char"/>
     <w:uiPriority w:val="9"/>
+    <w:semiHidden/>
     <w:unhideWhenUsed/>
     <w:qFormat/>
+    <w:rsid w:val="00A10FD9"/>
     <w:pPr>
       <w:keepNext/>
       <w:keepLines/>
-      <w:spacing w:before="200" w:after="0"/>
+      <w:spacing w:after="0"/>
       <w:outlineLvl w:val="8"/>
     </w:pPr>
     <w:rPr>
-      <w:rFonts w:asciiTheme="majorHAnsi" w:eastAsiaTheme="majorEastAsia" w:hAnsiTheme="majorHAnsi" w:cstheme="majorBidi"/>
-      <w:color w:val="4F81BD" w:themeColor="accent1"/>
-      <w:sz w:val="24"/>
-      <w:szCs w:val="24"/>
-    </w:rPr>
-  </w:style>
-  <w:style w:type="paragraph" w:styleId="BlockText">
+      <w:rFonts w:cstheme="majorBidi" w:eastAsiaTheme="majorEastAsia"/>
+      <w:color w:themeColor="text1" w:themeTint="D8" w:val="272727"/>
+    </w:rPr>
+  </w:style>
+  <w:style w:customStyle="1" w:styleId="Heading1Char" w:type="character">
+    <w:name w:val="Heading 1 Char"/>
+    <w:basedOn w:val="DefaultParagraphFont"/>
+    <w:link w:val="Heading1"/>
+    <w:uiPriority w:val="9"/>
+    <w:rsid w:val="00A10FD9"/>
+    <w:rPr>
+      <w:rFonts w:asciiTheme="majorHAnsi" w:cstheme="majorBidi" w:eastAsiaTheme="majorEastAsia" w:hAnsiTheme="majorHAnsi"/>
+      <w:color w:themeColor="accent1" w:themeShade="BF" w:val="0F4761"/>
+      <w:sz w:val="40"/>
+      <w:szCs w:val="40"/>
+    </w:rPr>
+  </w:style>
+  <w:style w:customStyle="1" w:styleId="Heading2Char" w:type="character">
+    <w:name w:val="Heading 2 Char"/>
+    <w:basedOn w:val="DefaultParagraphFont"/>
+    <w:link w:val="Heading2"/>
+    <w:uiPriority w:val="9"/>
+    <w:semiHidden/>
+    <w:rsid w:val="00A10FD9"/>
+    <w:rPr>
+      <w:rFonts w:asciiTheme="majorHAnsi" w:cstheme="majorBidi" w:eastAsiaTheme="majorEastAsia" w:hAnsiTheme="majorHAnsi"/>
+      <w:color w:themeColor="accent1" w:themeShade="BF" w:val="0F4761"/>
+      <w:sz w:val="32"/>
+      <w:szCs w:val="32"/>
+    </w:rPr>
+  </w:style>
+  <w:style w:customStyle="1" w:styleId="Heading3Char" w:type="character">
+    <w:name w:val="Heading 3 Char"/>
+    <w:basedOn w:val="DefaultParagraphFont"/>
+    <w:link w:val="Heading3"/>
+    <w:uiPriority w:val="9"/>
+    <w:semiHidden/>
+    <w:rsid w:val="00A10FD9"/>
+    <w:rPr>
+      <w:rFonts w:cstheme="majorBidi" w:eastAsiaTheme="majorEastAsia"/>
+      <w:color w:themeColor="accent1" w:themeShade="BF" w:val="0F4761"/>
+      <w:sz w:val="28"/>
+      <w:szCs w:val="28"/>
+    </w:rPr>
+  </w:style>
+  <w:style w:customStyle="1" w:styleId="Heading4Char" w:type="character">
+    <w:name w:val="Heading 4 Char"/>
+    <w:basedOn w:val="DefaultParagraphFont"/>
+    <w:link w:val="Heading4"/>
+    <w:uiPriority w:val="9"/>
+    <w:semiHidden/>
+    <w:rsid w:val="00A10FD9"/>
+    <w:rPr>
+      <w:rFonts w:cstheme="majorBidi" w:eastAsiaTheme="majorEastAsia"/>
+      <w:i/>
+      <w:iCs/>
+      <w:color w:themeColor="accent1" w:themeShade="BF" w:val="0F4761"/>
+    </w:rPr>
+  </w:style>
+  <w:style w:customStyle="1" w:styleId="Heading5Char" w:type="character">
+    <w:name w:val="Heading 5 Char"/>
+    <w:basedOn w:val="DefaultParagraphFont"/>
+    <w:link w:val="Heading5"/>
+    <w:uiPriority w:val="9"/>
+    <w:semiHidden/>
+    <w:rsid w:val="00A10FD9"/>
+    <w:rPr>
+      <w:rFonts w:cstheme="majorBidi" w:eastAsiaTheme="majorEastAsia"/>
+      <w:color w:themeColor="accent1" w:themeShade="BF" w:val="0F4761"/>
+    </w:rPr>
+  </w:style>
+  <w:style w:customStyle="1" w:styleId="Heading6Char" w:type="character">
+    <w:name w:val="Heading 6 Char"/>
+    <w:basedOn w:val="DefaultParagraphFont"/>
+    <w:link w:val="Heading6"/>
+    <w:uiPriority w:val="9"/>
+    <w:semiHidden/>
+    <w:rsid w:val="00A10FD9"/>
+    <w:rPr>
+      <w:rFonts w:cstheme="majorBidi" w:eastAsiaTheme="majorEastAsia"/>
+      <w:i/>
+      <w:iCs/>
+      <w:color w:themeColor="text1" w:themeTint="A6" w:val="595959"/>
+    </w:rPr>
+  </w:style>
+  <w:style w:customStyle="1" w:styleId="Heading7Char" w:type="character">
+    <w:name w:val="Heading 7 Char"/>
+    <w:basedOn w:val="DefaultParagraphFont"/>
+    <w:link w:val="Heading7"/>
+    <w:uiPriority w:val="9"/>
+    <w:semiHidden/>
+    <w:rsid w:val="00A10FD9"/>
+    <w:rPr>
+      <w:rFonts w:cstheme="majorBidi" w:eastAsiaTheme="majorEastAsia"/>
+      <w:color w:themeColor="text1" w:themeTint="A6" w:val="595959"/>
+    </w:rPr>
+  </w:style>
+  <w:style w:customStyle="1" w:styleId="Heading8Char" w:type="character">
+    <w:name w:val="Heading 8 Char"/>
+    <w:basedOn w:val="DefaultParagraphFont"/>
+    <w:link w:val="Heading8"/>
+    <w:uiPriority w:val="9"/>
+    <w:semiHidden/>
+    <w:rsid w:val="00A10FD9"/>
+    <w:rPr>
+      <w:rFonts w:cstheme="majorBidi" w:eastAsiaTheme="majorEastAsia"/>
+      <w:i/>
+      <w:iCs/>
+      <w:color w:themeColor="text1" w:themeTint="D8" w:val="272727"/>
+    </w:rPr>
+  </w:style>
+  <w:style w:customStyle="1" w:styleId="Heading9Char" w:type="character">
+    <w:name w:val="Heading 9 Char"/>
+    <w:basedOn w:val="DefaultParagraphFont"/>
+    <w:link w:val="Heading9"/>
+    <w:uiPriority w:val="9"/>
+    <w:semiHidden/>
+    <w:rsid w:val="00A10FD9"/>
+    <w:rPr>
+      <w:rFonts w:cstheme="majorBidi" w:eastAsiaTheme="majorEastAsia"/>
+      <w:color w:themeColor="text1" w:themeTint="D8" w:val="272727"/>
+    </w:rPr>
+  </w:style>
+  <w:style w:styleId="BlockText" w:type="paragraph">
     <w:name w:val="Block Text"/>
     <w:basedOn w:val="BodyText"/>
     <w:next w:val="BodyText"/>
@@ -3105,11 +3858,11 @@
     <w:unhideWhenUsed/>
     <w:qFormat/>
     <w:pPr>
-      <w:spacing w:before="100" w:after="100"/>
+      <w:spacing w:after="100" w:before="100"/>
       <w:ind w:firstLine="0" w:left="480" w:right="480"/>
     </w:pPr>
   </w:style>
-  <w:style w:type="paragraph" w:styleId="FootnoteText">
+  <w:style w:styleId="FootnoteText" w:type="paragraph">
     <w:name w:val="Footnote Text"/>
     <w:basedOn w:val="Normal"/>
     <w:next w:val="FootnoteText"/>
@@ -3117,28 +3870,48 @@
     <w:unhideWhenUsed/>
     <w:qFormat/>
   </w:style>
-  <w:style w:type="character" w:default="1" w:styleId="DefaultParagraphFont">
+  <w:style w:styleId="FootnoteBlockText" w:type="paragraph">
+    <w:name w:val="Footnote Block Text"/>
+    <w:basedOn w:val="FootnoteText"/>
+    <w:next w:val="FootnoteText"/>
+    <w:uiPriority w:val="9"/>
+    <w:unhideWhenUsed/>
+    <w:qFormat/>
+    <w:pPr>
+      <w:spacing w:after="100" w:before="100"/>
+      <w:ind w:firstLine="0" w:left="480" w:right="480"/>
+    </w:pPr>
+  </w:style>
+  <w:style w:default="1" w:styleId="DefaultParagraphFont" w:type="character">
     <w:name w:val="Default Paragraph Font"/>
     <w:semiHidden/>
     <w:unhideWhenUsed/>
   </w:style>
-  <w:style w:type="table" w:default="1" w:styleId="Table">
+  <w:style w:default="1" w:styleId="Table" w:type="table">
     <w:name w:val="Table"/>
     <w:basedOn w:val="TableNormal"/>
     <w:semiHidden/>
     <w:unhideWhenUsed/>
     <w:qFormat/>
     <w:tblPr>
-      <w:tblInd w:w="0" w:type="dxa"/>
+      <w:tblInd w:type="dxa" w:w="0"/>
       <w:tblCellMar>
-        <w:top w:w="0" w:type="dxa"/>
-        <w:left w:w="108" w:type="dxa"/>
-        <w:bottom w:w="0" w:type="dxa"/>
-        <w:right w:w="108" w:type="dxa"/>
+        <w:top w:type="dxa" w:w="0"/>
+        <w:left w:type="dxa" w:w="108"/>
+        <w:bottom w:type="dxa" w:w="0"/>
+        <w:right w:type="dxa" w:w="108"/>
       </w:tblCellMar>
     </w:tblPr>
-  </w:style>
-  <w:style w:type="paragraph" w:customStyle="1" w:styleId="DefinitionTerm">
+    <w:tblStylePr w:type="firstRow">
+      <w:tcPr>
+        <w:tcBorders>
+          <w:bottom w:val="single"/>
+        </w:tcBorders>
+        <w:vAlign w:val="bottom"/>
+      </w:tcPr>
+    </w:tblStylePr>
+  </w:style>
+  <w:style w:customStyle="1" w:styleId="DefinitionTerm" w:type="paragraph">
     <w:name w:val="Definition Term"/>
     <w:basedOn w:val="Normal"/>
     <w:next w:val="Definition"/>
@@ -3151,49 +3924,49 @@
       <w:b/>
     </w:rPr>
   </w:style>
-  <w:style w:type="paragraph" w:customStyle="1" w:styleId="Definition">
+  <w:style w:customStyle="1" w:styleId="Definition" w:type="paragraph">
     <w:name w:val="Definition"/>
     <w:basedOn w:val="Normal"/>
   </w:style>
-  <w:style w:type="paragraph" w:styleId="Caption">
+  <w:style w:styleId="Caption" w:type="paragraph">
     <w:name w:val="Caption"/>
     <w:basedOn w:val="Normal"/>
     <w:link w:val="BodyTextChar"/>
     <w:pPr>
-      <w:spacing w:before="0" w:after="120"/>
+      <w:spacing w:after="120" w:before="0"/>
     </w:pPr>
     <w:rPr>
       <w:i/>
     </w:rPr>
   </w:style>
-  <w:style w:type="paragraph" w:customStyle="1" w:styleId="TableCaption">
+  <w:style w:customStyle="1" w:styleId="TableCaption" w:type="paragraph">
     <w:name w:val="Table Caption"/>
     <w:basedOn w:val="Caption"/>
     <w:pPr>
       <w:keepNext/>
     </w:pPr>
   </w:style>
-  <w:style w:type="paragraph" w:customStyle="1" w:styleId="ImageCaption">
+  <w:style w:customStyle="1" w:styleId="ImageCaption" w:type="paragraph">
     <w:name w:val="Image Caption"/>
     <w:basedOn w:val="Caption"/>
   </w:style>
-  <w:style w:type="paragraph" w:customStyle="1" w:styleId="Figure">
+  <w:style w:customStyle="1" w:styleId="Figure" w:type="paragraph">
     <w:name w:val="Figure"/>
     <w:basedOn w:val="Normal"/>
   </w:style>
-  <w:style w:type="paragraph" w:customStyle="1" w:styleId="CaptionedFigure">
+  <w:style w:customStyle="1" w:styleId="CaptionedFigure" w:type="paragraph">
     <w:name w:val="Captioned Figure"/>
     <w:basedOn w:val="Figure"/>
     <w:pPr>
       <w:keepNext/>
     </w:pPr>
   </w:style>
-  <w:style w:type="character" w:customStyle="1" w:styleId="BodyTextChar">
+  <w:style w:customStyle="1" w:styleId="BodyTextChar" w:type="character">
     <w:name w:val="Body Text Char"/>
     <w:basedOn w:val="DefaultParagraphFont"/>
     <w:link w:val="BodyText"/>
   </w:style>
-  <w:style w:type="character" w:customStyle="1" w:styleId="VerbatimChar">
+  <w:style w:customStyle="1" w:styleId="VerbatimChar" w:type="character">
     <w:name w:val="Verbatim Char"/>
     <w:basedOn w:val="BodyTextChar"/>
     <w:rPr>
@@ -3201,21 +3974,25 @@
       <w:sz w:val="22"/>
     </w:rPr>
   </w:style>
-  <w:style w:type="character" w:styleId="FootnoteReference">
+  <w:style w:customStyle="1" w:styleId="SectionNumber" w:type="character">
+    <w:name w:val="Section Number"/>
+    <w:basedOn w:val="BodyTextChar"/>
+  </w:style>
+  <w:style w:styleId="FootnoteReference" w:type="character">
     <w:name w:val="Footnote Reference"/>
     <w:basedOn w:val="BodyTextChar"/>
     <w:rPr>
       <w:vertAlign w:val="superscript"/>
     </w:rPr>
   </w:style>
-  <w:style w:type="character" w:styleId="Hyperlink">
+  <w:style w:styleId="Hyperlink" w:type="character">
     <w:name w:val="Hyperlink"/>
     <w:basedOn w:val="BodyTextChar"/>
     <w:rPr>
-      <w:color w:val="4F81BD" w:themeColor="accent1"/>
-    </w:rPr>
-  </w:style>
-  <w:style w:type="paragraph" w:styleId="TOCHeading">
+      <w:color w:themeColor="accent1" w:val="4F81BD"/>
+    </w:rPr>
+  </w:style>
+  <w:style w:styleId="TOCHeading" w:type="paragraph">
     <w:name w:val="TOC Heading"/>
     <w:basedOn w:val="Heading1"/>
     <w:next w:val="BodyText"/>
@@ -3227,10 +4004,10 @@
       <w:outlineLvl w:val="9"/>
     </w:pPr>
     <w:rPr>
-      <w:rFonts w:asciiTheme="majorHAnsi" w:eastAsiaTheme="majorEastAsia" w:hAnsiTheme="majorHAnsi" w:cstheme="majorBidi"/>
+      <w:rFonts w:asciiTheme="majorHAnsi" w:cstheme="majorBidi" w:eastAsiaTheme="majorEastAsia" w:hAnsiTheme="majorHAnsi"/>
       <w:b w:val="0"/>
       <w:bCs w:val="0"/>
-      <w:color w:val="365F91" w:themeColor="accent1" w:themeShade="BF"/>
+      <w:color w:themeColor="accent1" w:themeShade="BF" w:val="365F91"/>
     </w:rPr>
   </w:style>
   <w:style w:type="paragraph" w:customStyle="1" w:styleId="SourceCode">
@@ -3245,8 +4022,8 @@
     <w:name w:val="KeywordTok"/>
     <w:basedOn w:val="VerbatimChar"/>
     <w:rPr>
+      <w:b/>
       <w:color w:val="007020"/>
-      <w:b/>
     </w:rPr>
   </w:style>
   <w:style w:type="character" w:customStyle="1" w:styleId="DataTypeTok">
@@ -3322,40 +4099,43 @@
   <w:style w:type="character" w:customStyle="1" w:styleId="ImportTok">
     <w:name w:val="ImportTok"/>
     <w:basedOn w:val="VerbatimChar"/>
-    <w:rPr/>
+    <w:rPr>
+      <w:b/>
+      <w:color w:val="008000"/>
+    </w:rPr>
   </w:style>
   <w:style w:type="character" w:customStyle="1" w:styleId="CommentTok">
     <w:name w:val="CommentTok"/>
     <w:basedOn w:val="VerbatimChar"/>
     <w:rPr>
+      <w:i/>
       <w:color w:val="60a0b0"/>
-      <w:i/>
     </w:rPr>
   </w:style>
   <w:style w:type="character" w:customStyle="1" w:styleId="DocumentationTok">
     <w:name w:val="DocumentationTok"/>
     <w:basedOn w:val="VerbatimChar"/>
     <w:rPr>
+      <w:i/>
       <w:color w:val="ba2121"/>
-      <w:i/>
     </w:rPr>
   </w:style>
   <w:style w:type="character" w:customStyle="1" w:styleId="AnnotationTok">
     <w:name w:val="AnnotationTok"/>
     <w:basedOn w:val="VerbatimChar"/>
     <w:rPr>
-      <w:color w:val="60a0b0"/>
       <w:b/>
       <w:i/>
+      <w:color w:val="60a0b0"/>
     </w:rPr>
   </w:style>
   <w:style w:type="character" w:customStyle="1" w:styleId="CommentVarTok">
     <w:name w:val="CommentVarTok"/>
     <w:basedOn w:val="VerbatimChar"/>
     <w:rPr>
-      <w:color w:val="60a0b0"/>
       <w:b/>
       <w:i/>
+      <w:color w:val="60a0b0"/>
     </w:rPr>
   </w:style>
   <w:style w:type="character" w:customStyle="1" w:styleId="OtherTok">
@@ -3383,8 +4163,8 @@
     <w:name w:val="ControlFlowTok"/>
     <w:basedOn w:val="VerbatimChar"/>
     <w:rPr>
+      <w:b/>
       <w:color w:val="007020"/>
-      <w:b/>
     </w:rPr>
   </w:style>
   <w:style w:type="character" w:customStyle="1" w:styleId="OperatorTok">
@@ -3397,7 +4177,9 @@
   <w:style w:type="character" w:customStyle="1" w:styleId="BuiltInTok">
     <w:name w:val="BuiltInTok"/>
     <w:basedOn w:val="VerbatimChar"/>
-    <w:rPr/>
+    <w:rPr>
+      <w:color w:val="008000"/>
+    </w:rPr>
   </w:style>
   <w:style w:type="character" w:customStyle="1" w:styleId="ExtensionTok">
     <w:name w:val="ExtensionTok"/>
@@ -3427,34 +4209,34 @@
     <w:name w:val="InformationTok"/>
     <w:basedOn w:val="VerbatimChar"/>
     <w:rPr>
-      <w:color w:val="60a0b0"/>
       <w:b/>
       <w:i/>
+      <w:color w:val="60a0b0"/>
     </w:rPr>
   </w:style>
   <w:style w:type="character" w:customStyle="1" w:styleId="WarningTok">
     <w:name w:val="WarningTok"/>
     <w:basedOn w:val="VerbatimChar"/>
     <w:rPr>
-      <w:color w:val="60a0b0"/>
       <w:b/>
       <w:i/>
+      <w:color w:val="60a0b0"/>
     </w:rPr>
   </w:style>
   <w:style w:type="character" w:customStyle="1" w:styleId="AlertTok">
     <w:name w:val="AlertTok"/>
     <w:basedOn w:val="VerbatimChar"/>
     <w:rPr>
+      <w:b/>
       <w:color w:val="ff0000"/>
-      <w:b/>
     </w:rPr>
   </w:style>
   <w:style w:type="character" w:customStyle="1" w:styleId="ErrorTok">
     <w:name w:val="ErrorTok"/>
     <w:basedOn w:val="VerbatimChar"/>
     <w:rPr>
+      <w:b/>
       <w:color w:val="ff0000"/>
-      <w:b/>
     </w:rPr>
   </w:style>
   <w:style w:type="character" w:customStyle="1" w:styleId="NormalTok">
@@ -3476,44 +4258,44 @@
         <a:sysClr val="window" lastClr="FFFFFF"/>
       </a:lt1>
       <a:dk2>
-        <a:srgbClr val="1F497D"/>
+        <a:srgbClr val="0E2841"/>
       </a:dk2>
       <a:lt2>
-        <a:srgbClr val="EEECE1"/>
+        <a:srgbClr val="E8E8E8"/>
       </a:lt2>
       <a:accent1>
-        <a:srgbClr val="4F81BD"/>
+        <a:srgbClr val="156082"/>
       </a:accent1>
       <a:accent2>
-        <a:srgbClr val="C0504D"/>
+        <a:srgbClr val="E97132"/>
       </a:accent2>
       <a:accent3>
-        <a:srgbClr val="9BBB59"/>
+        <a:srgbClr val="196B24"/>
       </a:accent3>
       <a:accent4>
-        <a:srgbClr val="8064A2"/>
+        <a:srgbClr val="0F9ED5"/>
       </a:accent4>
       <a:accent5>
-        <a:srgbClr val="4BACC6"/>
+        <a:srgbClr val="A02B93"/>
       </a:accent5>
       <a:accent6>
-        <a:srgbClr val="F79646"/>
+        <a:srgbClr val="4EA72E"/>
       </a:accent6>
       <a:hlink>
-        <a:srgbClr val="0000FF"/>
+        <a:srgbClr val="467886"/>
       </a:hlink>
       <a:folHlink>
-        <a:srgbClr val="800080"/>
+        <a:srgbClr val="96607D"/>
       </a:folHlink>
     </a:clrScheme>
     <a:fontScheme name="Office">
       <a:majorFont>
-        <a:latin typeface="Calibri"/>
+        <a:latin typeface="Aptos Display" panose="02110004020202020204"/>
         <a:ea typeface=""/>
         <a:cs typeface=""/>
-        <a:font script="Jpan" typeface="ＭＳ ゴシック"/>
+        <a:font script="Jpan" typeface="游ゴシック Light"/>
         <a:font script="Hang" typeface="맑은 고딕"/>
-        <a:font script="Hans" typeface="宋体"/>
+        <a:font script="Hans" typeface="等线 Light"/>
         <a:font script="Hant" typeface="新細明體"/>
         <a:font script="Arab" typeface="Times New Roman"/>
         <a:font script="Hebr" typeface="Times New Roman"/>
@@ -3540,14 +4322,32 @@
         <a:font script="Mong" typeface="Mongolian Baiti"/>
         <a:font script="Viet" typeface="Times New Roman"/>
         <a:font script="Uigh" typeface="Microsoft Uighur"/>
+        <a:font script="Geor" typeface="Sylfaen"/>
+        <a:font script="Armn" typeface="Arial"/>
+        <a:font script="Bugi" typeface="Leelawadee UI"/>
+        <a:font script="Bopo" typeface="Microsoft JhengHei"/>
+        <a:font script="Java" typeface="Javanese Text"/>
+        <a:font script="Lisu" typeface="Segoe UI"/>
+        <a:font script="Mymr" typeface="Myanmar Text"/>
+        <a:font script="Nkoo" typeface="Ebrima"/>
+        <a:font script="Olck" typeface="Nirmala UI"/>
+        <a:font script="Osma" typeface="Ebrima"/>
+        <a:font script="Phag" typeface="Phagspa"/>
+        <a:font script="Syrn" typeface="Estrangelo Edessa"/>
+        <a:font script="Syrj" typeface="Estrangelo Edessa"/>
+        <a:font script="Syre" typeface="Estrangelo Edessa"/>
+        <a:font script="Sora" typeface="Nirmala UI"/>
+        <a:font script="Tale" typeface="Microsoft Tai Le"/>
+        <a:font script="Talu" typeface="Microsoft New Tai Lue"/>
+        <a:font script="Tfng" typeface="Ebrima"/>
       </a:majorFont>
       <a:minorFont>
-        <a:latin typeface="Cambria"/>
+        <a:latin typeface="Aptos" panose="02110004020202020204"/>
         <a:ea typeface=""/>
         <a:cs typeface=""/>
-        <a:font script="Jpan" typeface="ＭＳ 明朝"/>
+        <a:font script="Jpan" typeface="游明朝"/>
         <a:font script="Hang" typeface="맑은 고딕"/>
-        <a:font script="Hans" typeface="宋体"/>
+        <a:font script="Hans" typeface="等线"/>
         <a:font script="Hant" typeface="新細明體"/>
         <a:font script="Arab" typeface="Arial"/>
         <a:font script="Hebr" typeface="Arial"/>
@@ -3574,6 +4374,24 @@
         <a:font script="Mong" typeface="Mongolian Baiti"/>
         <a:font script="Viet" typeface="Arial"/>
         <a:font script="Uigh" typeface="Microsoft Uighur"/>
+        <a:font script="Geor" typeface="Sylfaen"/>
+        <a:font script="Armn" typeface="Arial"/>
+        <a:font script="Bugi" typeface="Leelawadee UI"/>
+        <a:font script="Bopo" typeface="Microsoft JhengHei"/>
+        <a:font script="Java" typeface="Javanese Text"/>
+        <a:font script="Lisu" typeface="Segoe UI"/>
+        <a:font script="Mymr" typeface="Myanmar Text"/>
+        <a:font script="Nkoo" typeface="Ebrima"/>
+        <a:font script="Olck" typeface="Nirmala UI"/>
+        <a:font script="Osma" typeface="Ebrima"/>
+        <a:font script="Phag" typeface="Phagspa"/>
+        <a:font script="Syrn" typeface="Estrangelo Edessa"/>
+        <a:font script="Syrj" typeface="Estrangelo Edessa"/>
+        <a:font script="Syre" typeface="Estrangelo Edessa"/>
+        <a:font script="Sora" typeface="Nirmala UI"/>
+        <a:font script="Tale" typeface="Microsoft Tai Le"/>
+        <a:font script="Talu" typeface="Microsoft New Tai Lue"/>
+        <a:font script="Tfng" typeface="Ebrima"/>
       </a:minorFont>
     </a:fontScheme>
     <a:fmtScheme name="Office">
@@ -3585,200 +4403,141 @@
           <a:gsLst>
             <a:gs pos="0">
               <a:schemeClr val="phClr">
-                <a:tint val="50000"/>
-                <a:satMod val="300000"/>
+                <a:lumMod val="110000"/>
+                <a:satMod val="105000"/>
+                <a:tint val="67000"/>
               </a:schemeClr>
             </a:gs>
-            <a:gs pos="35000">
+            <a:gs pos="50000">
               <a:schemeClr val="phClr">
-                <a:tint val="37000"/>
-                <a:satMod val="300000"/>
+                <a:lumMod val="105000"/>
+                <a:satMod val="103000"/>
+                <a:tint val="73000"/>
               </a:schemeClr>
             </a:gs>
             <a:gs pos="100000">
               <a:schemeClr val="phClr">
-                <a:tint val="15000"/>
-                <a:satMod val="350000"/>
+                <a:lumMod val="105000"/>
+                <a:satMod val="109000"/>
+                <a:tint val="81000"/>
               </a:schemeClr>
             </a:gs>
           </a:gsLst>
-          <a:lin ang="16200000" scaled="1"/>
+          <a:lin ang="5400000" scaled="0"/>
         </a:gradFill>
         <a:gradFill rotWithShape="1">
           <a:gsLst>
             <a:gs pos="0">
               <a:schemeClr val="phClr">
-                <a:tint val="100000"/>
+                <a:satMod val="103000"/>
+                <a:lumMod val="102000"/>
+                <a:tint val="94000"/>
+              </a:schemeClr>
+            </a:gs>
+            <a:gs pos="50000">
+              <a:schemeClr val="phClr">
+                <a:satMod val="110000"/>
+                <a:lumMod val="100000"/>
                 <a:shade val="100000"/>
-                <a:satMod val="130000"/>
               </a:schemeClr>
             </a:gs>
             <a:gs pos="100000">
               <a:schemeClr val="phClr">
-                <a:tint val="50000"/>
-                <a:shade val="100000"/>
-                <a:satMod val="350000"/>
+                <a:lumMod val="99000"/>
+                <a:satMod val="120000"/>
+                <a:shade val="78000"/>
               </a:schemeClr>
             </a:gs>
           </a:gsLst>
-          <a:lin ang="16200000" scaled="0"/>
+          <a:lin ang="5400000" scaled="0"/>
         </a:gradFill>
       </a:fillStyleLst>
       <a:lnStyleLst>
-        <a:ln w="9525" cap="flat" cmpd="sng" algn="ctr">
-          <a:solidFill>
-            <a:schemeClr val="phClr">
-              <a:shade val="95000"/>
-              <a:satMod val="105000"/>
-            </a:schemeClr>
-          </a:solidFill>
-          <a:prstDash val="solid"/>
-        </a:ln>
-        <a:ln w="25400" cap="flat" cmpd="sng" algn="ctr">
+        <a:ln w="6350" cap="flat" cmpd="sng" algn="ctr">
           <a:solidFill>
             <a:schemeClr val="phClr"/>
           </a:solidFill>
           <a:prstDash val="solid"/>
+          <a:miter lim="800000"/>
         </a:ln>
-        <a:ln w="38100" cap="flat" cmpd="sng" algn="ctr">
+        <a:ln w="12700" cap="flat" cmpd="sng" algn="ctr">
           <a:solidFill>
             <a:schemeClr val="phClr"/>
           </a:solidFill>
           <a:prstDash val="solid"/>
+          <a:miter lim="800000"/>
+        </a:ln>
+        <a:ln w="19050" cap="flat" cmpd="sng" algn="ctr">
+          <a:solidFill>
+            <a:schemeClr val="phClr"/>
+          </a:solidFill>
+          <a:prstDash val="solid"/>
+          <a:miter lim="800000"/>
         </a:ln>
       </a:lnStyleLst>
       <a:effectStyleLst>
         <a:effectStyle>
+          <a:effectLst/>
+        </a:effectStyle>
+        <a:effectStyle>
+          <a:effectLst/>
+        </a:effectStyle>
+        <a:effectStyle>
           <a:effectLst>
-            <a:outerShdw blurRad="40000" dist="20000" dir="5400000" rotWithShape="0">
+            <a:outerShdw blurRad="57150" dist="19050" dir="5400000" algn="ctr" rotWithShape="0">
               <a:srgbClr val="000000">
-                <a:alpha val="38000"/>
+                <a:alpha val="63000"/>
               </a:srgbClr>
             </a:outerShdw>
           </a:effectLst>
-        </a:effectStyle>
-        <a:effectStyle>
-          <a:effectLst>
-            <a:outerShdw blurRad="40000" dist="23000" dir="5400000" rotWithShape="0">
-              <a:srgbClr val="000000">
-                <a:alpha val="35000"/>
-              </a:srgbClr>
-            </a:outerShdw>
-          </a:effectLst>
-        </a:effectStyle>
-        <a:effectStyle>
-          <a:effectLst>
-            <a:outerShdw blurRad="40000" dist="23000" dir="5400000" rotWithShape="0">
-              <a:srgbClr val="000000">
-                <a:alpha val="35000"/>
-              </a:srgbClr>
-            </a:outerShdw>
-          </a:effectLst>
-          <a:scene3d>
-            <a:camera prst="orthographicFront">
-              <a:rot lat="0" lon="0" rev="0"/>
-            </a:camera>
-            <a:lightRig rig="threePt" dir="t">
-              <a:rot lat="0" lon="0" rev="1200000"/>
-            </a:lightRig>
-          </a:scene3d>
-          <a:sp3d>
-            <a:bevelT w="63500" h="25400"/>
-          </a:sp3d>
         </a:effectStyle>
       </a:effectStyleLst>
       <a:bgFillStyleLst>
         <a:solidFill>
           <a:schemeClr val="phClr"/>
         </a:solidFill>
+        <a:solidFill>
+          <a:schemeClr val="phClr">
+            <a:tint val="95000"/>
+            <a:satMod val="170000"/>
+          </a:schemeClr>
+        </a:solidFill>
         <a:gradFill rotWithShape="1">
           <a:gsLst>
             <a:gs pos="0">
               <a:schemeClr val="phClr">
-                <a:tint val="40000"/>
-                <a:satMod val="350000"/>
+                <a:tint val="93000"/>
+                <a:satMod val="150000"/>
+                <a:shade val="98000"/>
+                <a:lumMod val="102000"/>
               </a:schemeClr>
             </a:gs>
-            <a:gs pos="40000">
+            <a:gs pos="50000">
               <a:schemeClr val="phClr">
-                <a:tint val="45000"/>
-                <a:shade val="99000"/>
-                <a:satMod val="350000"/>
+                <a:tint val="98000"/>
+                <a:satMod val="130000"/>
+                <a:shade val="90000"/>
+                <a:lumMod val="103000"/>
               </a:schemeClr>
             </a:gs>
             <a:gs pos="100000">
               <a:schemeClr val="phClr">
-                <a:shade val="20000"/>
-                <a:satMod val="255000"/>
+                <a:shade val="63000"/>
+                <a:satMod val="120000"/>
               </a:schemeClr>
             </a:gs>
           </a:gsLst>
-          <a:path path="circle">
-            <a:fillToRect l="50000" t="-80000" r="50000" b="180000"/>
-          </a:path>
-        </a:gradFill>
-        <a:gradFill rotWithShape="1">
-          <a:gsLst>
-            <a:gs pos="0">
-              <a:schemeClr val="phClr">
-                <a:tint val="80000"/>
-                <a:satMod val="300000"/>
-              </a:schemeClr>
-            </a:gs>
-            <a:gs pos="100000">
-              <a:schemeClr val="phClr">
-                <a:shade val="30000"/>
-                <a:satMod val="200000"/>
-              </a:schemeClr>
-            </a:gs>
-          </a:gsLst>
-          <a:path path="circle">
-            <a:fillToRect l="50000" t="50000" r="50000" b="50000"/>
-          </a:path>
+          <a:lin ang="5400000" scaled="0"/>
         </a:gradFill>
       </a:bgFillStyleLst>
     </a:fmtScheme>
   </a:themeElements>
-  <a:objectDefaults>
-    <a:spDef>
-      <a:spPr/>
-      <a:bodyPr/>
-      <a:lstStyle/>
-      <a:style>
-        <a:lnRef idx="1">
-          <a:schemeClr val="accent1"/>
-        </a:lnRef>
-        <a:fillRef idx="3">
-          <a:schemeClr val="accent1"/>
-        </a:fillRef>
-        <a:effectRef idx="2">
-          <a:schemeClr val="accent1"/>
-        </a:effectRef>
-        <a:fontRef idx="minor">
-          <a:schemeClr val="lt1"/>
-        </a:fontRef>
-      </a:style>
-    </a:spDef>
-    <a:lnDef>
-      <a:spPr/>
-      <a:bodyPr/>
-      <a:lstStyle/>
-      <a:style>
-        <a:lnRef idx="2">
-          <a:schemeClr val="accent1"/>
-        </a:lnRef>
-        <a:fillRef idx="0">
-          <a:schemeClr val="accent1"/>
-        </a:fillRef>
-        <a:effectRef idx="1">
-          <a:schemeClr val="accent1"/>
-        </a:effectRef>
-        <a:fontRef idx="minor">
-          <a:schemeClr val="tx1"/>
-        </a:fontRef>
-      </a:style>
-    </a:lnDef>
-  </a:objectDefaults>
+  <a:objectDefaults/>
   <a:extraClrSchemeLst/>
+  <a:extLst>
+    <a:ext uri="{05A4C25C-085E-4340-85A3-A5531E510DB2}">
+      <thm15:themeFamily xmlns:thm15="http://schemas.microsoft.com/office/thememl/2012/main" name="Office Theme" id="{2E142A2C-CD16-42D6-873A-C26D2A0506FA}" vid="{1BDDFF52-6CD6-40A5-AB3C-68EB2F1E4D0A}"/>
+    </a:ext>
+  </a:extLst>
 </a:theme>
 </file>
--- a/docs/STATUS_LABORATORIO.docx
+++ b/docs/STATUS_LABORATORIO.docx
@@ -2562,16 +2562,195 @@
       </w:pPr>
       <w:r>
         <w:rPr>
+          <w:strike/>
+        </w:rPr>
+        <w:t xml:space="preserve">Automações do board e triagem do Dependabot</w:t>
+      </w:r>
+      <w:r>
+        <w:t xml:space="preserve"> </w:t>
+      </w:r>
+      <w:r>
+        <w:t xml:space="preserve">— feito em 2026-09-24. Automações do board todas ligadas. Dependabot:</w:t>
+      </w:r>
+      <w:r>
+        <w:t xml:space="preserve"> </w:t>
+      </w:r>
+      <w:r>
+        <w:rPr>
           <w:b/>
           <w:bCs/>
         </w:rPr>
+        <w:t xml:space="preserve">12 PRs mergeados</w:t>
+      </w:r>
+      <w:r>
+        <w:t xml:space="preserve"> </w:t>
+      </w:r>
+      <w:r>
+        <w:t xml:space="preserve">(pg, flask, psycopg2-binary, bandit, flake8, pytest 9, ioredis 6 — não usado pelo código —, e as actions checkout/setup-node/upload/download-artifact/login-action para runtime Node 24);</w:t>
+      </w:r>
+      <w:r>
+        <w:t xml:space="preserve"> </w:t>
+      </w:r>
+      <w:r>
+        <w:rPr>
+          <w:b/>
+          <w:bCs/>
+        </w:rPr>
+        <w:t xml:space="preserve">3 fechados</w:t>
+      </w:r>
+      <w:r>
+        <w:t xml:space="preserve"> </w:t>
+      </w:r>
+      <w:r>
+        <w:t xml:space="preserve">com justificativa: #6 Node 25 (sem LTS, sem suporte desde 2026-06-01), #13 ESLint 10 (exige migrar para</w:t>
+      </w:r>
+      <w:r>
+        <w:t xml:space="preserve"> </w:t>
+      </w:r>
+      <w:r>
+        <w:rPr>
+          <w:rStyle w:val="VerbatimChar"/>
+        </w:rPr>
+        <w:t xml:space="preserve">eslint.config.js</w:t>
+      </w:r>
+      <w:r>
+        <w:t xml:space="preserve">), #11 Python 3.14 só no Dockerfile.</w:t>
+      </w:r>
+      <w:r>
+        <w:t xml:space="preserve"> </w:t>
+      </w:r>
+      <w:r>
+        <w:rPr>
+          <w:rStyle w:val="VerbatimChar"/>
+        </w:rPr>
+        <w:t xml:space="preserve">dependabot.yml</w:t>
+      </w:r>
+      <w:r>
+        <w:t xml:space="preserve"> </w:t>
+      </w:r>
+      <w:r>
+        <w:t xml:space="preserve">agora ignora major de Node/ESLint e minor/major de Python.</w:t>
+      </w:r>
+    </w:p>
+    <w:p>
+      <w:pPr>
+        <w:pStyle w:val="Compact"/>
+        <w:numPr>
+          <w:ilvl w:val="0"/>
+          <w:numId w:val="1004"/>
+        </w:numPr>
+      </w:pPr>
+      <w:r>
+        <w:rPr>
+          <w:strike/>
+        </w:rPr>
+        <w:t xml:space="preserve">Python 3.10 → 3.13</w:t>
+      </w:r>
+      <w:r>
+        <w:t xml:space="preserve"> </w:t>
+      </w:r>
+      <w:r>
+        <w:t xml:space="preserve">— feito em 2026-09-24 (o 3.10 perde suporte em 2026-10-31): CI (</w:t>
+      </w:r>
+      <w:r>
+        <w:rPr>
+          <w:rStyle w:val="VerbatimChar"/>
+        </w:rPr>
+        <w:t xml:space="preserve">PYTHON_VERSION</w:t>
+      </w:r>
+      <w:r>
+        <w:t xml:space="preserve">),</w:t>
+      </w:r>
+      <w:r>
+        <w:t xml:space="preserve"> </w:t>
+      </w:r>
+      <w:r>
+        <w:rPr>
+          <w:rStyle w:val="VerbatimChar"/>
+        </w:rPr>
+        <w:t xml:space="preserve">Dockerfile.python</w:t>
+      </w:r>
+      <w:r>
+        <w:t xml:space="preserve"> </w:t>
+      </w:r>
+      <w:r>
+        <w:t xml:space="preserve">(e caminho do</w:t>
+      </w:r>
+      <w:r>
+        <w:t xml:space="preserve"> </w:t>
+      </w:r>
+      <w:r>
+        <w:rPr>
+          <w:rStyle w:val="VerbatimChar"/>
+        </w:rPr>
+        <w:t xml:space="preserve">ensurepip</w:t>
+      </w:r>
+      <w:r>
+        <w:t xml:space="preserve"> </w:t>
+      </w:r>
+      <w:r>
+        <w:t xml:space="preserve">sem versão fixa) e docs.</w:t>
+      </w:r>
+    </w:p>
+    <w:p>
+      <w:pPr>
+        <w:pStyle w:val="Compact"/>
+        <w:numPr>
+          <w:ilvl w:val="0"/>
+          <w:numId w:val="1004"/>
+        </w:numPr>
+      </w:pPr>
+      <w:r>
+        <w:rPr>
+          <w:b/>
+          <w:bCs/>
+        </w:rPr>
         <w:t xml:space="preserve">Próximos:</w:t>
       </w:r>
       <w:r>
         <w:t xml:space="preserve"> </w:t>
       </w:r>
       <w:r>
-        <w:t xml:space="preserve">ligar as automações do board (item 5); triar os PRs do Dependabot (#1–#15).</w:t>
+        <w:t xml:space="preserve">migrar ESLint para flat config (</w:t>
+      </w:r>
+      <w:r>
+        <w:rPr>
+          <w:rStyle w:val="VerbatimChar"/>
+        </w:rPr>
+        <w:t xml:space="preserve">eslint.config.js</w:t>
+      </w:r>
+      <w:r>
+        <w:t xml:space="preserve">) e subir para ESLint 9/10; planejar Node 22 → 24 LTS (o 22 tem suporte até 2027-04-30);</w:t>
+      </w:r>
+      <w:r>
+        <w:t xml:space="preserve"> </w:t>
+      </w:r>
+      <w:r>
+        <w:rPr>
+          <w:rStyle w:val="VerbatimChar"/>
+        </w:rPr>
+        <w:t xml:space="preserve">ioredis</w:t>
+      </w:r>
+      <w:r>
+        <w:t xml:space="preserve"> </w:t>
+      </w:r>
+      <w:r>
+        <w:t xml:space="preserve">está no</w:t>
+      </w:r>
+      <w:r>
+        <w:t xml:space="preserve"> </w:t>
+      </w:r>
+      <w:r>
+        <w:rPr>
+          <w:rStyle w:val="VerbatimChar"/>
+        </w:rPr>
+        <w:t xml:space="preserve">package.json</w:t>
+      </w:r>
+      <w:r>
+        <w:t xml:space="preserve"> </w:t>
+      </w:r>
+      <w:r>
+        <w:t xml:space="preserve">sem uso — remover ou usar de verdade.</w:t>
       </w:r>
     </w:p>
     <w:p>

--- a/docs/STATUS_LABORATORIO.docx
+++ b/docs/STATUS_LABORATORIO.docx
@@ -815,7 +815,7 @@
               <w:rPr>
                 <w:rStyle w:val="VerbatimChar"/>
               </w:rPr>
-              <w:t xml:space="preserve">.eslintrc.json</w:t>
+              <w:t xml:space="preserve">eslint.config.js</w:t>
             </w:r>
             <w:r>
               <w:t xml:space="preserve">,</w:t>
@@ -2702,55 +2702,164 @@
       </w:pPr>
       <w:r>
         <w:rPr>
+          <w:strike/>
+        </w:rPr>
+        <w:t xml:space="preserve">ESLint 10, Node 24 LTS e</w:t>
+      </w:r>
+      <w:r>
+        <w:rPr>
+          <w:strike/>
+        </w:rPr>
+        <w:t xml:space="preserve"> </w:t>
+      </w:r>
+      <w:r>
+        <w:rPr>
+          <w:rStyle w:val="VerbatimChar"/>
+          <w:strike/>
+        </w:rPr>
+        <w:t xml:space="preserve">ioredis</w:t>
+      </w:r>
+      <w:r>
+        <w:t xml:space="preserve"> </w:t>
+      </w:r>
+      <w:r>
+        <w:t xml:space="preserve">— feito em 2026-09-24:</w:t>
+      </w:r>
+      <w:r>
+        <w:t xml:space="preserve"> </w:t>
+      </w:r>
+      <w:r>
+        <w:rPr>
+          <w:rStyle w:val="VerbatimChar"/>
+        </w:rPr>
+        <w:t xml:space="preserve">.eslintrc.json</w:t>
+      </w:r>
+      <w:r>
+        <w:t xml:space="preserve"> </w:t>
+      </w:r>
+      <w:r>
+        <w:t xml:space="preserve">→</w:t>
+      </w:r>
+      <w:r>
+        <w:t xml:space="preserve"> </w:t>
+      </w:r>
+      <w:r>
+        <w:rPr>
+          <w:rStyle w:val="VerbatimChar"/>
+        </w:rPr>
+        <w:t xml:space="preserve">eslint.config.js</w:t>
+      </w:r>
+      <w:r>
+        <w:t xml:space="preserve"> </w:t>
+      </w:r>
+      <w:r>
+        <w:t xml:space="preserve">(flat config, mesmas regras, +</w:t>
+      </w:r>
+      <w:r>
+        <w:rPr>
+          <w:rStyle w:val="VerbatimChar"/>
+        </w:rPr>
+        <w:t xml:space="preserve">@eslint/js</w:t>
+      </w:r>
+      <w:r>
+        <w:t xml:space="preserve"> </w:t>
+      </w:r>
+      <w:r>
+        <w:t xml:space="preserve">e</w:t>
+      </w:r>
+      <w:r>
+        <w:t xml:space="preserve"> </w:t>
+      </w:r>
+      <w:r>
+        <w:rPr>
+          <w:rStyle w:val="VerbatimChar"/>
+        </w:rPr>
+        <w:t xml:space="preserve">globals</w:t>
+      </w:r>
+      <w:r>
+        <w:t xml:space="preserve"> </w:t>
+      </w:r>
+      <w:r>
+        <w:t xml:space="preserve">como devDependencies); Node 24 LTS no CI e no</w:t>
+      </w:r>
+      <w:r>
+        <w:t xml:space="preserve"> </w:t>
+      </w:r>
+      <w:r>
+        <w:rPr>
+          <w:rStyle w:val="VerbatimChar"/>
+        </w:rPr>
+        <w:t xml:space="preserve">Dockerfile</w:t>
+      </w:r>
+      <w:r>
+        <w:t xml:space="preserve"> </w:t>
+      </w:r>
+      <w:r>
+        <w:t xml:space="preserve">(suporte até 2028-04-30);</w:t>
+      </w:r>
+      <w:r>
+        <w:t xml:space="preserve"> </w:t>
+      </w:r>
+      <w:r>
+        <w:rPr>
+          <w:rStyle w:val="VerbatimChar"/>
+        </w:rPr>
+        <w:t xml:space="preserve">ioredis</w:t>
+      </w:r>
+      <w:r>
+        <w:t xml:space="preserve"> </w:t>
+      </w:r>
+      <w:r>
+        <w:t xml:space="preserve">removido (não era usado). PRs do Dependabot #23 (pip-audit) e #24 (setup-python 7) mergeados.</w:t>
+      </w:r>
+    </w:p>
+    <w:p>
+      <w:pPr>
+        <w:pStyle w:val="Compact"/>
+        <w:numPr>
+          <w:ilvl w:val="0"/>
+          <w:numId w:val="1004"/>
+        </w:numPr>
+      </w:pPr>
+      <w:r>
+        <w:rPr>
           <w:b/>
           <w:bCs/>
         </w:rPr>
-        <w:t xml:space="preserve">Próximos:</w:t>
-      </w:r>
-      <w:r>
-        <w:t xml:space="preserve"> </w:t>
-      </w:r>
-      <w:r>
-        <w:t xml:space="preserve">migrar ESLint para flat config (</w:t>
-      </w:r>
-      <w:r>
-        <w:rPr>
-          <w:rStyle w:val="VerbatimChar"/>
-        </w:rPr>
-        <w:t xml:space="preserve">eslint.config.js</w:t>
-      </w:r>
-      <w:r>
-        <w:t xml:space="preserve">) e subir para ESLint 9/10; planejar Node 22 → 24 LTS (o 22 tem suporte até 2027-04-30);</w:t>
-      </w:r>
-      <w:r>
-        <w:t xml:space="preserve"> </w:t>
-      </w:r>
-      <w:r>
-        <w:rPr>
-          <w:rStyle w:val="VerbatimChar"/>
-        </w:rPr>
-        <w:t xml:space="preserve">ioredis</w:t>
-      </w:r>
-      <w:r>
-        <w:t xml:space="preserve"> </w:t>
-      </w:r>
-      <w:r>
-        <w:t xml:space="preserve">está no</w:t>
-      </w:r>
-      <w:r>
-        <w:t xml:space="preserve"> </w:t>
-      </w:r>
-      <w:r>
-        <w:rPr>
-          <w:rStyle w:val="VerbatimChar"/>
-        </w:rPr>
-        <w:t xml:space="preserve">package.json</w:t>
-      </w:r>
-      <w:r>
-        <w:t xml:space="preserve"> </w:t>
-      </w:r>
-      <w:r>
-        <w:t xml:space="preserve">sem uso — remover ou usar de verdade.</w:t>
+        <w:t xml:space="preserve">Próximos (opcionais):</w:t>
+      </w:r>
+      <w:r>
+        <w:t xml:space="preserve"> </w:t>
+      </w:r>
+      <w:r>
+        <w:t xml:space="preserve">limpar os 9 avisos antigos do ESLint (variáveis não usadas em</w:t>
+      </w:r>
+      <w:r>
+        <w:t xml:space="preserve"> </w:t>
+      </w:r>
+      <w:r>
+        <w:rPr>
+          <w:rStyle w:val="VerbatimChar"/>
+        </w:rPr>
+        <w:t xml:space="preserve">src/server.js</w:t>
+      </w:r>
+      <w:r>
+        <w:t xml:space="preserve">,</w:t>
+      </w:r>
+      <w:r>
+        <w:t xml:space="preserve"> </w:t>
+      </w:r>
+      <w:r>
+        <w:rPr>
+          <w:rStyle w:val="VerbatimChar"/>
+        </w:rPr>
+        <w:t xml:space="preserve">src/routes/carrinho.js</w:t>
+      </w:r>
+      <w:r>
+        <w:t xml:space="preserve"> </w:t>
+      </w:r>
+      <w:r>
+        <w:t xml:space="preserve">e testes); planejar Node 24 → 26 LTS depois de 2026-10-28.</w:t>
       </w:r>
     </w:p>
     <w:p>

--- a/docs/STATUS_LABORATORIO.docx
+++ b/docs/STATUS_LABORATORIO.docx
@@ -2823,43 +2823,116 @@
       </w:pPr>
       <w:r>
         <w:rPr>
+          <w:strike/>
+        </w:rPr>
+        <w:t xml:space="preserve">Limpar os 9 avisos do ESLint</w:t>
+      </w:r>
+      <w:r>
+        <w:t xml:space="preserve"> </w:t>
+      </w:r>
+      <w:r>
+        <w:t xml:space="preserve">— feito em 2026-09-24: imports/variáveis não usados removidos de</w:t>
+      </w:r>
+      <w:r>
+        <w:t xml:space="preserve"> </w:t>
+      </w:r>
+      <w:r>
+        <w:rPr>
+          <w:rStyle w:val="VerbatimChar"/>
+        </w:rPr>
+        <w:t xml:space="preserve">src/server.js</w:t>
+      </w:r>
+      <w:r>
+        <w:t xml:space="preserve">,</w:t>
+      </w:r>
+      <w:r>
+        <w:t xml:space="preserve"> </w:t>
+      </w:r>
+      <w:r>
+        <w:rPr>
+          <w:rStyle w:val="VerbatimChar"/>
+        </w:rPr>
+        <w:t xml:space="preserve">src/routes/carrinho.js</w:t>
+      </w:r>
+      <w:r>
+        <w:t xml:space="preserve">,</w:t>
+      </w:r>
+      <w:r>
+        <w:t xml:space="preserve"> </w:t>
+      </w:r>
+      <w:r>
+        <w:rPr>
+          <w:rStyle w:val="VerbatimChar"/>
+        </w:rPr>
+        <w:t xml:space="preserve">src/teste_avaliacoes.js</w:t>
+      </w:r>
+      <w:r>
+        <w:t xml:space="preserve"> </w:t>
+      </w:r>
+      <w:r>
+        <w:t xml:space="preserve">e</w:t>
+      </w:r>
+      <w:r>
+        <w:t xml:space="preserve"> </w:t>
+      </w:r>
+      <w:r>
+        <w:rPr>
+          <w:rStyle w:val="VerbatimChar"/>
+        </w:rPr>
+        <w:t xml:space="preserve">src/teste_mongo.js</w:t>
+      </w:r>
+      <w:r>
+        <w:t xml:space="preserve">.</w:t>
+      </w:r>
+      <w:r>
+        <w:t xml:space="preserve"> </w:t>
+      </w:r>
+      <w:r>
+        <w:rPr>
+          <w:rStyle w:val="VerbatimChar"/>
+        </w:rPr>
+        <w:t xml:space="preserve">npm run lint</w:t>
+      </w:r>
+      <w:r>
+        <w:t xml:space="preserve"> </w:t>
+      </w:r>
+      <w:r>
+        <w:t xml:space="preserve">agora sai com</w:t>
+      </w:r>
+      <w:r>
+        <w:t xml:space="preserve"> </w:t>
+      </w:r>
+      <w:r>
+        <w:rPr>
           <w:b/>
           <w:bCs/>
         </w:rPr>
-        <w:t xml:space="preserve">Próximos (opcionais):</w:t>
-      </w:r>
-      <w:r>
-        <w:t xml:space="preserve"> </w:t>
-      </w:r>
-      <w:r>
-        <w:t xml:space="preserve">limpar os 9 avisos antigos do ESLint (variáveis não usadas em</w:t>
-      </w:r>
-      <w:r>
-        <w:t xml:space="preserve"> </w:t>
-      </w:r>
-      <w:r>
-        <w:rPr>
-          <w:rStyle w:val="VerbatimChar"/>
-        </w:rPr>
-        <w:t xml:space="preserve">src/server.js</w:t>
-      </w:r>
-      <w:r>
-        <w:t xml:space="preserve">,</w:t>
-      </w:r>
-      <w:r>
-        <w:t xml:space="preserve"> </w:t>
-      </w:r>
-      <w:r>
-        <w:rPr>
-          <w:rStyle w:val="VerbatimChar"/>
-        </w:rPr>
-        <w:t xml:space="preserve">src/routes/carrinho.js</w:t>
-      </w:r>
-      <w:r>
-        <w:t xml:space="preserve"> </w:t>
-      </w:r>
-      <w:r>
-        <w:t xml:space="preserve">e testes); planejar Node 24 → 26 LTS depois de 2026-10-28.</w:t>
+        <w:t xml:space="preserve">0 problemas</w:t>
+      </w:r>
+      <w:r>
+        <w:t xml:space="preserve">.</w:t>
+      </w:r>
+    </w:p>
+    <w:p>
+      <w:pPr>
+        <w:pStyle w:val="Compact"/>
+        <w:numPr>
+          <w:ilvl w:val="0"/>
+          <w:numId w:val="1004"/>
+        </w:numPr>
+      </w:pPr>
+      <w:r>
+        <w:rPr>
+          <w:b/>
+          <w:bCs/>
+        </w:rPr>
+        <w:t xml:space="preserve">Próximo (opcional):</w:t>
+      </w:r>
+      <w:r>
+        <w:t xml:space="preserve"> </w:t>
+      </w:r>
+      <w:r>
+        <w:t xml:space="preserve">planejar Node 24 → 26 LTS depois de 2026-10-28.</w:t>
       </w:r>
     </w:p>
     <w:p>

--- a/docs/STATUS_LABORATORIO.docx
+++ b/docs/STATUS_LABORATORIO.docx
@@ -2911,6 +2911,129 @@
       </w:r>
       <w:r>
         <w:t xml:space="preserve">.</w:t>
+      </w:r>
+    </w:p>
+    <w:p>
+      <w:pPr>
+        <w:pStyle w:val="Compact"/>
+        <w:numPr>
+          <w:ilvl w:val="0"/>
+          <w:numId w:val="1004"/>
+        </w:numPr>
+      </w:pPr>
+      <w:r>
+        <w:rPr>
+          <w:strike/>
+        </w:rPr>
+        <w:t xml:space="preserve">Simular 2 devs com containers</w:t>
+      </w:r>
+      <w:r>
+        <w:t xml:space="preserve"> </w:t>
+      </w:r>
+      <w:r>
+        <w:t xml:space="preserve">— feito em 2026-09-24: portas do</w:t>
+      </w:r>
+      <w:r>
+        <w:t xml:space="preserve"> </w:t>
+      </w:r>
+      <w:r>
+        <w:rPr>
+          <w:rStyle w:val="VerbatimChar"/>
+        </w:rPr>
+        <w:t xml:space="preserve">docker-compose.yml</w:t>
+      </w:r>
+      <w:r>
+        <w:t xml:space="preserve"> </w:t>
+      </w:r>
+      <w:r>
+        <w:t xml:space="preserve">configuráveis (</w:t>
+      </w:r>
+      <w:r>
+        <w:rPr>
+          <w:rStyle w:val="VerbatimChar"/>
+        </w:rPr>
+        <w:t xml:space="preserve">APP_PORT</w:t>
+      </w:r>
+      <w:r>
+        <w:t xml:space="preserve">,</w:t>
+      </w:r>
+      <w:r>
+        <w:t xml:space="preserve"> </w:t>
+      </w:r>
+      <w:r>
+        <w:rPr>
+          <w:rStyle w:val="VerbatimChar"/>
+        </w:rPr>
+        <w:t xml:space="preserve">API_PY_PORT</w:t>
+      </w:r>
+      <w:r>
+        <w:t xml:space="preserve">,</w:t>
+      </w:r>
+      <w:r>
+        <w:t xml:space="preserve"> </w:t>
+      </w:r>
+      <w:r>
+        <w:rPr>
+          <w:rStyle w:val="VerbatimChar"/>
+        </w:rPr>
+        <w:t xml:space="preserve">PG_PORT</w:t>
+      </w:r>
+      <w:r>
+        <w:t xml:space="preserve">, padrões inalterados); pastas</w:t>
+      </w:r>
+      <w:r>
+        <w:t xml:space="preserve"> </w:t>
+      </w:r>
+      <w:r>
+        <w:rPr>
+          <w:rStyle w:val="VerbatimChar"/>
+        </w:rPr>
+        <w:t xml:space="preserve">~/devs/dev1</w:t>
+      </w:r>
+      <w:r>
+        <w:t xml:space="preserve"> </w:t>
+      </w:r>
+      <w:r>
+        <w:t xml:space="preserve">(localhost:3010) e</w:t>
+      </w:r>
+      <w:r>
+        <w:t xml:space="preserve"> </w:t>
+      </w:r>
+      <w:r>
+        <w:rPr>
+          <w:rStyle w:val="VerbatimChar"/>
+        </w:rPr>
+        <w:t xml:space="preserve">~/devs/dev2</w:t>
+      </w:r>
+      <w:r>
+        <w:t xml:space="preserve"> </w:t>
+      </w:r>
+      <w:r>
+        <w:t xml:space="preserve">(localhost:3020), cada uma com clone, autor Git próprio e</w:t>
+      </w:r>
+      <w:r>
+        <w:t xml:space="preserve"> </w:t>
+      </w:r>
+      <w:r>
+        <w:rPr>
+          <w:rStyle w:val="VerbatimChar"/>
+        </w:rPr>
+        <w:t xml:space="preserve">portas.env</w:t>
+      </w:r>
+      <w:r>
+        <w:t xml:space="preserve">. Guia:</w:t>
+      </w:r>
+      <w:r>
+        <w:t xml:space="preserve"> </w:t>
+      </w:r>
+      <w:r>
+        <w:rPr>
+          <w:rStyle w:val="VerbatimChar"/>
+        </w:rPr>
+        <w:t xml:space="preserve">docs/SIMULANDO_2_DEVS.md</w:t>
+      </w:r>
+      <w:r>
+        <w:t xml:space="preserve">. Card de exemplo para praticar: #27.</w:t>
       </w:r>
     </w:p>
     <w:p>

--- a/docs/STATUS_LABORATORIO.docx
+++ b/docs/STATUS_LABORATORIO.docx
@@ -3034,6 +3034,196 @@
       </w:r>
       <w:r>
         <w:t xml:space="preserve">. Card de exemplo para praticar: #27.</w:t>
+      </w:r>
+    </w:p>
+    <w:p>
+      <w:pPr>
+        <w:pStyle w:val="Compact"/>
+        <w:numPr>
+          <w:ilvl w:val="0"/>
+          <w:numId w:val="1004"/>
+        </w:numPr>
+      </w:pPr>
+      <w:r>
+        <w:rPr>
+          <w:strike/>
+        </w:rPr>
+        <w:t xml:space="preserve">Card do Dev 2 e documentação da sessão</w:t>
+      </w:r>
+      <w:r>
+        <w:t xml:space="preserve"> </w:t>
+      </w:r>
+      <w:r>
+        <w:t xml:space="preserve">— feito em 2026-09-24: card #29 (busca de fornecedores, Dev 2) no board, ao lado do #27 (Dev 1).</w:t>
+      </w:r>
+      <w:r>
+        <w:t xml:space="preserve"> </w:t>
+      </w:r>
+      <w:r>
+        <w:rPr>
+          <w:rStyle w:val="VerbatimChar"/>
+        </w:rPr>
+        <w:t xml:space="preserve">DOCS.md</w:t>
+      </w:r>
+      <w:r>
+        <w:t xml:space="preserve">,</w:t>
+      </w:r>
+      <w:r>
+        <w:t xml:space="preserve"> </w:t>
+      </w:r>
+      <w:r>
+        <w:rPr>
+          <w:rStyle w:val="VerbatimChar"/>
+        </w:rPr>
+        <w:t xml:space="preserve">ARCHITECTURE.md</w:t>
+      </w:r>
+      <w:r>
+        <w:t xml:space="preserve">,</w:t>
+      </w:r>
+      <w:r>
+        <w:t xml:space="preserve"> </w:t>
+      </w:r>
+      <w:r>
+        <w:rPr>
+          <w:rStyle w:val="VerbatimChar"/>
+        </w:rPr>
+        <w:t xml:space="preserve">PROJECT_CONTEXT.md</w:t>
+      </w:r>
+      <w:r>
+        <w:t xml:space="preserve"> </w:t>
+      </w:r>
+      <w:r>
+        <w:t xml:space="preserve">(nova "Sessão 3"),</w:t>
+      </w:r>
+      <w:r>
+        <w:t xml:space="preserve"> </w:t>
+      </w:r>
+      <w:r>
+        <w:rPr>
+          <w:rStyle w:val="VerbatimChar"/>
+        </w:rPr>
+        <w:t xml:space="preserve">BACKLOG_KANBAN.md</w:t>
+      </w:r>
+      <w:r>
+        <w:t xml:space="preserve">,</w:t>
+      </w:r>
+      <w:r>
+        <w:t xml:space="preserve"> </w:t>
+      </w:r>
+      <w:r>
+        <w:rPr>
+          <w:rStyle w:val="VerbatimChar"/>
+        </w:rPr>
+        <w:t xml:space="preserve">COLABORACAO_EQUIPE.md</w:t>
+      </w:r>
+      <w:r>
+        <w:t xml:space="preserve">,</w:t>
+      </w:r>
+      <w:r>
+        <w:t xml:space="preserve"> </w:t>
+      </w:r>
+      <w:r>
+        <w:rPr>
+          <w:rStyle w:val="VerbatimChar"/>
+        </w:rPr>
+        <w:t xml:space="preserve">EXERCICIO_MULTIPLOS_DEVS.md</w:t>
+      </w:r>
+      <w:r>
+        <w:t xml:space="preserve"> </w:t>
+      </w:r>
+      <w:r>
+        <w:t xml:space="preserve">e</w:t>
+      </w:r>
+      <w:r>
+        <w:t xml:space="preserve"> </w:t>
+      </w:r>
+      <w:r>
+        <w:rPr>
+          <w:rStyle w:val="VerbatimChar"/>
+        </w:rPr>
+        <w:t xml:space="preserve">CLAUDE.md</w:t>
+      </w:r>
+      <w:r>
+        <w:t xml:space="preserve"> </w:t>
+      </w:r>
+      <w:r>
+        <w:t xml:space="preserve">atualizados. Corrigida a descrição antiga das sessões: ficam na tabela</w:t>
+      </w:r>
+      <w:r>
+        <w:t xml:space="preserve"> </w:t>
+      </w:r>
+      <w:r>
+        <w:rPr>
+          <w:rStyle w:val="VerbatimChar"/>
+        </w:rPr>
+        <w:t xml:space="preserve">sessoes</w:t>
+      </w:r>
+      <w:r>
+        <w:t xml:space="preserve"> </w:t>
+      </w:r>
+      <w:r>
+        <w:t xml:space="preserve">do PostgreSQL (7 dias), não em memória.</w:t>
+      </w:r>
+    </w:p>
+    <w:p>
+      <w:pPr>
+        <w:pStyle w:val="Compact"/>
+        <w:numPr>
+          <w:ilvl w:val="0"/>
+          <w:numId w:val="1004"/>
+        </w:numPr>
+      </w:pPr>
+      <w:r>
+        <w:rPr>
+          <w:b/>
+          <w:bCs/>
+        </w:rPr>
+        <w:t xml:space="preserve">Para você praticar:</w:t>
+      </w:r>
+      <w:r>
+        <w:t xml:space="preserve"> </w:t>
+      </w:r>
+      <w:r>
+        <w:t xml:space="preserve">Dev 1 faz o card #27 em</w:t>
+      </w:r>
+      <w:r>
+        <w:t xml:space="preserve"> </w:t>
+      </w:r>
+      <w:r>
+        <w:rPr>
+          <w:rStyle w:val="VerbatimChar"/>
+        </w:rPr>
+        <w:t xml:space="preserve">~/devs/dev1</w:t>
+      </w:r>
+      <w:r>
+        <w:t xml:space="preserve"> </w:t>
+      </w:r>
+      <w:r>
+        <w:t xml:space="preserve">e Dev 2 o #29 em</w:t>
+      </w:r>
+      <w:r>
+        <w:t xml:space="preserve"> </w:t>
+      </w:r>
+      <w:r>
+        <w:rPr>
+          <w:rStyle w:val="VerbatimChar"/>
+        </w:rPr>
+        <w:t xml:space="preserve">~/devs/dev2</w:t>
+      </w:r>
+      <w:r>
+        <w:t xml:space="preserve"> </w:t>
+      </w:r>
+      <w:r>
+        <w:t xml:space="preserve">(</w:t>
+      </w:r>
+      <w:r>
+        <w:rPr>
+          <w:rStyle w:val="VerbatimChar"/>
+        </w:rPr>
+        <w:t xml:space="preserve">docs/SIMULANDO_2_DEVS.md</w:t>
+      </w:r>
+      <w:r>
+        <w:t xml:space="preserve">).</w:t>
       </w:r>
     </w:p>
     <w:p>
